--- a/Proyecto Final.docx
+++ b/Proyecto Final.docx
@@ -70,10 +70,10 @@
         <w:tblLook w:val="04A0" w:firstRow="1" w:lastRow="0" w:firstColumn="1" w:lastColumn="0" w:noHBand="0" w:noVBand="1"/>
       </w:tblPr>
       <w:tblGrid>
-        <w:gridCol w:w="2207"/>
-        <w:gridCol w:w="1832"/>
-        <w:gridCol w:w="1720"/>
-        <w:gridCol w:w="2883"/>
+        <w:gridCol w:w="2178"/>
+        <w:gridCol w:w="2214"/>
+        <w:gridCol w:w="1722"/>
+        <w:gridCol w:w="2714"/>
       </w:tblGrid>
       <w:tr>
         <w:tc>
@@ -169,13 +169,8 @@
             </w:r>
           </w:p>
           <w:p>
-            <w:proofErr w:type="gramStart"/>
-            <w:r>
-              <w:t>VARCHAR(</w:t>
-            </w:r>
-            <w:proofErr w:type="gramEnd"/>
-            <w:r>
-              <w:t>50)</w:t>
+            <w:r>
+              <w:t>VARCHAR(50)</w:t>
             </w:r>
           </w:p>
           <w:p>
@@ -260,6 +255,11 @@
               <w:t>Unidad_medida</w:t>
             </w:r>
           </w:p>
+          <w:p>
+            <w:r>
+              <w:t>Valor_max</w:t>
+            </w:r>
+          </w:p>
         </w:tc>
         <w:tc>
           <w:tcPr>
@@ -276,23 +276,18 @@
             </w:r>
           </w:p>
           <w:p>
-            <w:proofErr w:type="gramStart"/>
-            <w:r>
-              <w:t>VARCHAR(</w:t>
-            </w:r>
-            <w:proofErr w:type="gramEnd"/>
-            <w:r>
-              <w:t>100)</w:t>
-            </w:r>
-          </w:p>
-          <w:p>
-            <w:proofErr w:type="gramStart"/>
-            <w:r>
-              <w:t>VARCHAR(</w:t>
-            </w:r>
-            <w:proofErr w:type="gramEnd"/>
-            <w:r>
-              <w:t>30)</w:t>
+            <w:r>
+              <w:t>VARCHAR(100)</w:t>
+            </w:r>
+          </w:p>
+          <w:p>
+            <w:r>
+              <w:t>VARCHAR(30)</w:t>
+            </w:r>
+          </w:p>
+          <w:p>
+            <w:r>
+              <w:t>NUMERIC(20,10)</w:t>
             </w:r>
           </w:p>
         </w:tc>
@@ -388,13 +383,8 @@
             </w:r>
           </w:p>
           <w:p>
-            <w:proofErr w:type="gramStart"/>
-            <w:r>
-              <w:t>VARCHAR(</w:t>
-            </w:r>
-            <w:proofErr w:type="gramEnd"/>
-            <w:r>
-              <w:t>100)</w:t>
+            <w:r>
+              <w:t>VARCHAR(100)</w:t>
             </w:r>
           </w:p>
           <w:p>
@@ -518,13 +508,8 @@
             </w:r>
           </w:p>
           <w:p>
-            <w:proofErr w:type="gramStart"/>
-            <w:r>
-              <w:t>NUMERIC(</w:t>
-            </w:r>
-            <w:proofErr w:type="gramEnd"/>
-            <w:r>
-              <w:t>15,4)</w:t>
+            <w:r>
+              <w:t>NUMERIC(15,4)</w:t>
             </w:r>
           </w:p>
         </w:tc>
@@ -725,7 +710,11 @@
           <w:p/>
           <w:p>
             <w:r>
-              <w:t>ESTA TABLA HA SIDO AUTOMATIZADO MEDIANTE UN PROCEDIMIENTO ALMACENADO</w:t>
+              <w:t xml:space="preserve">ESTA TABLA HA SIDO AUTOMATIZADO MEDIANTE UN </w:t>
+            </w:r>
+            <w:r>
+              <w:lastRenderedPageBreak/>
+              <w:t>PROCEDIMIENTO ALMACENADO</w:t>
             </w:r>
           </w:p>
         </w:tc>
@@ -801,13 +790,8 @@
             </w:r>
           </w:p>
           <w:p>
-            <w:proofErr w:type="gramStart"/>
-            <w:r>
-              <w:t>NUMERIC(</w:t>
-            </w:r>
-            <w:proofErr w:type="gramEnd"/>
-            <w:r>
-              <w:t>18,4)</w:t>
+            <w:r>
+              <w:t>NUMERIC(18,4)</w:t>
             </w:r>
           </w:p>
         </w:tc>
@@ -879,12 +863,533 @@
             </w:r>
             <w:r>
               <w:t>UTOMATIZADO MEDIANTE UN PROCEDIMIENTO ALMACENADO</w:t>
+            </w:r>
+          </w:p>
+        </w:tc>
+      </w:tr>
+      <w:tr>
+        <w:tc>
+          <w:tcPr>
+            <w:tcW w:w="2207" w:type="dxa"/>
+            <w:vAlign w:val="center"/>
+          </w:tcPr>
+          <w:p>
+            <w:pPr>
+              <w:jc w:val="right"/>
+            </w:pPr>
+            <w:r>
+              <w:t>RELACION_CAUSAL</w:t>
+            </w:r>
+          </w:p>
+        </w:tc>
+        <w:tc>
+          <w:tcPr>
+            <w:tcW w:w="1832" w:type="dxa"/>
+          </w:tcPr>
+          <w:p>
+            <w:r>
+              <w:t>Id_rcausa</w:t>
+            </w:r>
+          </w:p>
+          <w:p>
+            <w:r>
+              <w:t>Id_variable_afectada</w:t>
+            </w:r>
+          </w:p>
+          <w:p>
+            <w:r>
+              <w:t>Id_variable_influyente</w:t>
+            </w:r>
+          </w:p>
+          <w:p>
+            <w:r>
+              <w:t>Tipo</w:t>
+            </w:r>
+          </w:p>
+          <w:p>
+            <w:r>
+              <w:t>Coeficiente</w:t>
+            </w:r>
+          </w:p>
+          <w:p>
+            <w:r>
+              <w:t>Tiene_nv_propio</w:t>
+            </w:r>
+          </w:p>
+        </w:tc>
+        <w:tc>
+          <w:tcPr>
+            <w:tcW w:w="1720" w:type="dxa"/>
+          </w:tcPr>
+          <w:p>
+            <w:r>
+              <w:t>INT</w:t>
+            </w:r>
+          </w:p>
+          <w:p>
+            <w:r>
+              <w:t>INT</w:t>
+            </w:r>
+          </w:p>
+          <w:p>
+            <w:r>
+              <w:t>INT</w:t>
+            </w:r>
+          </w:p>
+          <w:p>
+            <w:r>
+              <w:t>VARCHAR(6)</w:t>
+            </w:r>
+          </w:p>
+          <w:p>
+            <w:r>
+              <w:t>NUMERIC(20,12)</w:t>
+            </w:r>
+          </w:p>
+          <w:p>
+            <w:r>
+              <w:t>BOOLEAN</w:t>
+            </w:r>
+          </w:p>
+        </w:tc>
+        <w:tc>
+          <w:tcPr>
+            <w:tcW w:w="2883" w:type="dxa"/>
+          </w:tcPr>
+          <w:p>
+            <w:r>
+              <w:t>PK, NOT NULL</w:t>
+            </w:r>
+          </w:p>
+          <w:p>
+            <w:r>
+              <w:t>FK(VARIABLE), NOT NULL</w:t>
+            </w:r>
+          </w:p>
+          <w:p>
+            <w:pPr>
+              <w:rPr>
+                <w:lang w:val="en-US"/>
+              </w:rPr>
+            </w:pPr>
+            <w:r>
+              <w:rPr>
+                <w:lang w:val="en-US"/>
+              </w:rPr>
+              <w:t>FK(VARIABLE), NOT NULL</w:t>
+            </w:r>
+          </w:p>
+          <w:p>
+            <w:pPr>
+              <w:rPr>
+                <w:lang w:val="en-US"/>
+              </w:rPr>
+            </w:pPr>
+            <w:r>
+              <w:rPr>
+                <w:lang w:val="en-US"/>
+              </w:rPr>
+              <w:t>N</w:t>
+            </w:r>
+            <w:r>
+              <w:rPr>
+                <w:lang w:val="en-US"/>
+              </w:rPr>
+              <w:t>OT NULL, CHECK (I/O)</w:t>
+            </w:r>
+          </w:p>
+          <w:p>
+            <w:pPr>
+              <w:rPr>
+                <w:lang w:val="en-US"/>
+              </w:rPr>
+            </w:pPr>
+            <w:r>
+              <w:rPr>
+                <w:lang w:val="en-US"/>
+              </w:rPr>
+              <w:t>NOT NULL</w:t>
+            </w:r>
+          </w:p>
+          <w:p>
+            <w:pPr>
+              <w:rPr>
+                <w:lang w:val="en-US"/>
+              </w:rPr>
+            </w:pPr>
+            <w:r>
+              <w:rPr>
+                <w:lang w:val="en-US"/>
+              </w:rPr>
+              <w:t>NOT NULL DEFAULT FALSE</w:t>
+            </w:r>
+          </w:p>
+        </w:tc>
+      </w:tr>
+      <w:tr>
+        <w:tc>
+          <w:tcPr>
+            <w:tcW w:w="2207" w:type="dxa"/>
+            <w:vAlign w:val="center"/>
+          </w:tcPr>
+          <w:p>
+            <w:pPr>
+              <w:jc w:val="right"/>
+            </w:pPr>
+            <w:r>
+              <w:t>RELACION_AUXILIAR</w:t>
+            </w:r>
+          </w:p>
+        </w:tc>
+        <w:tc>
+          <w:tcPr>
+            <w:tcW w:w="1832" w:type="dxa"/>
+          </w:tcPr>
+          <w:p>
+            <w:r>
+              <w:t>Id_raux</w:t>
+            </w:r>
+          </w:p>
+          <w:p>
+            <w:r>
+              <w:t>Id_variable_auxiliar</w:t>
+            </w:r>
+          </w:p>
+          <w:p>
+            <w:r>
+              <w:t>Id_variable_base</w:t>
+            </w:r>
+          </w:p>
+          <w:p>
+            <w:r>
+              <w:t>coeficiente</w:t>
+            </w:r>
+          </w:p>
+        </w:tc>
+        <w:tc>
+          <w:tcPr>
+            <w:tcW w:w="1720" w:type="dxa"/>
+          </w:tcPr>
+          <w:p>
+            <w:r>
+              <w:t>INT</w:t>
+            </w:r>
+          </w:p>
+          <w:p>
+            <w:r>
+              <w:t>INT</w:t>
+            </w:r>
+          </w:p>
+          <w:p>
+            <w:r>
+              <w:t>INT</w:t>
+            </w:r>
+          </w:p>
+          <w:p>
+            <w:r>
+              <w:t>NUMERIC(20,12)</w:t>
+            </w:r>
+          </w:p>
+        </w:tc>
+        <w:tc>
+          <w:tcPr>
+            <w:tcW w:w="2883" w:type="dxa"/>
+          </w:tcPr>
+          <w:p>
+            <w:pPr>
+              <w:rPr>
+                <w:lang w:val="en-US"/>
+              </w:rPr>
+            </w:pPr>
+            <w:r>
+              <w:rPr>
+                <w:lang w:val="en-US"/>
+              </w:rPr>
+              <w:t>PK, NOT NULL</w:t>
+            </w:r>
+          </w:p>
+          <w:p>
+            <w:pPr>
+              <w:rPr>
+                <w:lang w:val="en-US"/>
+              </w:rPr>
+            </w:pPr>
+            <w:r>
+              <w:rPr>
+                <w:lang w:val="en-US"/>
+              </w:rPr>
+              <w:t>FK(VARIABLE), NOT NULL</w:t>
+            </w:r>
+          </w:p>
+          <w:p>
+            <w:pPr>
+              <w:rPr>
+                <w:lang w:val="en-US"/>
+              </w:rPr>
+            </w:pPr>
+            <w:r>
+              <w:rPr>
+                <w:lang w:val="en-US"/>
+              </w:rPr>
+              <w:t>FK(VARIABLE), NOT NULL</w:t>
+            </w:r>
+          </w:p>
+          <w:p>
+            <w:pPr>
+              <w:rPr>
+                <w:lang w:val="en-US"/>
+              </w:rPr>
+            </w:pPr>
+            <w:r>
+              <w:rPr>
+                <w:lang w:val="en-US"/>
+              </w:rPr>
+              <w:t>NOT NULL</w:t>
+            </w:r>
+          </w:p>
+        </w:tc>
+      </w:tr>
+      <w:tr>
+        <w:tc>
+          <w:tcPr>
+            <w:tcW w:w="2207" w:type="dxa"/>
+            <w:vAlign w:val="center"/>
+          </w:tcPr>
+          <w:p>
+            <w:pPr>
+              <w:jc w:val="right"/>
+            </w:pPr>
+            <w:r>
+              <w:t>TABLA_LOOKUP</w:t>
+            </w:r>
+          </w:p>
+        </w:tc>
+        <w:tc>
+          <w:tcPr>
+            <w:tcW w:w="1832" w:type="dxa"/>
+          </w:tcPr>
+          <w:p>
+            <w:r>
+              <w:t>Id_lookup</w:t>
+            </w:r>
+          </w:p>
+          <w:p>
+            <w:r>
+              <w:t>Id_variable_nv</w:t>
+            </w:r>
+          </w:p>
+          <w:p>
+            <w:r>
+              <w:t>Id_variable_con</w:t>
+            </w:r>
+          </w:p>
+          <w:p>
+            <w:r>
+              <w:t>Umbral_max</w:t>
+            </w:r>
+          </w:p>
+          <w:p>
+            <w:r>
+              <w:t>Tasa</w:t>
+            </w:r>
+          </w:p>
+          <w:p>
+            <w:r>
+              <w:t>orden</w:t>
+            </w:r>
+          </w:p>
+        </w:tc>
+        <w:tc>
+          <w:tcPr>
+            <w:tcW w:w="1720" w:type="dxa"/>
+          </w:tcPr>
+          <w:p>
+            <w:r>
+              <w:t>INT</w:t>
+            </w:r>
+          </w:p>
+          <w:p>
+            <w:r>
+              <w:t>INT</w:t>
+            </w:r>
+          </w:p>
+          <w:p>
+            <w:r>
+              <w:t>INT</w:t>
+            </w:r>
+          </w:p>
+          <w:p>
+            <w:r>
+              <w:t>NUMERIC(20,10)</w:t>
+            </w:r>
+          </w:p>
+          <w:p>
+            <w:r>
+              <w:t>NUMERIC(12,8)</w:t>
+            </w:r>
+          </w:p>
+          <w:p>
+            <w:r>
+              <w:t>INT</w:t>
+            </w:r>
+          </w:p>
+        </w:tc>
+        <w:tc>
+          <w:tcPr>
+            <w:tcW w:w="2883" w:type="dxa"/>
+          </w:tcPr>
+          <w:p>
+            <w:pPr>
+              <w:rPr>
+                <w:lang w:val="en-US"/>
+              </w:rPr>
+            </w:pPr>
+            <w:r>
+              <w:rPr>
+                <w:lang w:val="en-US"/>
+              </w:rPr>
+              <w:t>PK, NOT NULL</w:t>
+            </w:r>
+          </w:p>
+          <w:p>
+            <w:pPr>
+              <w:rPr>
+                <w:lang w:val="en-US"/>
+              </w:rPr>
+            </w:pPr>
+            <w:r>
+              <w:rPr>
+                <w:lang w:val="en-US"/>
+              </w:rPr>
+              <w:t>FK(VARIABLE), NOT NULL</w:t>
+            </w:r>
+          </w:p>
+          <w:p>
+            <w:pPr>
+              <w:rPr>
+                <w:lang w:val="en-US"/>
+              </w:rPr>
+            </w:pPr>
+            <w:r>
+              <w:rPr>
+                <w:lang w:val="en-US"/>
+              </w:rPr>
+              <w:t>FK(VARIABLE), NOT NULL</w:t>
+            </w:r>
+          </w:p>
+          <w:p>
+            <w:pPr>
+              <w:rPr>
+                <w:lang w:val="en-US"/>
+              </w:rPr>
+            </w:pPr>
+          </w:p>
+          <w:p>
+            <w:pPr>
+              <w:rPr>
+                <w:lang w:val="en-US"/>
+              </w:rPr>
+            </w:pPr>
+            <w:r>
+              <w:rPr>
+                <w:lang w:val="en-US"/>
+              </w:rPr>
+              <w:t>NOT NULL</w:t>
+            </w:r>
+          </w:p>
+          <w:p>
+            <w:pPr>
+              <w:rPr>
+                <w:lang w:val="en-US"/>
+              </w:rPr>
+            </w:pPr>
+            <w:r>
+              <w:rPr>
+                <w:lang w:val="en-US"/>
+              </w:rPr>
+              <w:t>NOT NULL</w:t>
             </w:r>
           </w:p>
         </w:tc>
       </w:tr>
     </w:tbl>
-    <w:p/>
+    <w:p>
+      <w:pPr>
+        <w:rPr>
+          <w:lang w:val="en-US"/>
+        </w:rPr>
+      </w:pPr>
+    </w:p>
+    <w:p>
+      <w:pPr>
+        <w:rPr>
+          <w:lang w:val="en-US"/>
+        </w:rPr>
+      </w:pPr>
+    </w:p>
+    <w:p>
+      <w:pPr>
+        <w:rPr>
+          <w:lang w:val="en-US"/>
+        </w:rPr>
+      </w:pPr>
+    </w:p>
+    <w:p>
+      <w:pPr>
+        <w:rPr>
+          <w:lang w:val="en-US"/>
+        </w:rPr>
+      </w:pPr>
+    </w:p>
+    <w:p>
+      <w:pPr>
+        <w:rPr>
+          <w:lang w:val="en-US"/>
+        </w:rPr>
+      </w:pPr>
+    </w:p>
+    <w:p>
+      <w:pPr>
+        <w:rPr>
+          <w:lang w:val="en-US"/>
+        </w:rPr>
+      </w:pPr>
+    </w:p>
+    <w:p>
+      <w:pPr>
+        <w:rPr>
+          <w:lang w:val="en-US"/>
+        </w:rPr>
+      </w:pPr>
+    </w:p>
+    <w:p>
+      <w:pPr>
+        <w:rPr>
+          <w:lang w:val="en-US"/>
+        </w:rPr>
+      </w:pPr>
+    </w:p>
+    <w:p>
+      <w:pPr>
+        <w:rPr>
+          <w:lang w:val="en-US"/>
+        </w:rPr>
+      </w:pPr>
+    </w:p>
+    <w:p>
+      <w:pPr>
+        <w:rPr>
+          <w:lang w:val="en-US"/>
+        </w:rPr>
+      </w:pPr>
+    </w:p>
+    <w:p>
+      <w:pPr>
+        <w:rPr>
+          <w:lang w:val="en-US"/>
+        </w:rPr>
+      </w:pPr>
+    </w:p>
     <w:p>
       <w:pPr>
         <w:pStyle w:val="Subttulo"/>
@@ -896,6 +1401,7 @@
         <w:rPr>
           <w:rFonts w:ascii="Cambria" w:hAnsi="Cambria"/>
         </w:rPr>
+        <w:lastRenderedPageBreak/>
         <w:t>Entidades</w:t>
       </w:r>
     </w:p>
@@ -904,14 +1410,11 @@
         <w:jc w:val="center"/>
       </w:pPr>
       <w:r>
-        <w:rPr>
-          <w:noProof/>
-        </w:rPr>
         <w:drawing>
-          <wp:inline distT="0" distB="0" distL="0" distR="0" wp14:anchorId="1D3FEB0D" wp14:editId="442213A2">
-            <wp:extent cx="3652579" cy="3095625"/>
-            <wp:effectExtent l="0" t="0" r="5080" b="0"/>
-            <wp:docPr id="1470154575" name="Imagen 1"/>
+          <wp:inline distT="0" distB="0" distL="0" distR="0" wp14:anchorId="11D28733" wp14:editId="5DBC1BE7">
+            <wp:extent cx="4259582" cy="4095750"/>
+            <wp:effectExtent l="0" t="0" r="7620" b="0"/>
+            <wp:docPr id="2118689530" name="Imagen 1"/>
             <wp:cNvGraphicFramePr>
               <a:graphicFrameLocks xmlns:a="http://schemas.openxmlformats.org/drawingml/2006/main" noChangeAspect="1"/>
             </wp:cNvGraphicFramePr>
@@ -919,7 +1422,7 @@
               <a:graphicData uri="http://schemas.openxmlformats.org/drawingml/2006/picture">
                 <pic:pic xmlns:pic="http://schemas.openxmlformats.org/drawingml/2006/picture">
                   <pic:nvPicPr>
-                    <pic:cNvPr id="1470154575" name=""/>
+                    <pic:cNvPr id="2118689530" name=""/>
                     <pic:cNvPicPr/>
                   </pic:nvPicPr>
                   <pic:blipFill>
@@ -931,7 +1434,7 @@
                   <pic:spPr>
                     <a:xfrm>
                       <a:off x="0" y="0"/>
-                      <a:ext cx="3668285" cy="3108936"/>
+                      <a:ext cx="4269272" cy="4105067"/>
                     </a:xfrm>
                     <a:prstGeom prst="rect">
                       <a:avLst/>
@@ -1021,15 +1524,7 @@
         <w:t xml:space="preserve">Parámetro. </w:t>
       </w:r>
       <w:r>
-        <w:t xml:space="preserve">Esta tabla resuelve la relación </w:t>
-      </w:r>
-      <w:proofErr w:type="gramStart"/>
-      <w:r>
-        <w:t>M:N</w:t>
-      </w:r>
-      <w:proofErr w:type="gramEnd"/>
-      <w:r>
-        <w:t xml:space="preserve"> de Escenario y Variable. Son los valores iniciales preestablecidos por MÍ desde el año de inicio.</w:t>
+        <w:t>Esta tabla resuelve la relación M:N de Escenario y Variable. Son los valores iniciales preestablecidos por MÍ desde el año de inicio.</w:t>
       </w:r>
     </w:p>
     <w:p>
@@ -1077,6 +1572,76 @@
     </w:p>
     <w:p>
       <w:pPr>
+        <w:pStyle w:val="Prrafodelista"/>
+        <w:numPr>
+          <w:ilvl w:val="0"/>
+          <w:numId w:val="2"/>
+        </w:numPr>
+        <w:jc w:val="both"/>
+      </w:pPr>
+      <w:r>
+        <w:rPr>
+          <w:b/>
+          <w:bCs/>
+        </w:rPr>
+        <w:t>Relación Causal.</w:t>
+      </w:r>
+      <w:r>
+        <w:t xml:space="preserve"> Define los flujos que cambia una variable nivel de un año al siguiente: de dónde viene el aumento (INPUT) o la disminución (OUTPUT), con qué peso (COEFICIENTE) y si el flujo depende del valor actual de la propia variable afectada. Es la implementación directa de la ecuación dinámica de sistemas: NIVEL(T+1) = NIVEL(T) + (INPUT - OUTPUT).</w:t>
+      </w:r>
+    </w:p>
+    <w:p>
+      <w:pPr>
+        <w:pStyle w:val="Prrafodelista"/>
+        <w:numPr>
+          <w:ilvl w:val="0"/>
+          <w:numId w:val="2"/>
+        </w:numPr>
+        <w:jc w:val="both"/>
+      </w:pPr>
+      <w:r>
+        <w:rPr>
+          <w:b/>
+          <w:bCs/>
+        </w:rPr>
+        <w:lastRenderedPageBreak/>
+        <w:t xml:space="preserve">Relación Auxiliar. </w:t>
+      </w:r>
+      <w:r>
+        <w:t>Variables que no acumulan cambios por sí mismas, sino que se recalculan cada año directo a partir de otra variable. En términos de dinámica de sistemas, esto es una “variable auxiliar”, distinta de un “nivel/stock”.</w:t>
+      </w:r>
+    </w:p>
+    <w:p>
+      <w:pPr>
+        <w:pStyle w:val="Prrafodelista"/>
+        <w:numPr>
+          <w:ilvl w:val="0"/>
+          <w:numId w:val="2"/>
+        </w:numPr>
+        <w:jc w:val="both"/>
+      </w:pPr>
+      <w:r>
+        <w:rPr>
+          <w:b/>
+          <w:bCs/>
+        </w:rPr>
+        <w:t>Tabla de Búsquedas.</w:t>
+      </w:r>
+      <w:r>
+        <w:t xml:space="preserve"> Modificadores de tasa que dependen de un umbral en otra variable; el mecanismo que usa World3 para relaciones no lineales, u</w:t>
+      </w:r>
+      <w:r>
+        <w:t>s</w:t>
+      </w:r>
+      <w:r>
+        <w:t>ado para el freno de crecimiento</w:t>
+      </w:r>
+      <w:r>
+        <w:t xml:space="preserve"> poblacional por escasez de recursos.</w:t>
+      </w:r>
+    </w:p>
+    <w:p>
+      <w:pPr>
         <w:pStyle w:val="Subttulo"/>
         <w:rPr>
           <w:rFonts w:ascii="Cambria" w:hAnsi="Cambria"/>
@@ -1086,7 +1651,6 @@
         <w:rPr>
           <w:rFonts w:ascii="Cambria" w:hAnsi="Cambria"/>
         </w:rPr>
-        <w:lastRenderedPageBreak/>
         <w:t>Relaciones</w:t>
       </w:r>
     </w:p>
@@ -1099,15 +1663,7 @@
         </w:numPr>
       </w:pPr>
       <w:r>
-        <w:t>Sector y Variable (</w:t>
-      </w:r>
-      <w:proofErr w:type="gramStart"/>
-      <w:r>
-        <w:t>1:N</w:t>
-      </w:r>
-      <w:proofErr w:type="gramEnd"/>
-      <w:r>
-        <w:t>). Un sector puede agrupar muchas variables (por ejemplo, el sector de Población agrupa variables como Tasa de Natalidad, Tasa de Mortalidad y Población Total). Una variable pertenece única y exclusivamente a un sector.</w:t>
+        <w:t>Sector y Variable (1:N). Un sector puede agrupar muchas variables (por ejemplo, el sector de Población agrupa variables como Tasa de Natalidad, Tasa de Mortalidad y Población Total). Una variable pertenece única y exclusivamente a un sector.</w:t>
       </w:r>
     </w:p>
     <w:p>
@@ -1119,15 +1675,7 @@
         </w:numPr>
       </w:pPr>
       <w:r>
-        <w:t>Escenario y Parámetros (</w:t>
-      </w:r>
-      <w:proofErr w:type="gramStart"/>
-      <w:r>
-        <w:t>1:N</w:t>
-      </w:r>
-      <w:proofErr w:type="gramEnd"/>
-      <w:r>
-        <w:t>). Un escenario puede tener muchos parámetros o condiciones iniciales configuradas. Por ejemplo: En el escenario de Tecnología Limpia, configuras límites de contaminación, eficiencia de reciclaje, etc. Un parámetro específico configurado pertenece a un solo escenario.</w:t>
+        <w:t>Escenario y Parámetros (1:N). Un escenario puede tener muchos parámetros o condiciones iniciales configuradas. Por ejemplo: En el escenario de Tecnología Limpia, configuras límites de contaminación, eficiencia de reciclaje, etc. Un parámetro específico configurado pertenece a un solo escenario.</w:t>
       </w:r>
     </w:p>
     <w:p>
@@ -1139,15 +1687,7 @@
         </w:numPr>
       </w:pPr>
       <w:r>
-        <w:t>Variables y Parámetros (</w:t>
-      </w:r>
-      <w:proofErr w:type="gramStart"/>
-      <w:r>
-        <w:t>1:N</w:t>
-      </w:r>
-      <w:proofErr w:type="gramEnd"/>
-      <w:r>
-        <w:t>). Una variable puede ser parametrizada muchas veces a lo largo de diferentes escenarios. Por ejemplo: La Variable de Capital Industrial se puede ajustar en el Escenario 1, 2, etc. Pero un parámetro en la tabla intermedia se refiere a una sola variable.</w:t>
+        <w:t>Variables y Parámetros (1:N). Una variable puede ser parametrizada muchas veces a lo largo de diferentes escenarios. Por ejemplo: La Variable de Capital Industrial se puede ajustar en el Escenario 1, 2, etc. Pero un parámetro en la tabla intermedia se refiere a una sola variable.</w:t>
       </w:r>
     </w:p>
     <w:p>
@@ -1171,15 +1711,7 @@
         </w:numPr>
       </w:pPr>
       <w:r>
-        <w:t>Escenario y Simulación (</w:t>
-      </w:r>
-      <w:proofErr w:type="gramStart"/>
-      <w:r>
-        <w:t>1:N</w:t>
-      </w:r>
-      <w:proofErr w:type="gramEnd"/>
-      <w:r>
-        <w:t>). Un escenario puede ser ejecutado o simulado muchas veces. Por ejemplo: si cambias el software de simulación o quieres correr de nuevo la misma hipótesis en fechas distintas. Una simulación proviene de la ejecución de un solo escenario base.</w:t>
+        <w:t>Escenario y Simulación (1:N). Un escenario puede ser ejecutado o simulado muchas veces. Por ejemplo: si cambias el software de simulación o quieres correr de nuevo la misma hipótesis en fechas distintas. Una simulación proviene de la ejecución de un solo escenario base.</w:t>
       </w:r>
     </w:p>
     <w:p>
@@ -1191,15 +1723,7 @@
         </w:numPr>
       </w:pPr>
       <w:r>
-        <w:t>Simulación y Datos (</w:t>
-      </w:r>
-      <w:proofErr w:type="gramStart"/>
-      <w:r>
-        <w:t>1:N</w:t>
-      </w:r>
-      <w:proofErr w:type="gramEnd"/>
-      <w:r>
-        <w:t>). Una simulación genera muchos datos proyectados (para cada año de 1900 a 2100 y para cada variable medida). Un dato proyectado pertenece a una sola simulación.</w:t>
+        <w:t>Simulación y Datos (1:N). Una simulación genera muchos datos proyectados (para cada año de 1900 a 2100 y para cada variable medida). Un dato proyectado pertenece a una sola simulación.</w:t>
       </w:r>
     </w:p>
     <w:p>
@@ -1211,15 +1735,43 @@
         </w:numPr>
       </w:pPr>
       <w:r>
-        <w:t>Variable y Datos (</w:t>
-      </w:r>
-      <w:proofErr w:type="gramStart"/>
-      <w:r>
-        <w:t>1:N</w:t>
-      </w:r>
-      <w:proofErr w:type="gramEnd"/>
-      <w:r>
-        <w:t>). Una variable tendrá muchos datos proyectados guardados en la base de datos. Un dato proyectado corresponde al valor de una sola variable.</w:t>
+        <w:t>Variable y Datos (1:N). Una variable tendrá muchos datos proyectados guardados en la base de datos. Un dato proyectado corresponde al valor de una sola variable.</w:t>
+      </w:r>
+    </w:p>
+    <w:p>
+      <w:pPr>
+        <w:pStyle w:val="Prrafodelista"/>
+        <w:numPr>
+          <w:ilvl w:val="0"/>
+          <w:numId w:val="4"/>
+        </w:numPr>
+      </w:pPr>
+      <w:r>
+        <w:t>Variable y Relación Causal (1:N). Una variable puede ser la afectada en muchas relaciones causales, y al mismo tiempo puede ser la influyente en muchas otras. Una relación causal específica conecta máximo 3 variables: la afectada y dos influyentes.</w:t>
+      </w:r>
+    </w:p>
+    <w:p>
+      <w:pPr>
+        <w:pStyle w:val="Prrafodelista"/>
+        <w:numPr>
+          <w:ilvl w:val="0"/>
+          <w:numId w:val="4"/>
+        </w:numPr>
+      </w:pPr>
+      <w:r>
+        <w:t>Variable y Relación Auxiliar (1:N). Una variable puede ser la auxiliar derivada en una relación, y otra puede ser la base. Cada fila de relación auxiliar conecta exactamente 2 variables.</w:t>
+      </w:r>
+    </w:p>
+    <w:p>
+      <w:pPr>
+        <w:pStyle w:val="Prrafodelista"/>
+        <w:numPr>
+          <w:ilvl w:val="0"/>
+          <w:numId w:val="4"/>
+        </w:numPr>
+      </w:pPr>
+      <w:r>
+        <w:t>Variable y Tabla de Búsqueda (1:N). Una variable puede tener varios tramos de umbral definidos, y esos tramos se evalúan contra el valor de otra variable condición.</w:t>
       </w:r>
     </w:p>
     <w:p>
@@ -1238,6 +1790,43 @@
     </w:p>
     <w:p>
       <w:pPr>
+        <w:pStyle w:val="Prrafodelista"/>
+        <w:numPr>
+          <w:ilvl w:val="0"/>
+          <w:numId w:val="6"/>
+        </w:numPr>
+      </w:pPr>
+      <w:r>
+        <w:t>Las Tablas Escenario, Variable, Parámetro, RC, RA y TL son tablas manejados de forma manual. Funcionan como un libreto, se define los valores iniciales (E, V y P) y cómo interactúan las variables (RC, RA, TL).</w:t>
+      </w:r>
+    </w:p>
+    <w:p>
+      <w:pPr>
+        <w:pStyle w:val="Prrafodelista"/>
+        <w:numPr>
+          <w:ilvl w:val="0"/>
+          <w:numId w:val="6"/>
+        </w:numPr>
+      </w:pPr>
+      <w:r>
+        <w:lastRenderedPageBreak/>
+        <w:t>En el caso de Dato Proyectado y Simulación, son automatizados mediante un procedimiento almacenado llamado “exec_simulacion”. Quise hacer que la función sea universal, evitando que ningún escenario específico esté quemado en el código. Por eso he creado 3 tablas nuevas para cualquier escenario a futuro sin modificar la función.</w:t>
+      </w:r>
+    </w:p>
+    <w:p>
+      <w:pPr>
+        <w:pStyle w:val="Prrafodelista"/>
+        <w:numPr>
+          <w:ilvl w:val="0"/>
+          <w:numId w:val="6"/>
+        </w:numPr>
+      </w:pPr>
+      <w:r>
+        <w:t>El motor de cálculo interno usa Numeric(30, 10) para los valores en tránsito durante la simulación, para evitar desbordamientos con variables de gran magnitud (como la población que puede superar los 10 mil millones en el futuro).</w:t>
+      </w:r>
+    </w:p>
+    <w:p>
+      <w:pPr>
         <w:pStyle w:val="Ttulo1"/>
         <w:rPr>
           <w:rFonts w:ascii="Cambria" w:hAnsi="Cambria"/>
@@ -1247,7 +1836,6 @@
         <w:rPr>
           <w:rFonts w:ascii="Cambria" w:hAnsi="Cambria"/>
         </w:rPr>
-        <w:lastRenderedPageBreak/>
         <w:t>Implementación</w:t>
       </w:r>
     </w:p>
@@ -1256,6 +1844,9 @@
         <w:jc w:val="center"/>
       </w:pPr>
       <w:r>
+        <w:rPr>
+          <w:noProof/>
+        </w:rPr>
         <w:drawing>
           <wp:inline distT="0" distB="0" distL="0" distR="0" wp14:anchorId="3CB7E2CA" wp14:editId="54FDD1F6">
             <wp:extent cx="2952750" cy="3337891"/>
@@ -1293,6 +1884,9 @@
         </w:drawing>
       </w:r>
       <w:r>
+        <w:rPr>
+          <w:noProof/>
+        </w:rPr>
         <w:drawing>
           <wp:inline distT="0" distB="0" distL="0" distR="0" wp14:anchorId="71324305" wp14:editId="62C45624">
             <wp:extent cx="3840480" cy="1349252"/>
@@ -1344,119 +1938,7 @@
         <w:t>Pruebas</w:t>
       </w:r>
     </w:p>
-    <w:p>
-      <w:pPr>
-        <w:pStyle w:val="Ttulo2"/>
-        <w:rPr>
-          <w:rFonts w:ascii="Cambria" w:hAnsi="Cambria"/>
-        </w:rPr>
-      </w:pPr>
-      <w:r>
-        <w:rPr>
-          <w:rFonts w:ascii="Cambria" w:hAnsi="Cambria"/>
-        </w:rPr>
-        <w:t>Crisis Maltusiana sobre la Madera</w:t>
-      </w:r>
-    </w:p>
-    <w:p>
-      <w:pPr>
-        <w:pStyle w:val="Subttulo"/>
-        <w:rPr>
-          <w:rFonts w:ascii="Cambria" w:hAnsi="Cambria"/>
-        </w:rPr>
-      </w:pPr>
-      <w:r>
-        <w:rPr>
-          <w:rFonts w:ascii="Cambria" w:hAnsi="Cambria"/>
-        </w:rPr>
-        <w:t>Sector</w:t>
-      </w:r>
-    </w:p>
-    <w:p>
-      <w:pPr>
-        <w:pStyle w:val="Subttulo"/>
-        <w:rPr>
-          <w:rFonts w:ascii="Cambria" w:hAnsi="Cambria"/>
-        </w:rPr>
-      </w:pPr>
-      <w:r>
-        <w:rPr>
-          <w:rFonts w:ascii="Cambria" w:hAnsi="Cambria"/>
-        </w:rPr>
-        <w:t>Escenario</w:t>
-      </w:r>
-    </w:p>
-    <w:p>
-      <w:pPr>
-        <w:pStyle w:val="Subttulo"/>
-        <w:rPr>
-          <w:rFonts w:ascii="Cambria" w:hAnsi="Cambria"/>
-        </w:rPr>
-      </w:pPr>
-      <w:r>
-        <w:rPr>
-          <w:rFonts w:ascii="Cambria" w:hAnsi="Cambria"/>
-        </w:rPr>
-        <w:t>Variable</w:t>
-      </w:r>
-    </w:p>
-    <w:p>
-      <w:pPr>
-        <w:pStyle w:val="Subttulo"/>
-        <w:rPr>
-          <w:rFonts w:ascii="Cambria" w:hAnsi="Cambria"/>
-        </w:rPr>
-      </w:pPr>
-      <w:r>
-        <w:rPr>
-          <w:rFonts w:ascii="Cambria" w:hAnsi="Cambria"/>
-        </w:rPr>
-        <w:t>Parámetros</w:t>
-      </w:r>
-    </w:p>
-    <w:p>
-      <w:pPr>
-        <w:pStyle w:val="Subttulo"/>
-        <w:rPr>
-          <w:rFonts w:ascii="Cambria" w:hAnsi="Cambria"/>
-        </w:rPr>
-      </w:pPr>
-      <w:r>
-        <w:rPr>
-          <w:rFonts w:ascii="Cambria" w:hAnsi="Cambria"/>
-        </w:rPr>
-        <w:t>Resultados</w:t>
-      </w:r>
-    </w:p>
-    <w:p>
-      <w:pPr>
-        <w:pStyle w:val="Ttulo2"/>
-        <w:rPr>
-          <w:rFonts w:ascii="Cambria" w:hAnsi="Cambria"/>
-        </w:rPr>
-      </w:pPr>
-      <w:r>
-        <w:rPr>
-          <w:rFonts w:ascii="Cambria" w:hAnsi="Cambria"/>
-        </w:rPr>
-        <w:lastRenderedPageBreak/>
-        <w:t>Establecimiento de Zonas Económicas Especiales</w:t>
-      </w:r>
-    </w:p>
-    <w:p>
-      <w:pPr>
-        <w:pStyle w:val="Ttulo2"/>
-        <w:rPr>
-          <w:rFonts w:ascii="Cambria" w:hAnsi="Cambria"/>
-        </w:rPr>
-      </w:pPr>
-      <w:r>
-        <w:rPr>
-          <w:rFonts w:ascii="Cambria" w:hAnsi="Cambria"/>
-        </w:rPr>
-        <w:t>Pacto Multisector sobre el Agua</w:t>
-      </w:r>
-    </w:p>
+    <w:p/>
     <w:sectPr>
       <w:pgSz w:w="12240" w:h="15840"/>
       <w:pgMar w:top="1417" w:right="1701" w:bottom="1417" w:left="1701" w:header="708" w:footer="708" w:gutter="0"/>
@@ -1470,6 +1952,92 @@
 <file path=word/numbering.xml><?xml version="1.0" encoding="utf-8"?>
 <w:numbering xmlns:wpc="http://schemas.microsoft.com/office/word/2010/wordprocessingCanvas" xmlns:cx="http://schemas.microsoft.com/office/drawing/2014/chartex" xmlns:cx1="http://schemas.microsoft.com/office/drawing/2015/9/8/chartex" xmlns:cx2="http://schemas.microsoft.com/office/drawing/2015/10/21/chartex" xmlns:cx3="http://schemas.microsoft.com/office/drawing/2016/5/9/chartex" xmlns:cx4="http://schemas.microsoft.com/office/drawing/2016/5/10/chartex" xmlns:cx5="http://schemas.microsoft.com/office/drawing/2016/5/11/chartex" xmlns:cx6="http://schemas.microsoft.com/office/drawing/2016/5/12/chartex" xmlns:cx7="http://schemas.microsoft.com/office/drawing/2016/5/13/chartex" xmlns:cx8="http://schemas.microsoft.com/office/drawing/2016/5/14/chartex" xmlns:mc="http://schemas.openxmlformats.org/markup-compatibility/2006" xmlns:aink="http://schemas.microsoft.com/office/drawing/2016/ink" xmlns:am3d="http://schemas.microsoft.com/office/drawing/2017/model3d" xmlns:o="urn:schemas-microsoft-com:office:office" xmlns:oel="http://schemas.microsoft.com/office/2019/extlst" xmlns:r="http://schemas.openxmlformats.org/officeDocument/2006/relationships" xmlns:m="http://schemas.openxmlformats.org/officeDocument/2006/math" xmlns:v="urn:schemas-microsoft-com:vml" xmlns:wp14="http://schemas.microsoft.com/office/word/2010/wordprocessingDrawing" xmlns:wp="http://schemas.openxmlformats.org/drawingml/2006/wordprocessingDrawing" xmlns:w10="urn:schemas-microsoft-com:office:word" xmlns:w="http://schemas.openxmlformats.org/wordprocessingml/2006/main" xmlns:w14="http://schemas.microsoft.com/office/word/2010/wordml" xmlns:w15="http://schemas.microsoft.com/office/word/2012/wordml" xmlns:w16cex="http://schemas.microsoft.com/office/word/2018/wordml/cex" xmlns:w16cid="http://schemas.microsoft.com/office/word/2016/wordml/cid" xmlns:w16="http://schemas.microsoft.com/office/word/2018/wordml" xmlns:w16du="http://schemas.microsoft.com/office/word/2023/wordml/word16du" xmlns:w16sdtdh="http://schemas.microsoft.com/office/word/2020/wordml/sdtdatahash" xmlns:w16sdtfl="http://schemas.microsoft.com/office/word/2024/wordml/sdtformatlock" xmlns:w16se="http://schemas.microsoft.com/office/word/2015/wordml/symex" xmlns:wpg="http://schemas.microsoft.com/office/word/2010/wordprocessingGroup" xmlns:wpi="http://schemas.microsoft.com/office/word/2010/wordprocessingInk" xmlns:wne="http://schemas.microsoft.com/office/word/2006/wordml" xmlns:wps="http://schemas.microsoft.com/office/word/2010/wordprocessingShape" mc:Ignorable="w14 w15 w16se w16cid w16 w16cex w16sdtdh w16sdtfl w16du wp14">
   <w:abstractNum w:abstractNumId="0" w15:restartNumberingAfterBreak="0">
+    <w:nsid w:val="1B4D1F0B"/>
+    <w:multiLevelType w:val="hybridMultilevel"/>
+    <w:tmpl w:val="36D86FEC"/>
+    <w:lvl w:ilvl="0" w:tplc="080A000F">
+      <w:start w:val="1"/>
+      <w:numFmt w:val="decimal"/>
+      <w:lvlText w:val="%1."/>
+      <w:lvlJc w:val="left"/>
+      <w:pPr>
+        <w:ind w:left="720" w:hanging="360"/>
+      </w:pPr>
+    </w:lvl>
+    <w:lvl w:ilvl="1" w:tplc="080A0019" w:tentative="1">
+      <w:start w:val="1"/>
+      <w:numFmt w:val="lowerLetter"/>
+      <w:lvlText w:val="%2."/>
+      <w:lvlJc w:val="left"/>
+      <w:pPr>
+        <w:ind w:left="1440" w:hanging="360"/>
+      </w:pPr>
+    </w:lvl>
+    <w:lvl w:ilvl="2" w:tplc="080A001B" w:tentative="1">
+      <w:start w:val="1"/>
+      <w:numFmt w:val="lowerRoman"/>
+      <w:lvlText w:val="%3."/>
+      <w:lvlJc w:val="right"/>
+      <w:pPr>
+        <w:ind w:left="2160" w:hanging="180"/>
+      </w:pPr>
+    </w:lvl>
+    <w:lvl w:ilvl="3" w:tplc="080A000F" w:tentative="1">
+      <w:start w:val="1"/>
+      <w:numFmt w:val="decimal"/>
+      <w:lvlText w:val="%4."/>
+      <w:lvlJc w:val="left"/>
+      <w:pPr>
+        <w:ind w:left="2880" w:hanging="360"/>
+      </w:pPr>
+    </w:lvl>
+    <w:lvl w:ilvl="4" w:tplc="080A0019" w:tentative="1">
+      <w:start w:val="1"/>
+      <w:numFmt w:val="lowerLetter"/>
+      <w:lvlText w:val="%5."/>
+      <w:lvlJc w:val="left"/>
+      <w:pPr>
+        <w:ind w:left="3600" w:hanging="360"/>
+      </w:pPr>
+    </w:lvl>
+    <w:lvl w:ilvl="5" w:tplc="080A001B" w:tentative="1">
+      <w:start w:val="1"/>
+      <w:numFmt w:val="lowerRoman"/>
+      <w:lvlText w:val="%6."/>
+      <w:lvlJc w:val="right"/>
+      <w:pPr>
+        <w:ind w:left="4320" w:hanging="180"/>
+      </w:pPr>
+    </w:lvl>
+    <w:lvl w:ilvl="6" w:tplc="080A000F" w:tentative="1">
+      <w:start w:val="1"/>
+      <w:numFmt w:val="decimal"/>
+      <w:lvlText w:val="%7."/>
+      <w:lvlJc w:val="left"/>
+      <w:pPr>
+        <w:ind w:left="5040" w:hanging="360"/>
+      </w:pPr>
+    </w:lvl>
+    <w:lvl w:ilvl="7" w:tplc="080A0019" w:tentative="1">
+      <w:start w:val="1"/>
+      <w:numFmt w:val="lowerLetter"/>
+      <w:lvlText w:val="%8."/>
+      <w:lvlJc w:val="left"/>
+      <w:pPr>
+        <w:ind w:left="5760" w:hanging="360"/>
+      </w:pPr>
+    </w:lvl>
+    <w:lvl w:ilvl="8" w:tplc="080A001B" w:tentative="1">
+      <w:start w:val="1"/>
+      <w:numFmt w:val="lowerRoman"/>
+      <w:lvlText w:val="%9."/>
+      <w:lvlJc w:val="right"/>
+      <w:pPr>
+        <w:ind w:left="6480" w:hanging="180"/>
+      </w:pPr>
+    </w:lvl>
+  </w:abstractNum>
+  <w:abstractNum w:abstractNumId="1" w15:restartNumberingAfterBreak="0">
     <w:nsid w:val="219A4B27"/>
     <w:multiLevelType w:val="hybridMultilevel"/>
     <w:tmpl w:val="AD1C7628"/>
@@ -1555,7 +2123,7 @@
       </w:pPr>
     </w:lvl>
   </w:abstractNum>
-  <w:abstractNum w:abstractNumId="1" w15:restartNumberingAfterBreak="0">
+  <w:abstractNum w:abstractNumId="2" w15:restartNumberingAfterBreak="0">
     <w:nsid w:val="443325A2"/>
     <w:multiLevelType w:val="hybridMultilevel"/>
     <w:tmpl w:val="C730F26E"/>
@@ -1667,7 +2235,7 @@
       </w:rPr>
     </w:lvl>
   </w:abstractNum>
-  <w:abstractNum w:abstractNumId="2" w15:restartNumberingAfterBreak="0">
+  <w:abstractNum w:abstractNumId="3" w15:restartNumberingAfterBreak="0">
     <w:nsid w:val="503676AD"/>
     <w:multiLevelType w:val="hybridMultilevel"/>
     <w:tmpl w:val="149646F8"/>
@@ -1779,7 +2347,7 @@
       </w:rPr>
     </w:lvl>
   </w:abstractNum>
-  <w:abstractNum w:abstractNumId="3" w15:restartNumberingAfterBreak="0">
+  <w:abstractNum w:abstractNumId="4" w15:restartNumberingAfterBreak="0">
     <w:nsid w:val="652F7914"/>
     <w:multiLevelType w:val="hybridMultilevel"/>
     <w:tmpl w:val="1FEE677E"/>
@@ -1891,7 +2459,7 @@
       </w:rPr>
     </w:lvl>
   </w:abstractNum>
-  <w:abstractNum w:abstractNumId="4" w15:restartNumberingAfterBreak="0">
+  <w:abstractNum w:abstractNumId="5" w15:restartNumberingAfterBreak="0">
     <w:nsid w:val="7CB176A2"/>
     <w:multiLevelType w:val="hybridMultilevel"/>
     <w:tmpl w:val="321CC7EE"/>
@@ -1981,19 +2549,22 @@
     </w:lvl>
   </w:abstractNum>
   <w:num w:numId="1" w16cid:durableId="1045446328">
+    <w:abstractNumId w:val="4"/>
+  </w:num>
+  <w:num w:numId="2" w16cid:durableId="395471610">
     <w:abstractNumId w:val="3"/>
   </w:num>
-  <w:num w:numId="2" w16cid:durableId="395471610">
+  <w:num w:numId="3" w16cid:durableId="923495331">
+    <w:abstractNumId w:val="1"/>
+  </w:num>
+  <w:num w:numId="4" w16cid:durableId="501312205">
+    <w:abstractNumId w:val="5"/>
+  </w:num>
+  <w:num w:numId="5" w16cid:durableId="90317740">
     <w:abstractNumId w:val="2"/>
   </w:num>
-  <w:num w:numId="3" w16cid:durableId="923495331">
+  <w:num w:numId="6" w16cid:durableId="1869752926">
     <w:abstractNumId w:val="0"/>
-  </w:num>
-  <w:num w:numId="4" w16cid:durableId="501312205">
-    <w:abstractNumId w:val="4"/>
-  </w:num>
-  <w:num w:numId="5" w16cid:durableId="90317740">
-    <w:abstractNumId w:val="1"/>
   </w:num>
 </w:numbering>
 </file>

--- a/Proyecto Final.docx
+++ b/Proyecto Final.docx
@@ -3,6 +3,75 @@
 <w:document xmlns:wpc="http://schemas.microsoft.com/office/word/2010/wordprocessingCanvas" xmlns:cx="http://schemas.microsoft.com/office/drawing/2014/chartex" xmlns:cx1="http://schemas.microsoft.com/office/drawing/2015/9/8/chartex" xmlns:cx2="http://schemas.microsoft.com/office/drawing/2015/10/21/chartex" xmlns:cx3="http://schemas.microsoft.com/office/drawing/2016/5/9/chartex" xmlns:cx4="http://schemas.microsoft.com/office/drawing/2016/5/10/chartex" xmlns:cx5="http://schemas.microsoft.com/office/drawing/2016/5/11/chartex" xmlns:cx6="http://schemas.microsoft.com/office/drawing/2016/5/12/chartex" xmlns:cx7="http://schemas.microsoft.com/office/drawing/2016/5/13/chartex" xmlns:cx8="http://schemas.microsoft.com/office/drawing/2016/5/14/chartex" xmlns:mc="http://schemas.openxmlformats.org/markup-compatibility/2006" xmlns:aink="http://schemas.microsoft.com/office/drawing/2016/ink" xmlns:am3d="http://schemas.microsoft.com/office/drawing/2017/model3d" xmlns:o="urn:schemas-microsoft-com:office:office" xmlns:oel="http://schemas.microsoft.com/office/2019/extlst" xmlns:r="http://schemas.openxmlformats.org/officeDocument/2006/relationships" xmlns:m="http://schemas.openxmlformats.org/officeDocument/2006/math" xmlns:v="urn:schemas-microsoft-com:vml" xmlns:wp14="http://schemas.microsoft.com/office/word/2010/wordprocessingDrawing" xmlns:wp="http://schemas.openxmlformats.org/drawingml/2006/wordprocessingDrawing" xmlns:w10="urn:schemas-microsoft-com:office:word" xmlns:w="http://schemas.openxmlformats.org/wordprocessingml/2006/main" xmlns:w14="http://schemas.microsoft.com/office/word/2010/wordml" xmlns:w15="http://schemas.microsoft.com/office/word/2012/wordml" xmlns:w16cex="http://schemas.microsoft.com/office/word/2018/wordml/cex" xmlns:w16cid="http://schemas.microsoft.com/office/word/2016/wordml/cid" xmlns:w16="http://schemas.microsoft.com/office/word/2018/wordml" xmlns:w16du="http://schemas.microsoft.com/office/word/2023/wordml/word16du" xmlns:w16sdtdh="http://schemas.microsoft.com/office/word/2020/wordml/sdtdatahash" xmlns:w16sdtfl="http://schemas.microsoft.com/office/word/2024/wordml/sdtformatlock" xmlns:w16se="http://schemas.microsoft.com/office/word/2015/wordml/symex" xmlns:wpg="http://schemas.microsoft.com/office/word/2010/wordprocessingGroup" xmlns:wpi="http://schemas.microsoft.com/office/word/2010/wordprocessingInk" xmlns:wne="http://schemas.microsoft.com/office/word/2006/wordml" xmlns:wps="http://schemas.microsoft.com/office/word/2010/wordprocessingShape" mc:Ignorable="w14 w15 w16se w16cid w16 w16cex w16sdtdh w16sdtfl w16du wp14">
   <w:body>
     <w:p>
+      <w:r>
+        <w:rPr>
+          <w:noProof/>
+        </w:rPr>
+        <w:drawing>
+          <wp:inline distT="0" distB="0" distL="0" distR="0" wp14:anchorId="2B1D9B26" wp14:editId="7B26C7DC">
+            <wp:extent cx="5734556" cy="7554595"/>
+            <wp:effectExtent l="0" t="0" r="0" b="8255"/>
+            <wp:docPr id="1394733236" name="Imagen 1"/>
+            <wp:cNvGraphicFramePr>
+              <a:graphicFrameLocks xmlns:a="http://schemas.openxmlformats.org/drawingml/2006/main" noChangeAspect="1"/>
+            </wp:cNvGraphicFramePr>
+            <a:graphic xmlns:a="http://schemas.openxmlformats.org/drawingml/2006/main">
+              <a:graphicData uri="http://schemas.openxmlformats.org/drawingml/2006/picture">
+                <pic:pic xmlns:pic="http://schemas.openxmlformats.org/drawingml/2006/picture">
+                  <pic:nvPicPr>
+                    <pic:cNvPr id="0" name="Picture 2"/>
+                    <pic:cNvPicPr>
+                      <a:picLocks noChangeAspect="1" noChangeArrowheads="1"/>
+                    </pic:cNvPicPr>
+                  </pic:nvPicPr>
+                  <pic:blipFill>
+                    <a:blip r:embed="rId5">
+                      <a:extLst>
+                        <a:ext uri="{28A0092B-C50C-407E-A947-70E740481C1C}">
+                          <a14:useLocalDpi xmlns:a14="http://schemas.microsoft.com/office/drawing/2010/main" val="0"/>
+                        </a:ext>
+                      </a:extLst>
+                    </a:blip>
+                    <a:srcRect/>
+                    <a:stretch>
+                      <a:fillRect/>
+                    </a:stretch>
+                  </pic:blipFill>
+                  <pic:spPr bwMode="auto">
+                    <a:xfrm>
+                      <a:off x="0" y="0"/>
+                      <a:ext cx="5742134" cy="7564578"/>
+                    </a:xfrm>
+                    <a:prstGeom prst="rect">
+                      <a:avLst/>
+                    </a:prstGeom>
+                    <a:noFill/>
+                  </pic:spPr>
+                </pic:pic>
+              </a:graphicData>
+            </a:graphic>
+          </wp:inline>
+        </w:drawing>
+      </w:r>
+    </w:p>
+    <w:p>
+      <w:pPr>
+        <w:rPr>
+          <w:rFonts w:ascii="Cambria" w:eastAsiaTheme="majorEastAsia" w:hAnsi="Cambria" w:cstheme="majorBidi"/>
+          <w:spacing w:val="-10"/>
+          <w:kern w:val="28"/>
+          <w:sz w:val="56"/>
+          <w:szCs w:val="56"/>
+        </w:rPr>
+      </w:pPr>
+      <w:r>
+        <w:rPr>
+          <w:rFonts w:ascii="Cambria" w:hAnsi="Cambria"/>
+        </w:rPr>
+        <w:br w:type="page"/>
+      </w:r>
+    </w:p>
+    <w:p>
       <w:pPr>
         <w:pStyle w:val="Ttulo"/>
         <w:rPr>
@@ -13,6 +82,7 @@
         <w:rPr>
           <w:rFonts w:ascii="Cambria" w:hAnsi="Cambria"/>
         </w:rPr>
+        <w:lastRenderedPageBreak/>
         <w:t>Proyecto Final</w:t>
       </w:r>
     </w:p>
@@ -144,9 +214,11 @@
             <w:tcW w:w="1832" w:type="dxa"/>
           </w:tcPr>
           <w:p>
+            <w:proofErr w:type="spellStart"/>
             <w:r>
               <w:t>Id_sector</w:t>
             </w:r>
+            <w:proofErr w:type="spellEnd"/>
           </w:p>
           <w:p>
             <w:r>
@@ -169,8 +241,13 @@
             </w:r>
           </w:p>
           <w:p>
-            <w:r>
-              <w:t>VARCHAR(50)</w:t>
+            <w:proofErr w:type="gramStart"/>
+            <w:r>
+              <w:t>VARCHAR(</w:t>
+            </w:r>
+            <w:proofErr w:type="gramEnd"/>
+            <w:r>
+              <w:t>50)</w:t>
             </w:r>
           </w:p>
           <w:p>
@@ -236,14 +313,18 @@
             <w:tcW w:w="1832" w:type="dxa"/>
           </w:tcPr>
           <w:p>
+            <w:proofErr w:type="spellStart"/>
             <w:r>
               <w:t>Id_variable</w:t>
             </w:r>
-          </w:p>
-          <w:p>
+            <w:proofErr w:type="spellEnd"/>
+          </w:p>
+          <w:p>
+            <w:proofErr w:type="spellStart"/>
             <w:r>
               <w:t>Id_sector</w:t>
             </w:r>
+            <w:proofErr w:type="spellEnd"/>
           </w:p>
           <w:p>
             <w:r>
@@ -251,14 +332,18 @@
             </w:r>
           </w:p>
           <w:p>
+            <w:proofErr w:type="spellStart"/>
             <w:r>
               <w:t>Unidad_medida</w:t>
             </w:r>
-          </w:p>
-          <w:p>
+            <w:proofErr w:type="spellEnd"/>
+          </w:p>
+          <w:p>
+            <w:proofErr w:type="spellStart"/>
             <w:r>
               <w:t>Valor_max</w:t>
             </w:r>
+            <w:proofErr w:type="spellEnd"/>
           </w:p>
         </w:tc>
         <w:tc>
@@ -276,18 +361,33 @@
             </w:r>
           </w:p>
           <w:p>
-            <w:r>
-              <w:t>VARCHAR(100)</w:t>
-            </w:r>
-          </w:p>
-          <w:p>
-            <w:r>
-              <w:t>VARCHAR(30)</w:t>
-            </w:r>
-          </w:p>
-          <w:p>
-            <w:r>
-              <w:t>NUMERIC(20,10)</w:t>
+            <w:proofErr w:type="gramStart"/>
+            <w:r>
+              <w:t>VARCHAR(</w:t>
+            </w:r>
+            <w:proofErr w:type="gramEnd"/>
+            <w:r>
+              <w:t>100)</w:t>
+            </w:r>
+          </w:p>
+          <w:p>
+            <w:proofErr w:type="gramStart"/>
+            <w:r>
+              <w:t>VARCHAR(</w:t>
+            </w:r>
+            <w:proofErr w:type="gramEnd"/>
+            <w:r>
+              <w:t>30)</w:t>
+            </w:r>
+          </w:p>
+          <w:p>
+            <w:proofErr w:type="gramStart"/>
+            <w:r>
+              <w:t>NUMERIC(</w:t>
+            </w:r>
+            <w:proofErr w:type="gramEnd"/>
+            <w:r>
+              <w:t>20,10)</w:t>
             </w:r>
           </w:p>
         </w:tc>
@@ -353,9 +453,11 @@
             <w:tcW w:w="1832" w:type="dxa"/>
           </w:tcPr>
           <w:p>
+            <w:proofErr w:type="spellStart"/>
             <w:r>
               <w:t>Id_escenario</w:t>
             </w:r>
+            <w:proofErr w:type="spellEnd"/>
           </w:p>
           <w:p>
             <w:r>
@@ -383,8 +485,13 @@
             </w:r>
           </w:p>
           <w:p>
-            <w:r>
-              <w:t>VARCHAR(100)</w:t>
+            <w:proofErr w:type="gramStart"/>
+            <w:r>
+              <w:t>VARCHAR(</w:t>
+            </w:r>
+            <w:proofErr w:type="gramEnd"/>
+            <w:r>
+              <w:t>100)</w:t>
             </w:r>
           </w:p>
           <w:p>
@@ -468,24 +575,32 @@
             <w:tcW w:w="1832" w:type="dxa"/>
           </w:tcPr>
           <w:p>
+            <w:proofErr w:type="spellStart"/>
             <w:r>
               <w:t>Id_parametro</w:t>
             </w:r>
-          </w:p>
-          <w:p>
+            <w:proofErr w:type="spellEnd"/>
+          </w:p>
+          <w:p>
+            <w:proofErr w:type="spellStart"/>
             <w:r>
               <w:t>Id_Escenario</w:t>
             </w:r>
-          </w:p>
-          <w:p>
+            <w:proofErr w:type="spellEnd"/>
+          </w:p>
+          <w:p>
+            <w:proofErr w:type="spellStart"/>
             <w:r>
               <w:t>Id_variable</w:t>
             </w:r>
-          </w:p>
-          <w:p>
+            <w:proofErr w:type="spellEnd"/>
+          </w:p>
+          <w:p>
+            <w:proofErr w:type="spellStart"/>
             <w:r>
               <w:t>Valor_inicial</w:t>
             </w:r>
+            <w:proofErr w:type="spellEnd"/>
           </w:p>
         </w:tc>
         <w:tc>
@@ -508,8 +623,13 @@
             </w:r>
           </w:p>
           <w:p>
-            <w:r>
-              <w:t>NUMERIC(15,4)</w:t>
+            <w:proofErr w:type="gramStart"/>
+            <w:r>
+              <w:t>NUMERIC(</w:t>
+            </w:r>
+            <w:proofErr w:type="gramEnd"/>
+            <w:r>
+              <w:t>15,4)</w:t>
             </w:r>
           </w:p>
         </w:tc>
@@ -591,29 +711,39 @@
             <w:tcW w:w="1832" w:type="dxa"/>
           </w:tcPr>
           <w:p>
+            <w:proofErr w:type="spellStart"/>
             <w:r>
               <w:t>Id_simulacion</w:t>
             </w:r>
-          </w:p>
-          <w:p>
+            <w:proofErr w:type="spellEnd"/>
+          </w:p>
+          <w:p>
+            <w:proofErr w:type="spellStart"/>
             <w:r>
               <w:t>Id_escenario</w:t>
             </w:r>
-          </w:p>
-          <w:p>
+            <w:proofErr w:type="spellEnd"/>
+          </w:p>
+          <w:p>
+            <w:proofErr w:type="spellStart"/>
             <w:r>
               <w:t>Fecha_ejecucion</w:t>
             </w:r>
-          </w:p>
-          <w:p>
+            <w:proofErr w:type="spellEnd"/>
+          </w:p>
+          <w:p>
+            <w:proofErr w:type="spellStart"/>
             <w:r>
               <w:t>Year_inicio</w:t>
             </w:r>
-          </w:p>
-          <w:p>
+            <w:proofErr w:type="spellEnd"/>
+          </w:p>
+          <w:p>
+            <w:proofErr w:type="spellStart"/>
             <w:r>
               <w:t>Year_fin</w:t>
             </w:r>
+            <w:proofErr w:type="spellEnd"/>
           </w:p>
         </w:tc>
         <w:tc>
@@ -730,7 +860,6 @@
               <w:jc w:val="right"/>
             </w:pPr>
             <w:r>
-              <w:lastRenderedPageBreak/>
               <w:t>DATO_PROYECTADO</w:t>
             </w:r>
           </w:p>
@@ -740,24 +869,32 @@
             <w:tcW w:w="1832" w:type="dxa"/>
           </w:tcPr>
           <w:p>
+            <w:proofErr w:type="spellStart"/>
             <w:r>
               <w:t>Id_dato</w:t>
             </w:r>
-          </w:p>
-          <w:p>
+            <w:proofErr w:type="spellEnd"/>
+          </w:p>
+          <w:p>
+            <w:proofErr w:type="spellStart"/>
             <w:r>
               <w:t>Id_simulacion</w:t>
             </w:r>
-          </w:p>
-          <w:p>
+            <w:proofErr w:type="spellEnd"/>
+          </w:p>
+          <w:p>
+            <w:proofErr w:type="spellStart"/>
             <w:r>
               <w:t>Id_variable</w:t>
             </w:r>
-          </w:p>
-          <w:p>
+            <w:proofErr w:type="spellEnd"/>
+          </w:p>
+          <w:p>
+            <w:proofErr w:type="spellStart"/>
             <w:r>
               <w:t>Anio</w:t>
             </w:r>
+            <w:proofErr w:type="spellEnd"/>
           </w:p>
           <w:p>
             <w:r>
@@ -790,8 +927,13 @@
             </w:r>
           </w:p>
           <w:p>
-            <w:r>
-              <w:t>NUMERIC(18,4)</w:t>
+            <w:proofErr w:type="gramStart"/>
+            <w:r>
+              <w:t>NUMERIC(</w:t>
+            </w:r>
+            <w:proofErr w:type="gramEnd"/>
+            <w:r>
+              <w:t>18,4)</w:t>
             </w:r>
           </w:p>
         </w:tc>
@@ -887,19 +1029,25 @@
             <w:tcW w:w="1832" w:type="dxa"/>
           </w:tcPr>
           <w:p>
+            <w:proofErr w:type="spellStart"/>
             <w:r>
               <w:t>Id_rcausa</w:t>
             </w:r>
-          </w:p>
-          <w:p>
+            <w:proofErr w:type="spellEnd"/>
+          </w:p>
+          <w:p>
+            <w:proofErr w:type="spellStart"/>
             <w:r>
               <w:t>Id_variable_afectada</w:t>
             </w:r>
-          </w:p>
-          <w:p>
+            <w:proofErr w:type="spellEnd"/>
+          </w:p>
+          <w:p>
+            <w:proofErr w:type="spellStart"/>
             <w:r>
               <w:t>Id_variable_influyente</w:t>
             </w:r>
+            <w:proofErr w:type="spellEnd"/>
           </w:p>
           <w:p>
             <w:r>
@@ -912,9 +1060,11 @@
             </w:r>
           </w:p>
           <w:p>
+            <w:proofErr w:type="spellStart"/>
             <w:r>
               <w:t>Tiene_nv_propio</w:t>
             </w:r>
+            <w:proofErr w:type="spellEnd"/>
           </w:p>
         </w:tc>
         <w:tc>
@@ -937,13 +1087,23 @@
             </w:r>
           </w:p>
           <w:p>
-            <w:r>
-              <w:t>VARCHAR(6)</w:t>
-            </w:r>
-          </w:p>
-          <w:p>
-            <w:r>
-              <w:t>NUMERIC(20,12)</w:t>
+            <w:proofErr w:type="gramStart"/>
+            <w:r>
+              <w:t>VARCHAR(</w:t>
+            </w:r>
+            <w:proofErr w:type="gramEnd"/>
+            <w:r>
+              <w:t>6)</w:t>
+            </w:r>
+          </w:p>
+          <w:p>
+            <w:proofErr w:type="gramStart"/>
+            <w:r>
+              <w:t>NUMERIC(</w:t>
+            </w:r>
+            <w:proofErr w:type="gramEnd"/>
+            <w:r>
+              <w:t>20,12)</w:t>
             </w:r>
           </w:p>
           <w:p>
@@ -1046,19 +1206,25 @@
             <w:tcW w:w="1832" w:type="dxa"/>
           </w:tcPr>
           <w:p>
+            <w:proofErr w:type="spellStart"/>
             <w:r>
               <w:t>Id_raux</w:t>
             </w:r>
-          </w:p>
-          <w:p>
+            <w:proofErr w:type="spellEnd"/>
+          </w:p>
+          <w:p>
+            <w:proofErr w:type="spellStart"/>
             <w:r>
               <w:t>Id_variable_auxiliar</w:t>
             </w:r>
-          </w:p>
-          <w:p>
+            <w:proofErr w:type="spellEnd"/>
+          </w:p>
+          <w:p>
+            <w:proofErr w:type="spellStart"/>
             <w:r>
               <w:t>Id_variable_base</w:t>
             </w:r>
+            <w:proofErr w:type="spellEnd"/>
           </w:p>
           <w:p>
             <w:r>
@@ -1086,8 +1252,13 @@
             </w:r>
           </w:p>
           <w:p>
-            <w:r>
-              <w:t>NUMERIC(20,12)</w:t>
+            <w:proofErr w:type="gramStart"/>
+            <w:r>
+              <w:t>NUMERIC(</w:t>
+            </w:r>
+            <w:proofErr w:type="gramEnd"/>
+            <w:r>
+              <w:t>20,12)</w:t>
             </w:r>
           </w:p>
         </w:tc>
@@ -1169,24 +1340,32 @@
             <w:tcW w:w="1832" w:type="dxa"/>
           </w:tcPr>
           <w:p>
+            <w:proofErr w:type="spellStart"/>
             <w:r>
               <w:t>Id_lookup</w:t>
             </w:r>
-          </w:p>
-          <w:p>
+            <w:proofErr w:type="spellEnd"/>
+          </w:p>
+          <w:p>
+            <w:proofErr w:type="spellStart"/>
             <w:r>
               <w:t>Id_variable_nv</w:t>
             </w:r>
-          </w:p>
-          <w:p>
+            <w:proofErr w:type="spellEnd"/>
+          </w:p>
+          <w:p>
+            <w:proofErr w:type="spellStart"/>
             <w:r>
               <w:t>Id_variable_con</w:t>
             </w:r>
-          </w:p>
-          <w:p>
+            <w:proofErr w:type="spellEnd"/>
+          </w:p>
+          <w:p>
+            <w:proofErr w:type="spellStart"/>
             <w:r>
               <w:t>Umbral_max</w:t>
             </w:r>
+            <w:proofErr w:type="spellEnd"/>
           </w:p>
           <w:p>
             <w:r>
@@ -1219,13 +1398,23 @@
             </w:r>
           </w:p>
           <w:p>
-            <w:r>
-              <w:t>NUMERIC(20,10)</w:t>
-            </w:r>
-          </w:p>
-          <w:p>
-            <w:r>
-              <w:t>NUMERIC(12,8)</w:t>
+            <w:proofErr w:type="gramStart"/>
+            <w:r>
+              <w:t>NUMERIC(</w:t>
+            </w:r>
+            <w:proofErr w:type="gramEnd"/>
+            <w:r>
+              <w:t>20,10)</w:t>
+            </w:r>
+          </w:p>
+          <w:p>
+            <w:proofErr w:type="gramStart"/>
+            <w:r>
+              <w:t>NUMERIC(</w:t>
+            </w:r>
+            <w:proofErr w:type="gramEnd"/>
+            <w:r>
+              <w:t>12,8)</w:t>
             </w:r>
           </w:p>
           <w:p>
@@ -1426,7 +1615,7 @@
                     <pic:cNvPicPr/>
                   </pic:nvPicPr>
                   <pic:blipFill>
-                    <a:blip r:embed="rId5"/>
+                    <a:blip r:embed="rId6"/>
                     <a:stretch>
                       <a:fillRect/>
                     </a:stretch>
@@ -1524,7 +1713,15 @@
         <w:t xml:space="preserve">Parámetro. </w:t>
       </w:r>
       <w:r>
-        <w:t>Esta tabla resuelve la relación M:N de Escenario y Variable. Son los valores iniciales preestablecidos por MÍ desde el año de inicio.</w:t>
+        <w:t xml:space="preserve">Esta tabla resuelve la relación </w:t>
+      </w:r>
+      <w:proofErr w:type="gramStart"/>
+      <w:r>
+        <w:t>M:N</w:t>
+      </w:r>
+      <w:proofErr w:type="gramEnd"/>
+      <w:r>
+        <w:t xml:space="preserve"> de Escenario y Variable. Son los valores iniciales preestablecidos por MÍ desde el año de inicio.</w:t>
       </w:r>
     </w:p>
     <w:p>
@@ -1663,7 +1860,15 @@
         </w:numPr>
       </w:pPr>
       <w:r>
-        <w:t>Sector y Variable (1:N). Un sector puede agrupar muchas variables (por ejemplo, el sector de Población agrupa variables como Tasa de Natalidad, Tasa de Mortalidad y Población Total). Una variable pertenece única y exclusivamente a un sector.</w:t>
+        <w:t>Sector y Variable (</w:t>
+      </w:r>
+      <w:proofErr w:type="gramStart"/>
+      <w:r>
+        <w:t>1:N</w:t>
+      </w:r>
+      <w:proofErr w:type="gramEnd"/>
+      <w:r>
+        <w:t>). Un sector puede agrupar muchas variables (por ejemplo, el sector de Población agrupa variables como Tasa de Natalidad, Tasa de Mortalidad y Población Total). Una variable pertenece única y exclusivamente a un sector.</w:t>
       </w:r>
     </w:p>
     <w:p>
@@ -1675,7 +1880,15 @@
         </w:numPr>
       </w:pPr>
       <w:r>
-        <w:t>Escenario y Parámetros (1:N). Un escenario puede tener muchos parámetros o condiciones iniciales configuradas. Por ejemplo: En el escenario de Tecnología Limpia, configuras límites de contaminación, eficiencia de reciclaje, etc. Un parámetro específico configurado pertenece a un solo escenario.</w:t>
+        <w:t>Escenario y Parámetros (</w:t>
+      </w:r>
+      <w:proofErr w:type="gramStart"/>
+      <w:r>
+        <w:t>1:N</w:t>
+      </w:r>
+      <w:proofErr w:type="gramEnd"/>
+      <w:r>
+        <w:t>). Un escenario puede tener muchos parámetros o condiciones iniciales configuradas. Por ejemplo: En el escenario de Tecnología Limpia, configuras límites de contaminación, eficiencia de reciclaje, etc. Un parámetro específico configurado pertenece a un solo escenario.</w:t>
       </w:r>
     </w:p>
     <w:p>
@@ -1687,7 +1900,15 @@
         </w:numPr>
       </w:pPr>
       <w:r>
-        <w:t>Variables y Parámetros (1:N). Una variable puede ser parametrizada muchas veces a lo largo de diferentes escenarios. Por ejemplo: La Variable de Capital Industrial se puede ajustar en el Escenario 1, 2, etc. Pero un parámetro en la tabla intermedia se refiere a una sola variable.</w:t>
+        <w:t>Variables y Parámetros (</w:t>
+      </w:r>
+      <w:proofErr w:type="gramStart"/>
+      <w:r>
+        <w:t>1:N</w:t>
+      </w:r>
+      <w:proofErr w:type="gramEnd"/>
+      <w:r>
+        <w:t>). Una variable puede ser parametrizada muchas veces a lo largo de diferentes escenarios. Por ejemplo: La Variable de Capital Industrial se puede ajustar en el Escenario 1, 2, etc. Pero un parámetro en la tabla intermedia se refiere a una sola variable.</w:t>
       </w:r>
     </w:p>
     <w:p>
@@ -1711,7 +1932,15 @@
         </w:numPr>
       </w:pPr>
       <w:r>
-        <w:t>Escenario y Simulación (1:N). Un escenario puede ser ejecutado o simulado muchas veces. Por ejemplo: si cambias el software de simulación o quieres correr de nuevo la misma hipótesis en fechas distintas. Una simulación proviene de la ejecución de un solo escenario base.</w:t>
+        <w:t>Escenario y Simulación (</w:t>
+      </w:r>
+      <w:proofErr w:type="gramStart"/>
+      <w:r>
+        <w:t>1:N</w:t>
+      </w:r>
+      <w:proofErr w:type="gramEnd"/>
+      <w:r>
+        <w:t>). Un escenario puede ser ejecutado o simulado muchas veces. Por ejemplo: si cambias el software de simulación o quieres correr de nuevo la misma hipótesis en fechas distintas. Una simulación proviene de la ejecución de un solo escenario base.</w:t>
       </w:r>
     </w:p>
     <w:p>
@@ -1723,7 +1952,15 @@
         </w:numPr>
       </w:pPr>
       <w:r>
-        <w:t>Simulación y Datos (1:N). Una simulación genera muchos datos proyectados (para cada año de 1900 a 2100 y para cada variable medida). Un dato proyectado pertenece a una sola simulación.</w:t>
+        <w:t>Simulación y Datos (</w:t>
+      </w:r>
+      <w:proofErr w:type="gramStart"/>
+      <w:r>
+        <w:t>1:N</w:t>
+      </w:r>
+      <w:proofErr w:type="gramEnd"/>
+      <w:r>
+        <w:t>). Una simulación genera muchos datos proyectados (para cada año de 1900 a 2100 y para cada variable medida). Un dato proyectado pertenece a una sola simulación.</w:t>
       </w:r>
     </w:p>
     <w:p>
@@ -1735,7 +1972,15 @@
         </w:numPr>
       </w:pPr>
       <w:r>
-        <w:t>Variable y Datos (1:N). Una variable tendrá muchos datos proyectados guardados en la base de datos. Un dato proyectado corresponde al valor de una sola variable.</w:t>
+        <w:t>Variable y Datos (</w:t>
+      </w:r>
+      <w:proofErr w:type="gramStart"/>
+      <w:r>
+        <w:t>1:N</w:t>
+      </w:r>
+      <w:proofErr w:type="gramEnd"/>
+      <w:r>
+        <w:t>). Una variable tendrá muchos datos proyectados guardados en la base de datos. Un dato proyectado corresponde al valor de una sola variable.</w:t>
       </w:r>
     </w:p>
     <w:p>
@@ -1747,7 +1992,15 @@
         </w:numPr>
       </w:pPr>
       <w:r>
-        <w:t>Variable y Relación Causal (1:N). Una variable puede ser la afectada en muchas relaciones causales, y al mismo tiempo puede ser la influyente en muchas otras. Una relación causal específica conecta máximo 3 variables: la afectada y dos influyentes.</w:t>
+        <w:t>Variable y Relación Causal (</w:t>
+      </w:r>
+      <w:proofErr w:type="gramStart"/>
+      <w:r>
+        <w:t>1:N</w:t>
+      </w:r>
+      <w:proofErr w:type="gramEnd"/>
+      <w:r>
+        <w:t>). Una variable puede ser la afectada en muchas relaciones causales, y al mismo tiempo puede ser la influyente en muchas otras. Una relación causal específica conecta máximo 3 variables: la afectada y dos influyentes.</w:t>
       </w:r>
     </w:p>
     <w:p>
@@ -1759,7 +2012,15 @@
         </w:numPr>
       </w:pPr>
       <w:r>
-        <w:t>Variable y Relación Auxiliar (1:N). Una variable puede ser la auxiliar derivada en una relación, y otra puede ser la base. Cada fila de relación auxiliar conecta exactamente 2 variables.</w:t>
+        <w:t>Variable y Relación Auxiliar (</w:t>
+      </w:r>
+      <w:proofErr w:type="gramStart"/>
+      <w:r>
+        <w:t>1:N</w:t>
+      </w:r>
+      <w:proofErr w:type="gramEnd"/>
+      <w:r>
+        <w:t>). Una variable puede ser la auxiliar derivada en una relación, y otra puede ser la base. Cada fila de relación auxiliar conecta exactamente 2 variables.</w:t>
       </w:r>
     </w:p>
     <w:p>
@@ -1771,7 +2032,15 @@
         </w:numPr>
       </w:pPr>
       <w:r>
-        <w:t>Variable y Tabla de Búsqueda (1:N). Una variable puede tener varios tramos de umbral definidos, y esos tramos se evalúan contra el valor de otra variable condición.</w:t>
+        <w:t>Variable y Tabla de Búsqueda (</w:t>
+      </w:r>
+      <w:proofErr w:type="gramStart"/>
+      <w:r>
+        <w:t>1:N</w:t>
+      </w:r>
+      <w:proofErr w:type="gramEnd"/>
+      <w:r>
+        <w:t>). Una variable puede tener varios tramos de umbral definidos, y esos tramos se evalúan contra el valor de otra variable condición.</w:t>
       </w:r>
     </w:p>
     <w:p>
@@ -1799,6 +2068,9 @@
       <w:r>
         <w:t>Las Tablas Escenario, Variable, Parámetro, RC, RA y TL son tablas manejados de forma manual. Funcionan como un libreto, se define los valores iniciales (E, V y P) y cómo interactúan las variables (RC, RA, TL).</w:t>
       </w:r>
+      <w:r>
+        <w:t xml:space="preserve"> Sector por su </w:t>
+      </w:r>
     </w:p>
     <w:p>
       <w:pPr>
@@ -1810,7 +2082,15 @@
       </w:pPr>
       <w:r>
         <w:lastRenderedPageBreak/>
-        <w:t>En el caso de Dato Proyectado y Simulación, son automatizados mediante un procedimiento almacenado llamado “exec_simulacion”. Quise hacer que la función sea universal, evitando que ningún escenario específico esté quemado en el código. Por eso he creado 3 tablas nuevas para cualquier escenario a futuro sin modificar la función.</w:t>
+        <w:t>En el caso de Dato Proyectado y Simulación, son automatizados mediante un procedimiento almacenado llamado “</w:t>
+      </w:r>
+      <w:proofErr w:type="spellStart"/>
+      <w:r>
+        <w:t>exec_simulacion</w:t>
+      </w:r>
+      <w:proofErr w:type="spellEnd"/>
+      <w:r>
+        <w:t>”. Quise hacer que la función sea universal, evitando que ningún escenario específico esté quemado en el código. Por eso he creado 3 tablas nuevas para cualquier escenario a futuro sin modificar la función.</w:t>
       </w:r>
     </w:p>
     <w:p>
@@ -1822,36 +2102,35 @@
         </w:numPr>
       </w:pPr>
       <w:r>
-        <w:t>El motor de cálculo interno usa Numeric(30, 10) para los valores en tránsito durante la simulación, para evitar desbordamientos con variables de gran magnitud (como la población que puede superar los 10 mil millones en el futuro).</w:t>
-      </w:r>
-    </w:p>
-    <w:p>
-      <w:pPr>
-        <w:pStyle w:val="Ttulo1"/>
-        <w:rPr>
-          <w:rFonts w:ascii="Cambria" w:hAnsi="Cambria"/>
-        </w:rPr>
-      </w:pPr>
-      <w:r>
-        <w:rPr>
-          <w:rFonts w:ascii="Cambria" w:hAnsi="Cambria"/>
-        </w:rPr>
-        <w:t>Implementación</w:t>
+        <w:t xml:space="preserve">El motor de cálculo interno usa </w:t>
+      </w:r>
+      <w:proofErr w:type="spellStart"/>
+      <w:proofErr w:type="gramStart"/>
+      <w:r>
+        <w:t>Numeric</w:t>
+      </w:r>
+      <w:proofErr w:type="spellEnd"/>
+      <w:r>
+        <w:t>(</w:t>
+      </w:r>
+      <w:proofErr w:type="gramEnd"/>
+      <w:r>
+        <w:t>30, 10) para los valores en tránsito durante la simulación, para evitar desbordamientos con variables de gran magnitud (como la población que puede superar los 10 mil millones en el futuro).</w:t>
       </w:r>
     </w:p>
     <w:p>
       <w:pPr>
         <w:jc w:val="center"/>
-      </w:pPr>
-      <w:r>
         <w:rPr>
           <w:noProof/>
         </w:rPr>
+      </w:pPr>
+      <w:r>
         <w:drawing>
-          <wp:inline distT="0" distB="0" distL="0" distR="0" wp14:anchorId="3CB7E2CA" wp14:editId="54FDD1F6">
-            <wp:extent cx="2952750" cy="3337891"/>
+          <wp:inline distT="0" distB="0" distL="0" distR="0" wp14:anchorId="5B0E051C" wp14:editId="5AF1052A">
+            <wp:extent cx="2155199" cy="2460625"/>
             <wp:effectExtent l="0" t="0" r="0" b="0"/>
-            <wp:docPr id="450682358" name="Imagen 1"/>
+            <wp:docPr id="148450292" name="Imagen 1"/>
             <wp:cNvGraphicFramePr>
               <a:graphicFrameLocks xmlns:a="http://schemas.openxmlformats.org/drawingml/2006/main" noChangeAspect="1"/>
             </wp:cNvGraphicFramePr>
@@ -1859,47 +2138,7 @@
               <a:graphicData uri="http://schemas.openxmlformats.org/drawingml/2006/picture">
                 <pic:pic xmlns:pic="http://schemas.openxmlformats.org/drawingml/2006/picture">
                   <pic:nvPicPr>
-                    <pic:cNvPr id="450682358" name=""/>
-                    <pic:cNvPicPr/>
-                  </pic:nvPicPr>
-                  <pic:blipFill>
-                    <a:blip r:embed="rId6"/>
-                    <a:stretch>
-                      <a:fillRect/>
-                    </a:stretch>
-                  </pic:blipFill>
-                  <pic:spPr>
-                    <a:xfrm>
-                      <a:off x="0" y="0"/>
-                      <a:ext cx="2972674" cy="3360414"/>
-                    </a:xfrm>
-                    <a:prstGeom prst="rect">
-                      <a:avLst/>
-                    </a:prstGeom>
-                  </pic:spPr>
-                </pic:pic>
-              </a:graphicData>
-            </a:graphic>
-          </wp:inline>
-        </w:drawing>
-      </w:r>
-      <w:r>
-        <w:rPr>
-          <w:noProof/>
-        </w:rPr>
-        <w:drawing>
-          <wp:inline distT="0" distB="0" distL="0" distR="0" wp14:anchorId="71324305" wp14:editId="62C45624">
-            <wp:extent cx="3840480" cy="1349252"/>
-            <wp:effectExtent l="0" t="0" r="7620" b="3810"/>
-            <wp:docPr id="2083177371" name="Imagen 1"/>
-            <wp:cNvGraphicFramePr>
-              <a:graphicFrameLocks xmlns:a="http://schemas.openxmlformats.org/drawingml/2006/main" noChangeAspect="1"/>
-            </wp:cNvGraphicFramePr>
-            <a:graphic xmlns:a="http://schemas.openxmlformats.org/drawingml/2006/main">
-              <a:graphicData uri="http://schemas.openxmlformats.org/drawingml/2006/picture">
-                <pic:pic xmlns:pic="http://schemas.openxmlformats.org/drawingml/2006/picture">
-                  <pic:nvPicPr>
-                    <pic:cNvPr id="2083177371" name=""/>
+                    <pic:cNvPr id="148450292" name=""/>
                     <pic:cNvPicPr/>
                   </pic:nvPicPr>
                   <pic:blipFill>
@@ -1911,7 +2150,7 @@
                   <pic:spPr>
                     <a:xfrm>
                       <a:off x="0" y="0"/>
-                      <a:ext cx="3849598" cy="1352455"/>
+                      <a:ext cx="2166634" cy="2473681"/>
                     </a:xfrm>
                     <a:prstGeom prst="rect">
                       <a:avLst/>
@@ -1923,6 +2162,95 @@
           </wp:inline>
         </w:drawing>
       </w:r>
+      <w:r>
+        <w:rPr>
+          <w:noProof/>
+        </w:rPr>
+        <w:t xml:space="preserve"> </w:t>
+      </w:r>
+      <w:r>
+        <w:drawing>
+          <wp:inline distT="0" distB="0" distL="0" distR="0" wp14:anchorId="69F015FA" wp14:editId="68B56449">
+            <wp:extent cx="2933673" cy="2476261"/>
+            <wp:effectExtent l="0" t="0" r="635" b="635"/>
+            <wp:docPr id="1539274722" name="Imagen 1"/>
+            <wp:cNvGraphicFramePr>
+              <a:graphicFrameLocks xmlns:a="http://schemas.openxmlformats.org/drawingml/2006/main" noChangeAspect="1"/>
+            </wp:cNvGraphicFramePr>
+            <a:graphic xmlns:a="http://schemas.openxmlformats.org/drawingml/2006/main">
+              <a:graphicData uri="http://schemas.openxmlformats.org/drawingml/2006/picture">
+                <pic:pic xmlns:pic="http://schemas.openxmlformats.org/drawingml/2006/picture">
+                  <pic:nvPicPr>
+                    <pic:cNvPr id="1539274722" name=""/>
+                    <pic:cNvPicPr/>
+                  </pic:nvPicPr>
+                  <pic:blipFill>
+                    <a:blip r:embed="rId8"/>
+                    <a:stretch>
+                      <a:fillRect/>
+                    </a:stretch>
+                  </pic:blipFill>
+                  <pic:spPr>
+                    <a:xfrm>
+                      <a:off x="0" y="0"/>
+                      <a:ext cx="2953788" cy="2493240"/>
+                    </a:xfrm>
+                    <a:prstGeom prst="rect">
+                      <a:avLst/>
+                    </a:prstGeom>
+                  </pic:spPr>
+                </pic:pic>
+              </a:graphicData>
+            </a:graphic>
+          </wp:inline>
+        </w:drawing>
+      </w:r>
+      <w:r>
+        <w:rPr>
+          <w:noProof/>
+        </w:rPr>
+        <w:t xml:space="preserve"> </w:t>
+      </w:r>
+      <w:r>
+        <w:rPr>
+          <w:noProof/>
+        </w:rPr>
+        <w:drawing>
+          <wp:inline distT="0" distB="0" distL="0" distR="0" wp14:anchorId="29E9FEB4" wp14:editId="10DD04B4">
+            <wp:extent cx="4753638" cy="285790"/>
+            <wp:effectExtent l="0" t="0" r="0" b="0"/>
+            <wp:docPr id="511503468" name="Imagen 1"/>
+            <wp:cNvGraphicFramePr>
+              <a:graphicFrameLocks xmlns:a="http://schemas.openxmlformats.org/drawingml/2006/main" noChangeAspect="1"/>
+            </wp:cNvGraphicFramePr>
+            <a:graphic xmlns:a="http://schemas.openxmlformats.org/drawingml/2006/main">
+              <a:graphicData uri="http://schemas.openxmlformats.org/drawingml/2006/picture">
+                <pic:pic xmlns:pic="http://schemas.openxmlformats.org/drawingml/2006/picture">
+                  <pic:nvPicPr>
+                    <pic:cNvPr id="511503468" name=""/>
+                    <pic:cNvPicPr/>
+                  </pic:nvPicPr>
+                  <pic:blipFill>
+                    <a:blip r:embed="rId9"/>
+                    <a:stretch>
+                      <a:fillRect/>
+                    </a:stretch>
+                  </pic:blipFill>
+                  <pic:spPr>
+                    <a:xfrm>
+                      <a:off x="0" y="0"/>
+                      <a:ext cx="4753638" cy="285790"/>
+                    </a:xfrm>
+                    <a:prstGeom prst="rect">
+                      <a:avLst/>
+                    </a:prstGeom>
+                  </pic:spPr>
+                </pic:pic>
+              </a:graphicData>
+            </a:graphic>
+          </wp:inline>
+        </w:drawing>
+      </w:r>
     </w:p>
     <w:p>
       <w:pPr>
@@ -1935,10 +2263,1511 @@
         <w:rPr>
           <w:rFonts w:ascii="Cambria" w:hAnsi="Cambria"/>
         </w:rPr>
-        <w:t>Pruebas</w:t>
-      </w:r>
-    </w:p>
-    <w:p/>
+        <w:t>Prueba e Implementación</w:t>
+      </w:r>
+    </w:p>
+    <w:p>
+      <w:pPr>
+        <w:jc w:val="both"/>
+      </w:pPr>
+      <w:r>
+        <w:t>Con el fin de validar el funcionamiento del motor de cálculo y la integridad del modelo relacional, se diseñó un escenario de prueba centrado en la simulación de la deforestación global y la escasez de recursos. En esta sección se detalla el proceso de parametrización del sistema, comenzando por la definición de la hipótesis y el registro de variables, la configuración de los flujos causales, auxiliares y dinámicas no lineales, hasta culminar con la ejecución del procedimiento almacenado y su análisis de resultados proyectados.</w:t>
+      </w:r>
+    </w:p>
+    <w:p>
+      <w:pPr>
+        <w:pStyle w:val="Ttulo2"/>
+        <w:rPr>
+          <w:rFonts w:ascii="Cambria" w:hAnsi="Cambria"/>
+        </w:rPr>
+      </w:pPr>
+      <w:r>
+        <w:rPr>
+          <w:rFonts w:ascii="Cambria" w:hAnsi="Cambria"/>
+        </w:rPr>
+        <w:t>Implementación DDL</w:t>
+      </w:r>
+    </w:p>
+    <w:p>
+      <w:pPr>
+        <w:pStyle w:val="Ttulo3"/>
+        <w:rPr>
+          <w:rFonts w:ascii="Cambria" w:hAnsi="Cambria"/>
+        </w:rPr>
+      </w:pPr>
+      <w:r>
+        <w:rPr>
+          <w:rFonts w:ascii="Cambria" w:hAnsi="Cambria"/>
+        </w:rPr>
+        <w:t>Escenario</w:t>
+      </w:r>
+    </w:p>
+    <w:p>
+      <w:pPr>
+        <w:jc w:val="center"/>
+      </w:pPr>
+      <w:r>
+        <w:drawing>
+          <wp:inline distT="0" distB="0" distL="0" distR="0" wp14:anchorId="4F64DA22" wp14:editId="4076BA94">
+            <wp:extent cx="5612130" cy="426085"/>
+            <wp:effectExtent l="0" t="0" r="7620" b="0"/>
+            <wp:docPr id="1869348667" name="Imagen 1"/>
+            <wp:cNvGraphicFramePr>
+              <a:graphicFrameLocks xmlns:a="http://schemas.openxmlformats.org/drawingml/2006/main" noChangeAspect="1"/>
+            </wp:cNvGraphicFramePr>
+            <a:graphic xmlns:a="http://schemas.openxmlformats.org/drawingml/2006/main">
+              <a:graphicData uri="http://schemas.openxmlformats.org/drawingml/2006/picture">
+                <pic:pic xmlns:pic="http://schemas.openxmlformats.org/drawingml/2006/picture">
+                  <pic:nvPicPr>
+                    <pic:cNvPr id="1869348667" name=""/>
+                    <pic:cNvPicPr/>
+                  </pic:nvPicPr>
+                  <pic:blipFill>
+                    <a:blip r:embed="rId10"/>
+                    <a:stretch>
+                      <a:fillRect/>
+                    </a:stretch>
+                  </pic:blipFill>
+                  <pic:spPr>
+                    <a:xfrm>
+                      <a:off x="0" y="0"/>
+                      <a:ext cx="5612130" cy="426085"/>
+                    </a:xfrm>
+                    <a:prstGeom prst="rect">
+                      <a:avLst/>
+                    </a:prstGeom>
+                  </pic:spPr>
+                </pic:pic>
+              </a:graphicData>
+            </a:graphic>
+          </wp:inline>
+        </w:drawing>
+      </w:r>
+    </w:p>
+    <w:p>
+      <w:pPr>
+        <w:jc w:val="center"/>
+      </w:pPr>
+      <w:r>
+        <w:t>En este apartado se explica el contexto de una simulación dentro del modelo. En este caso se explica el contexto de la simulación que es sobre una potente crisis maltusiana entre hoy hasta el 2100.</w:t>
+      </w:r>
+    </w:p>
+    <w:p>
+      <w:pPr>
+        <w:pStyle w:val="Ttulo3"/>
+        <w:rPr>
+          <w:rFonts w:ascii="Cambria" w:hAnsi="Cambria"/>
+        </w:rPr>
+      </w:pPr>
+      <w:r>
+        <w:rPr>
+          <w:rFonts w:ascii="Cambria" w:hAnsi="Cambria"/>
+        </w:rPr>
+        <w:lastRenderedPageBreak/>
+        <w:t>Variable</w:t>
+      </w:r>
+    </w:p>
+    <w:p>
+      <w:pPr>
+        <w:jc w:val="center"/>
+      </w:pPr>
+      <w:r>
+        <w:drawing>
+          <wp:inline distT="0" distB="0" distL="0" distR="0" wp14:anchorId="17BBDBD0" wp14:editId="1CEC69D8">
+            <wp:extent cx="4191585" cy="743054"/>
+            <wp:effectExtent l="0" t="0" r="0" b="0"/>
+            <wp:docPr id="844046859" name="Imagen 1"/>
+            <wp:cNvGraphicFramePr>
+              <a:graphicFrameLocks xmlns:a="http://schemas.openxmlformats.org/drawingml/2006/main" noChangeAspect="1"/>
+            </wp:cNvGraphicFramePr>
+            <a:graphic xmlns:a="http://schemas.openxmlformats.org/drawingml/2006/main">
+              <a:graphicData uri="http://schemas.openxmlformats.org/drawingml/2006/picture">
+                <pic:pic xmlns:pic="http://schemas.openxmlformats.org/drawingml/2006/picture">
+                  <pic:nvPicPr>
+                    <pic:cNvPr id="844046859" name=""/>
+                    <pic:cNvPicPr/>
+                  </pic:nvPicPr>
+                  <pic:blipFill>
+                    <a:blip r:embed="rId11"/>
+                    <a:stretch>
+                      <a:fillRect/>
+                    </a:stretch>
+                  </pic:blipFill>
+                  <pic:spPr>
+                    <a:xfrm>
+                      <a:off x="0" y="0"/>
+                      <a:ext cx="4191585" cy="743054"/>
+                    </a:xfrm>
+                    <a:prstGeom prst="rect">
+                      <a:avLst/>
+                    </a:prstGeom>
+                  </pic:spPr>
+                </pic:pic>
+              </a:graphicData>
+            </a:graphic>
+          </wp:inline>
+        </w:drawing>
+      </w:r>
+    </w:p>
+    <w:p>
+      <w:pPr>
+        <w:jc w:val="center"/>
+      </w:pPr>
+      <w:r>
+        <w:t>Este se relaciona con la tabla sectores, que ahí se indexa los 5 sectores principales que analiza el modelo. También se definen la clase de parámetros que abarcará en la simulación y a través de qué medida se toma en cuenta.</w:t>
+      </w:r>
+      <w:r>
+        <w:t xml:space="preserve"> </w:t>
+      </w:r>
+      <w:proofErr w:type="spellStart"/>
+      <w:r>
+        <w:t>Valor_max</w:t>
+      </w:r>
+      <w:proofErr w:type="spellEnd"/>
+      <w:r>
+        <w:t xml:space="preserve"> representa un límite de seguridad, así protege variables con valores incongruentes.</w:t>
+      </w:r>
+    </w:p>
+    <w:p>
+      <w:pPr>
+        <w:jc w:val="center"/>
+      </w:pPr>
+      <w:r>
+        <w:t>En este caso, el escenario tomará en cuenta Población (1), Recursos Naturales (2) y Expansión Industrial (3). Y bien, de ahí se toma en cuenta la población mundial, la cobertura forestal del planeta</w:t>
+      </w:r>
+      <w:r>
+        <w:t>, el consumo humano de la madera y la frecuencia de la reforestación.</w:t>
+      </w:r>
+      <w:r>
+        <w:t xml:space="preserve"> En el caso de </w:t>
+      </w:r>
+      <w:proofErr w:type="spellStart"/>
+      <w:r>
+        <w:t>Valor_max</w:t>
+      </w:r>
+      <w:proofErr w:type="spellEnd"/>
+      <w:r>
+        <w:t xml:space="preserve">, </w:t>
+      </w:r>
+      <w:r>
+        <w:t>la variable de Cobertura Forestal Disponible tiene un límite de valor 1.0, no se va a incrementar del 1.0.</w:t>
+      </w:r>
+    </w:p>
+    <w:p>
+      <w:pPr>
+        <w:pStyle w:val="Ttulo3"/>
+        <w:rPr>
+          <w:rFonts w:ascii="Cambria" w:hAnsi="Cambria"/>
+        </w:rPr>
+      </w:pPr>
+      <w:r>
+        <w:rPr>
+          <w:rFonts w:ascii="Cambria" w:hAnsi="Cambria"/>
+        </w:rPr>
+        <w:t>Parámetro</w:t>
+      </w:r>
+    </w:p>
+    <w:p>
+      <w:pPr>
+        <w:jc w:val="center"/>
+      </w:pPr>
+      <w:r>
+        <w:drawing>
+          <wp:inline distT="0" distB="0" distL="0" distR="0" wp14:anchorId="216D0F08" wp14:editId="6FE66944">
+            <wp:extent cx="5010849" cy="733527"/>
+            <wp:effectExtent l="0" t="0" r="0" b="9525"/>
+            <wp:docPr id="457454632" name="Imagen 1"/>
+            <wp:cNvGraphicFramePr>
+              <a:graphicFrameLocks xmlns:a="http://schemas.openxmlformats.org/drawingml/2006/main" noChangeAspect="1"/>
+            </wp:cNvGraphicFramePr>
+            <a:graphic xmlns:a="http://schemas.openxmlformats.org/drawingml/2006/main">
+              <a:graphicData uri="http://schemas.openxmlformats.org/drawingml/2006/picture">
+                <pic:pic xmlns:pic="http://schemas.openxmlformats.org/drawingml/2006/picture">
+                  <pic:nvPicPr>
+                    <pic:cNvPr id="457454632" name=""/>
+                    <pic:cNvPicPr/>
+                  </pic:nvPicPr>
+                  <pic:blipFill>
+                    <a:blip r:embed="rId12"/>
+                    <a:stretch>
+                      <a:fillRect/>
+                    </a:stretch>
+                  </pic:blipFill>
+                  <pic:spPr>
+                    <a:xfrm>
+                      <a:off x="0" y="0"/>
+                      <a:ext cx="5010849" cy="733527"/>
+                    </a:xfrm>
+                    <a:prstGeom prst="rect">
+                      <a:avLst/>
+                    </a:prstGeom>
+                  </pic:spPr>
+                </pic:pic>
+              </a:graphicData>
+            </a:graphic>
+          </wp:inline>
+        </w:drawing>
+      </w:r>
+    </w:p>
+    <w:p>
+      <w:pPr>
+        <w:jc w:val="center"/>
+      </w:pPr>
+      <w:r>
+        <w:t>En escenario y variable, aquí es donde actúan como una clave compuesta, ya que ahí es donde se insertan los datos iniciales como punto de partida.</w:t>
+      </w:r>
+      <w:r>
+        <w:t xml:space="preserve"> </w:t>
+      </w:r>
+      <w:r>
+        <w:t>En este escenario se definieron lo siguiente:</w:t>
+      </w:r>
+    </w:p>
+    <w:p>
+      <w:pPr>
+        <w:pStyle w:val="Prrafodelista"/>
+        <w:numPr>
+          <w:ilvl w:val="0"/>
+          <w:numId w:val="8"/>
+        </w:numPr>
+        <w:jc w:val="both"/>
+      </w:pPr>
+      <w:r>
+        <w:t>Población Total = 82</w:t>
+      </w:r>
+      <w:r>
+        <w:t>00</w:t>
+      </w:r>
+      <w:r>
+        <w:t>M de Personas</w:t>
+      </w:r>
+    </w:p>
+    <w:p>
+      <w:pPr>
+        <w:pStyle w:val="Prrafodelista"/>
+        <w:numPr>
+          <w:ilvl w:val="0"/>
+          <w:numId w:val="8"/>
+        </w:numPr>
+        <w:jc w:val="both"/>
+      </w:pPr>
+      <w:r>
+        <w:t>Cobertura Forestal Disponible = 30% disponible</w:t>
+      </w:r>
+    </w:p>
+    <w:p>
+      <w:pPr>
+        <w:pStyle w:val="Prrafodelista"/>
+        <w:numPr>
+          <w:ilvl w:val="0"/>
+          <w:numId w:val="8"/>
+        </w:numPr>
+        <w:jc w:val="both"/>
+      </w:pPr>
+      <w:r>
+        <w:t>Consumo de Madera = 0.5 Toneladas por año</w:t>
+      </w:r>
+    </w:p>
+    <w:p>
+      <w:pPr>
+        <w:pStyle w:val="Prrafodelista"/>
+        <w:numPr>
+          <w:ilvl w:val="0"/>
+          <w:numId w:val="8"/>
+        </w:numPr>
+        <w:jc w:val="both"/>
+      </w:pPr>
+      <w:r>
+        <w:t>Reforestación = 2% por año.</w:t>
+      </w:r>
+    </w:p>
+    <w:p>
+      <w:pPr>
+        <w:pStyle w:val="Ttulo3"/>
+        <w:rPr>
+          <w:rFonts w:ascii="Cambria" w:hAnsi="Cambria"/>
+        </w:rPr>
+      </w:pPr>
+      <w:r>
+        <w:rPr>
+          <w:rFonts w:ascii="Cambria" w:hAnsi="Cambria"/>
+        </w:rPr>
+        <w:t>Relación Causal</w:t>
+      </w:r>
+    </w:p>
+    <w:p>
+      <w:pPr>
+        <w:jc w:val="center"/>
+      </w:pPr>
+      <w:r>
+        <w:drawing>
+          <wp:inline distT="0" distB="0" distL="0" distR="0" wp14:anchorId="59CDE2AE" wp14:editId="70275088">
+            <wp:extent cx="5612130" cy="267335"/>
+            <wp:effectExtent l="0" t="0" r="7620" b="0"/>
+            <wp:docPr id="2097584982" name="Imagen 1"/>
+            <wp:cNvGraphicFramePr>
+              <a:graphicFrameLocks xmlns:a="http://schemas.openxmlformats.org/drawingml/2006/main" noChangeAspect="1"/>
+            </wp:cNvGraphicFramePr>
+            <a:graphic xmlns:a="http://schemas.openxmlformats.org/drawingml/2006/main">
+              <a:graphicData uri="http://schemas.openxmlformats.org/drawingml/2006/picture">
+                <pic:pic xmlns:pic="http://schemas.openxmlformats.org/drawingml/2006/picture">
+                  <pic:nvPicPr>
+                    <pic:cNvPr id="2097584982" name=""/>
+                    <pic:cNvPicPr/>
+                  </pic:nvPicPr>
+                  <pic:blipFill>
+                    <a:blip r:embed="rId13"/>
+                    <a:stretch>
+                      <a:fillRect/>
+                    </a:stretch>
+                  </pic:blipFill>
+                  <pic:spPr>
+                    <a:xfrm>
+                      <a:off x="0" y="0"/>
+                      <a:ext cx="5612130" cy="267335"/>
+                    </a:xfrm>
+                    <a:prstGeom prst="rect">
+                      <a:avLst/>
+                    </a:prstGeom>
+                  </pic:spPr>
+                </pic:pic>
+              </a:graphicData>
+            </a:graphic>
+          </wp:inline>
+        </w:drawing>
+      </w:r>
+    </w:p>
+    <w:p>
+      <w:pPr>
+        <w:jc w:val="center"/>
+      </w:pPr>
+      <w:r>
+        <w:t xml:space="preserve">En el caso de Relación Causal, se define la interacción entre dos variables (3 por si acaso). Se estudia la variable afectada, que es la variable que acumula cambios anualmente. Por otra </w:t>
+      </w:r>
+      <w:proofErr w:type="gramStart"/>
+      <w:r>
+        <w:t>parte</w:t>
+      </w:r>
+      <w:proofErr w:type="gramEnd"/>
+      <w:r>
+        <w:t xml:space="preserve"> es la variable que causa el cambio, su valor actual se usa para calcular cuánto sube o baja la afección. Una relación puede tener una segunda influyente opcional, cuando el efecto depende de la combinación de dos variables a la vez.</w:t>
+      </w:r>
+    </w:p>
+    <w:p>
+      <w:pPr>
+        <w:jc w:val="both"/>
+      </w:pPr>
+      <w:r>
+        <w:t>En este escenario, se estudia la relación causal entre Cobertura Forestal Disponible con:</w:t>
+      </w:r>
+    </w:p>
+    <w:p>
+      <w:pPr>
+        <w:pStyle w:val="Prrafodelista"/>
+        <w:numPr>
+          <w:ilvl w:val="0"/>
+          <w:numId w:val="9"/>
+        </w:numPr>
+        <w:jc w:val="both"/>
+      </w:pPr>
+      <w:r>
+        <w:rPr>
+          <w:b/>
+          <w:bCs/>
+        </w:rPr>
+        <w:t>Consumo de Madera por Persona y Población Mundial (Output - Deforestación):</w:t>
+      </w:r>
+      <w:r>
+        <w:t xml:space="preserve"> La pérdida de cobertura depende de multiplicar Población por Consumo (cuanto más gente y más consumo per cápita, más madera se explota y resta cobertura). El coeficiente es el factor de escala que convierte la cantidad de madera consumida en una fracción de pérdida.</w:t>
+      </w:r>
+    </w:p>
+    <w:p>
+      <w:pPr>
+        <w:pStyle w:val="Prrafodelista"/>
+        <w:numPr>
+          <w:ilvl w:val="0"/>
+          <w:numId w:val="9"/>
+        </w:numPr>
+        <w:jc w:val="both"/>
+      </w:pPr>
+      <w:r>
+        <w:rPr>
+          <w:b/>
+          <w:bCs/>
+        </w:rPr>
+        <w:lastRenderedPageBreak/>
+        <w:t xml:space="preserve">Tasa de Reforestación Natural (Input - Reforestación): </w:t>
+      </w:r>
+      <w:r>
+        <w:t xml:space="preserve">La </w:t>
+      </w:r>
+      <w:r>
+        <w:t>ganancia de cobertura depende de la tasa de reforestación, multiplicada por la Cobertura actual. Es decir, el bosque se regenera en proporción a lo que ya existe (un bosque de 30% se regenera más que uno de 5%).</w:t>
+      </w:r>
+    </w:p>
+    <w:p>
+      <w:pPr>
+        <w:pStyle w:val="Ttulo3"/>
+        <w:rPr>
+          <w:rFonts w:ascii="Cambria" w:hAnsi="Cambria"/>
+        </w:rPr>
+      </w:pPr>
+      <w:r>
+        <w:rPr>
+          <w:rFonts w:ascii="Cambria" w:hAnsi="Cambria"/>
+        </w:rPr>
+        <w:t>Relación Auxiliar</w:t>
+      </w:r>
+    </w:p>
+    <w:p>
+      <w:pPr>
+        <w:jc w:val="center"/>
+      </w:pPr>
+      <w:r>
+        <w:drawing>
+          <wp:inline distT="0" distB="0" distL="0" distR="0" wp14:anchorId="2A10D445" wp14:editId="7776D44D">
+            <wp:extent cx="5612130" cy="137795"/>
+            <wp:effectExtent l="0" t="0" r="7620" b="0"/>
+            <wp:docPr id="538517439" name="Imagen 1"/>
+            <wp:cNvGraphicFramePr>
+              <a:graphicFrameLocks xmlns:a="http://schemas.openxmlformats.org/drawingml/2006/main" noChangeAspect="1"/>
+            </wp:cNvGraphicFramePr>
+            <a:graphic xmlns:a="http://schemas.openxmlformats.org/drawingml/2006/main">
+              <a:graphicData uri="http://schemas.openxmlformats.org/drawingml/2006/picture">
+                <pic:pic xmlns:pic="http://schemas.openxmlformats.org/drawingml/2006/picture">
+                  <pic:nvPicPr>
+                    <pic:cNvPr id="538517439" name=""/>
+                    <pic:cNvPicPr/>
+                  </pic:nvPicPr>
+                  <pic:blipFill>
+                    <a:blip r:embed="rId14"/>
+                    <a:stretch>
+                      <a:fillRect/>
+                    </a:stretch>
+                  </pic:blipFill>
+                  <pic:spPr>
+                    <a:xfrm>
+                      <a:off x="0" y="0"/>
+                      <a:ext cx="5612130" cy="137795"/>
+                    </a:xfrm>
+                    <a:prstGeom prst="rect">
+                      <a:avLst/>
+                    </a:prstGeom>
+                  </pic:spPr>
+                </pic:pic>
+              </a:graphicData>
+            </a:graphic>
+          </wp:inline>
+        </w:drawing>
+      </w:r>
+    </w:p>
+    <w:p>
+      <w:pPr>
+        <w:jc w:val="center"/>
+      </w:pPr>
+      <w:r>
+        <w:t>La relación auxiliar no acumula cambios por sí misma, este se recalcula desde cero cada año, directamente a partir del valor actual de otra variable. No tiene memoria de su propio valor anterior; solo importa cuál es su variable base en este instante. En este se estudia entre la variable auxiliar, que se recalcula año por año; y la variable base, el que se deriva del cálculo.</w:t>
+      </w:r>
+    </w:p>
+    <w:p>
+      <w:pPr>
+        <w:jc w:val="center"/>
+      </w:pPr>
+      <w:r>
+        <w:t>En este caso, la Tasa de Reforestación natural es multiplicado por la Cobertura Forestal Disponible, la capacidad de un bosque para regenerarse depende de cuánto bosque queda. Un bosque saludable se regenera con más fuerza; uno moribundo apenas se puede reforestar, sin importar que tan “optimista” fuera la tasa original del 2% con la que arrancó el escenario.</w:t>
+      </w:r>
+    </w:p>
+    <w:p>
+      <w:pPr>
+        <w:jc w:val="center"/>
+      </w:pPr>
+      <w:r>
+        <w:t>A medida que relación causal reduce la cobertura forestal, la relación auxiliar hace que la propia capacidad de reforestar se debilite en cadena.</w:t>
+      </w:r>
+    </w:p>
+    <w:p>
+      <w:pPr>
+        <w:pStyle w:val="Ttulo3"/>
+        <w:rPr>
+          <w:rFonts w:ascii="Cambria" w:hAnsi="Cambria"/>
+        </w:rPr>
+      </w:pPr>
+      <w:r>
+        <w:rPr>
+          <w:rFonts w:ascii="Cambria" w:hAnsi="Cambria"/>
+        </w:rPr>
+        <w:t xml:space="preserve">Tabla </w:t>
+      </w:r>
+      <w:proofErr w:type="spellStart"/>
+      <w:r>
+        <w:rPr>
+          <w:rFonts w:ascii="Cambria" w:hAnsi="Cambria"/>
+        </w:rPr>
+        <w:t>Lookup</w:t>
+      </w:r>
+      <w:proofErr w:type="spellEnd"/>
+    </w:p>
+    <w:p>
+      <w:pPr>
+        <w:jc w:val="center"/>
+      </w:pPr>
+      <w:r>
+        <w:drawing>
+          <wp:inline distT="0" distB="0" distL="0" distR="0" wp14:anchorId="67B79F17" wp14:editId="189301FC">
+            <wp:extent cx="5612130" cy="538480"/>
+            <wp:effectExtent l="0" t="0" r="7620" b="0"/>
+            <wp:docPr id="2119085008" name="Imagen 1"/>
+            <wp:cNvGraphicFramePr>
+              <a:graphicFrameLocks xmlns:a="http://schemas.openxmlformats.org/drawingml/2006/main" noChangeAspect="1"/>
+            </wp:cNvGraphicFramePr>
+            <a:graphic xmlns:a="http://schemas.openxmlformats.org/drawingml/2006/main">
+              <a:graphicData uri="http://schemas.openxmlformats.org/drawingml/2006/picture">
+                <pic:pic xmlns:pic="http://schemas.openxmlformats.org/drawingml/2006/picture">
+                  <pic:nvPicPr>
+                    <pic:cNvPr id="2119085008" name=""/>
+                    <pic:cNvPicPr/>
+                  </pic:nvPicPr>
+                  <pic:blipFill>
+                    <a:blip r:embed="rId15"/>
+                    <a:stretch>
+                      <a:fillRect/>
+                    </a:stretch>
+                  </pic:blipFill>
+                  <pic:spPr>
+                    <a:xfrm>
+                      <a:off x="0" y="0"/>
+                      <a:ext cx="5612130" cy="538480"/>
+                    </a:xfrm>
+                    <a:prstGeom prst="rect">
+                      <a:avLst/>
+                    </a:prstGeom>
+                  </pic:spPr>
+                </pic:pic>
+              </a:graphicData>
+            </a:graphic>
+          </wp:inline>
+        </w:drawing>
+      </w:r>
+    </w:p>
+    <w:p>
+      <w:pPr>
+        <w:jc w:val="center"/>
+      </w:pPr>
+      <w:r>
+        <w:t>Este es el mecanismo para que la tasa de cambio de una variable no sea un número fijo, sino que dependa del estado de otra variable, evaluando por umbrales. Así es como World3 hace sus relaciones no lineales: en vez de escribir una ecuación complicada, define varios umbrales discretos y el motor decide cuál aplica según el rango en el que cae la variable.</w:t>
+      </w:r>
+    </w:p>
+    <w:p>
+      <w:pPr>
+        <w:jc w:val="center"/>
+      </w:pPr>
+      <w:r>
+        <w:t>En este se estudia la relación del variable nivel, donde la tasa de cambio se modifica; la variable condicional, su valor depende del umbral; el umbral máximo es el límite superior del tramo: NULL también puede significar cualquier valor restante, siempre es el último tamo el que atrapa todo lo que no cae en los anteriores. La tasa es el que se aplica a la variable nivel si se cumple la condición del tramo y el orden es la secuencia de evaluación de tramos.</w:t>
+      </w:r>
+    </w:p>
+    <w:p>
+      <w:pPr>
+        <w:jc w:val="center"/>
+      </w:pPr>
+      <w:r>
+        <w:t>En este escenario se estudia la relación entre Población Total y Cobertura Forestal Disponible, los tres son tramos de una misma regla: “La Tasa de Crecimiento de la Población depende de qué tan sana es la Cobertura Forestal”. El orden va lo siguiente:</w:t>
+      </w:r>
+    </w:p>
+    <w:p>
+      <w:pPr>
+        <w:pStyle w:val="Prrafodelista"/>
+        <w:numPr>
+          <w:ilvl w:val="0"/>
+          <w:numId w:val="10"/>
+        </w:numPr>
+        <w:jc w:val="both"/>
+      </w:pPr>
+      <w:r>
+        <w:t>Si va más del 0.05 de la condición, significa una tasa de población -2%: la escasez extrema del bosque provoca una contracción poblacional.</w:t>
+      </w:r>
+    </w:p>
+    <w:p>
+      <w:pPr>
+        <w:pStyle w:val="Prrafodelista"/>
+        <w:numPr>
+          <w:ilvl w:val="0"/>
+          <w:numId w:val="10"/>
+        </w:numPr>
+        <w:jc w:val="both"/>
+      </w:pPr>
+      <w:r>
+        <w:t xml:space="preserve">Si va más del 0.15, es el 0.1% de la tasa poblacional: hay escasez notable, el crecimiento se </w:t>
+      </w:r>
+      <w:proofErr w:type="gramStart"/>
+      <w:r>
+        <w:t>detiene</w:t>
+      </w:r>
+      <w:proofErr w:type="gramEnd"/>
+      <w:r>
+        <w:t xml:space="preserve"> pero todavía no hay colapso.</w:t>
+      </w:r>
+    </w:p>
+    <w:p>
+      <w:pPr>
+        <w:pStyle w:val="Prrafodelista"/>
+        <w:numPr>
+          <w:ilvl w:val="0"/>
+          <w:numId w:val="10"/>
+        </w:numPr>
+        <w:jc w:val="both"/>
+      </w:pPr>
+      <w:r>
+        <w:t>En cualquier otro caso, la tasa sube 1% anualmente: mientras el bosque no esté en crisis, la población crece de forma habitual.</w:t>
+      </w:r>
+    </w:p>
+    <w:p>
+      <w:pPr>
+        <w:pStyle w:val="Ttulo2"/>
+        <w:rPr>
+          <w:rFonts w:ascii="Cambria" w:hAnsi="Cambria"/>
+        </w:rPr>
+      </w:pPr>
+      <w:r>
+        <w:rPr>
+          <w:rFonts w:ascii="Cambria" w:hAnsi="Cambria"/>
+        </w:rPr>
+        <w:lastRenderedPageBreak/>
+        <w:t xml:space="preserve">La Función de </w:t>
+      </w:r>
+      <w:proofErr w:type="spellStart"/>
+      <w:r>
+        <w:rPr>
+          <w:rFonts w:ascii="Cambria" w:hAnsi="Cambria"/>
+        </w:rPr>
+        <w:t>Exec_Simulación</w:t>
+      </w:r>
+      <w:proofErr w:type="spellEnd"/>
+    </w:p>
+    <w:p>
+      <w:pPr>
+        <w:jc w:val="center"/>
+      </w:pPr>
+      <w:r>
+        <w:drawing>
+          <wp:inline distT="0" distB="0" distL="0" distR="0" wp14:anchorId="08774A35" wp14:editId="278A28E7">
+            <wp:extent cx="5612130" cy="1492250"/>
+            <wp:effectExtent l="0" t="0" r="7620" b="0"/>
+            <wp:docPr id="2057337626" name="Imagen 1"/>
+            <wp:cNvGraphicFramePr>
+              <a:graphicFrameLocks xmlns:a="http://schemas.openxmlformats.org/drawingml/2006/main" noChangeAspect="1"/>
+            </wp:cNvGraphicFramePr>
+            <a:graphic xmlns:a="http://schemas.openxmlformats.org/drawingml/2006/main">
+              <a:graphicData uri="http://schemas.openxmlformats.org/drawingml/2006/picture">
+                <pic:pic xmlns:pic="http://schemas.openxmlformats.org/drawingml/2006/picture">
+                  <pic:nvPicPr>
+                    <pic:cNvPr id="2057337626" name=""/>
+                    <pic:cNvPicPr/>
+                  </pic:nvPicPr>
+                  <pic:blipFill>
+                    <a:blip r:embed="rId16"/>
+                    <a:stretch>
+                      <a:fillRect/>
+                    </a:stretch>
+                  </pic:blipFill>
+                  <pic:spPr>
+                    <a:xfrm>
+                      <a:off x="0" y="0"/>
+                      <a:ext cx="5612130" cy="1492250"/>
+                    </a:xfrm>
+                    <a:prstGeom prst="rect">
+                      <a:avLst/>
+                    </a:prstGeom>
+                  </pic:spPr>
+                </pic:pic>
+              </a:graphicData>
+            </a:graphic>
+          </wp:inline>
+        </w:drawing>
+      </w:r>
+    </w:p>
+    <w:p>
+      <w:pPr>
+        <w:pStyle w:val="Prrafodelista"/>
+        <w:numPr>
+          <w:ilvl w:val="0"/>
+          <w:numId w:val="11"/>
+        </w:numPr>
+        <w:jc w:val="both"/>
+      </w:pPr>
+      <w:r>
+        <w:t>Reci</w:t>
+      </w:r>
+      <w:r>
+        <w:t>b</w:t>
+      </w:r>
+      <w:r>
+        <w:t>e el escenario para simular y el rango de años para cubrir.</w:t>
+      </w:r>
+    </w:p>
+    <w:p>
+      <w:pPr>
+        <w:pStyle w:val="Prrafodelista"/>
+        <w:numPr>
+          <w:ilvl w:val="0"/>
+          <w:numId w:val="11"/>
+        </w:numPr>
+        <w:jc w:val="both"/>
+      </w:pPr>
+      <w:r>
+        <w:t>Crea una fila bitácora en Simulación para describir la ejecución.</w:t>
+      </w:r>
+    </w:p>
+    <w:p>
+      <w:pPr>
+        <w:pStyle w:val="Prrafodelista"/>
+        <w:numPr>
+          <w:ilvl w:val="0"/>
+          <w:numId w:val="11"/>
+        </w:numPr>
+        <w:jc w:val="both"/>
+      </w:pPr>
+      <w:r>
+        <w:t>Crea dos tablas temporales que existen en la llamada únicamente. Estado-Actual es la instancia del año calculando y Estado-Nuevo es donde se calculó y se construye al año siguiente.</w:t>
+      </w:r>
+    </w:p>
+    <w:p>
+      <w:pPr>
+        <w:pStyle w:val="Ttulo3"/>
+        <w:rPr>
+          <w:rFonts w:ascii="Cambria" w:hAnsi="Cambria"/>
+        </w:rPr>
+      </w:pPr>
+      <w:r>
+        <w:rPr>
+          <w:rFonts w:ascii="Cambria" w:hAnsi="Cambria"/>
+        </w:rPr>
+        <w:t>Paso 1</w:t>
+      </w:r>
+    </w:p>
+    <w:p>
+      <w:pPr>
+        <w:jc w:val="center"/>
+      </w:pPr>
+      <w:r>
+        <w:drawing>
+          <wp:inline distT="0" distB="0" distL="0" distR="0" wp14:anchorId="4EAD7E2E" wp14:editId="70CE7B8E">
+            <wp:extent cx="4706007" cy="447737"/>
+            <wp:effectExtent l="0" t="0" r="0" b="9525"/>
+            <wp:docPr id="839072727" name="Imagen 1"/>
+            <wp:cNvGraphicFramePr>
+              <a:graphicFrameLocks xmlns:a="http://schemas.openxmlformats.org/drawingml/2006/main" noChangeAspect="1"/>
+            </wp:cNvGraphicFramePr>
+            <a:graphic xmlns:a="http://schemas.openxmlformats.org/drawingml/2006/main">
+              <a:graphicData uri="http://schemas.openxmlformats.org/drawingml/2006/picture">
+                <pic:pic xmlns:pic="http://schemas.openxmlformats.org/drawingml/2006/picture">
+                  <pic:nvPicPr>
+                    <pic:cNvPr id="839072727" name=""/>
+                    <pic:cNvPicPr/>
+                  </pic:nvPicPr>
+                  <pic:blipFill>
+                    <a:blip r:embed="rId17"/>
+                    <a:stretch>
+                      <a:fillRect/>
+                    </a:stretch>
+                  </pic:blipFill>
+                  <pic:spPr>
+                    <a:xfrm>
+                      <a:off x="0" y="0"/>
+                      <a:ext cx="4706007" cy="447737"/>
+                    </a:xfrm>
+                    <a:prstGeom prst="rect">
+                      <a:avLst/>
+                    </a:prstGeom>
+                  </pic:spPr>
+                </pic:pic>
+              </a:graphicData>
+            </a:graphic>
+          </wp:inline>
+        </w:drawing>
+      </w:r>
+    </w:p>
+    <w:p>
+      <w:pPr>
+        <w:jc w:val="center"/>
+      </w:pPr>
+      <w:r>
+        <w:t>Antes de calcular, guarda el estado tal como está, lo que luego se consulta como resultado de aquel año.</w:t>
+      </w:r>
+    </w:p>
+    <w:p>
+      <w:pPr>
+        <w:pStyle w:val="Ttulo3"/>
+        <w:rPr>
+          <w:rFonts w:ascii="Cambria" w:hAnsi="Cambria"/>
+        </w:rPr>
+      </w:pPr>
+      <w:r>
+        <w:rPr>
+          <w:rFonts w:ascii="Cambria" w:hAnsi="Cambria"/>
+        </w:rPr>
+        <w:t>Paso 2</w:t>
+      </w:r>
+    </w:p>
+    <w:p>
+      <w:pPr>
+        <w:jc w:val="center"/>
+      </w:pPr>
+      <w:r>
+        <w:drawing>
+          <wp:inline distT="0" distB="0" distL="0" distR="0" wp14:anchorId="174DD60A" wp14:editId="2019044B">
+            <wp:extent cx="3581900" cy="457264"/>
+            <wp:effectExtent l="0" t="0" r="0" b="0"/>
+            <wp:docPr id="1813394172" name="Imagen 1"/>
+            <wp:cNvGraphicFramePr>
+              <a:graphicFrameLocks xmlns:a="http://schemas.openxmlformats.org/drawingml/2006/main" noChangeAspect="1"/>
+            </wp:cNvGraphicFramePr>
+            <a:graphic xmlns:a="http://schemas.openxmlformats.org/drawingml/2006/main">
+              <a:graphicData uri="http://schemas.openxmlformats.org/drawingml/2006/picture">
+                <pic:pic xmlns:pic="http://schemas.openxmlformats.org/drawingml/2006/picture">
+                  <pic:nvPicPr>
+                    <pic:cNvPr id="1813394172" name=""/>
+                    <pic:cNvPicPr/>
+                  </pic:nvPicPr>
+                  <pic:blipFill>
+                    <a:blip r:embed="rId18"/>
+                    <a:stretch>
+                      <a:fillRect/>
+                    </a:stretch>
+                  </pic:blipFill>
+                  <pic:spPr>
+                    <a:xfrm>
+                      <a:off x="0" y="0"/>
+                      <a:ext cx="3581900" cy="457264"/>
+                    </a:xfrm>
+                    <a:prstGeom prst="rect">
+                      <a:avLst/>
+                    </a:prstGeom>
+                  </pic:spPr>
+                </pic:pic>
+              </a:graphicData>
+            </a:graphic>
+          </wp:inline>
+        </w:drawing>
+      </w:r>
+    </w:p>
+    <w:p>
+      <w:pPr>
+        <w:jc w:val="center"/>
+      </w:pPr>
+      <w:r>
+        <w:t xml:space="preserve">Copia el estado actual a </w:t>
+      </w:r>
+      <w:proofErr w:type="spellStart"/>
+      <w:r>
+        <w:t>estado_nuevo</w:t>
+      </w:r>
+      <w:proofErr w:type="spellEnd"/>
+      <w:r>
+        <w:t xml:space="preserve"> como punto de partida, todavía sin ningún cambio aplicado.</w:t>
+      </w:r>
+    </w:p>
+    <w:p>
+      <w:pPr>
+        <w:pStyle w:val="Ttulo3"/>
+        <w:rPr>
+          <w:rFonts w:ascii="Cambria" w:hAnsi="Cambria"/>
+        </w:rPr>
+      </w:pPr>
+      <w:r>
+        <w:rPr>
+          <w:rFonts w:ascii="Cambria" w:hAnsi="Cambria"/>
+        </w:rPr>
+        <w:t>Paso 3</w:t>
+      </w:r>
+    </w:p>
+    <w:p>
+      <w:pPr>
+        <w:jc w:val="center"/>
+      </w:pPr>
+      <w:r>
+        <w:drawing>
+          <wp:inline distT="0" distB="0" distL="0" distR="0" wp14:anchorId="47138AF2" wp14:editId="5739B0C9">
+            <wp:extent cx="5612130" cy="1262380"/>
+            <wp:effectExtent l="0" t="0" r="7620" b="0"/>
+            <wp:docPr id="1783643023" name="Imagen 1"/>
+            <wp:cNvGraphicFramePr>
+              <a:graphicFrameLocks xmlns:a="http://schemas.openxmlformats.org/drawingml/2006/main" noChangeAspect="1"/>
+            </wp:cNvGraphicFramePr>
+            <a:graphic xmlns:a="http://schemas.openxmlformats.org/drawingml/2006/main">
+              <a:graphicData uri="http://schemas.openxmlformats.org/drawingml/2006/picture">
+                <pic:pic xmlns:pic="http://schemas.openxmlformats.org/drawingml/2006/picture">
+                  <pic:nvPicPr>
+                    <pic:cNvPr id="1783643023" name=""/>
+                    <pic:cNvPicPr/>
+                  </pic:nvPicPr>
+                  <pic:blipFill>
+                    <a:blip r:embed="rId19"/>
+                    <a:stretch>
+                      <a:fillRect/>
+                    </a:stretch>
+                  </pic:blipFill>
+                  <pic:spPr>
+                    <a:xfrm>
+                      <a:off x="0" y="0"/>
+                      <a:ext cx="5612130" cy="1262380"/>
+                    </a:xfrm>
+                    <a:prstGeom prst="rect">
+                      <a:avLst/>
+                    </a:prstGeom>
+                  </pic:spPr>
+                </pic:pic>
+              </a:graphicData>
+            </a:graphic>
+          </wp:inline>
+        </w:drawing>
+      </w:r>
+    </w:p>
+    <w:p>
+      <w:pPr>
+        <w:jc w:val="center"/>
+      </w:pPr>
+      <w:r>
+        <w:t xml:space="preserve">Cada variable afectada suma todos sus input y resta todos sus output, usando valores de </w:t>
+      </w:r>
+      <w:proofErr w:type="spellStart"/>
+      <w:r>
+        <w:t>estado_actual</w:t>
+      </w:r>
+      <w:proofErr w:type="spellEnd"/>
+      <w:r>
+        <w:t>. El GREATEST evita algo que termine en negativo. Aquí es donde Población y Consumo, multiplicados, restan cobertura; y donde Reforestación y Cobertura, suma de vuelta.</w:t>
+      </w:r>
+    </w:p>
+    <w:p>
+      <w:pPr>
+        <w:pStyle w:val="Ttulo3"/>
+        <w:rPr>
+          <w:rFonts w:ascii="Cambria" w:hAnsi="Cambria"/>
+        </w:rPr>
+      </w:pPr>
+      <w:r>
+        <w:rPr>
+          <w:rFonts w:ascii="Cambria" w:hAnsi="Cambria"/>
+        </w:rPr>
+        <w:lastRenderedPageBreak/>
+        <w:t>Paso 4</w:t>
+      </w:r>
+    </w:p>
+    <w:p>
+      <w:pPr>
+        <w:jc w:val="center"/>
+      </w:pPr>
+      <w:r>
+        <w:drawing>
+          <wp:inline distT="0" distB="0" distL="0" distR="0" wp14:anchorId="6AF04648" wp14:editId="1EC5312B">
+            <wp:extent cx="5468113" cy="447737"/>
+            <wp:effectExtent l="0" t="0" r="0" b="9525"/>
+            <wp:docPr id="1572578912" name="Imagen 1"/>
+            <wp:cNvGraphicFramePr>
+              <a:graphicFrameLocks xmlns:a="http://schemas.openxmlformats.org/drawingml/2006/main" noChangeAspect="1"/>
+            </wp:cNvGraphicFramePr>
+            <a:graphic xmlns:a="http://schemas.openxmlformats.org/drawingml/2006/main">
+              <a:graphicData uri="http://schemas.openxmlformats.org/drawingml/2006/picture">
+                <pic:pic xmlns:pic="http://schemas.openxmlformats.org/drawingml/2006/picture">
+                  <pic:nvPicPr>
+                    <pic:cNvPr id="1572578912" name=""/>
+                    <pic:cNvPicPr/>
+                  </pic:nvPicPr>
+                  <pic:blipFill>
+                    <a:blip r:embed="rId20"/>
+                    <a:stretch>
+                      <a:fillRect/>
+                    </a:stretch>
+                  </pic:blipFill>
+                  <pic:spPr>
+                    <a:xfrm>
+                      <a:off x="0" y="0"/>
+                      <a:ext cx="5468113" cy="447737"/>
+                    </a:xfrm>
+                    <a:prstGeom prst="rect">
+                      <a:avLst/>
+                    </a:prstGeom>
+                  </pic:spPr>
+                </pic:pic>
+              </a:graphicData>
+            </a:graphic>
+          </wp:inline>
+        </w:drawing>
+      </w:r>
+    </w:p>
+    <w:p>
+      <w:pPr>
+        <w:jc w:val="center"/>
+      </w:pPr>
+      <w:r>
+        <w:t>La variable tiene un límite definido (Cobertura Forestal = 1.0), recorta el resultado a ese máximo.</w:t>
+      </w:r>
+    </w:p>
+    <w:p>
+      <w:pPr>
+        <w:pStyle w:val="Ttulo3"/>
+        <w:rPr>
+          <w:rFonts w:ascii="Cambria" w:hAnsi="Cambria"/>
+        </w:rPr>
+      </w:pPr>
+      <w:r>
+        <w:rPr>
+          <w:rFonts w:ascii="Cambria" w:hAnsi="Cambria"/>
+        </w:rPr>
+        <w:t>Paso 5</w:t>
+      </w:r>
+    </w:p>
+    <w:p>
+      <w:pPr>
+        <w:jc w:val="center"/>
+      </w:pPr>
+      <w:r>
+        <w:drawing>
+          <wp:inline distT="0" distB="0" distL="0" distR="0" wp14:anchorId="770B58EB" wp14:editId="706195B0">
+            <wp:extent cx="5612130" cy="1320165"/>
+            <wp:effectExtent l="0" t="0" r="7620" b="0"/>
+            <wp:docPr id="286643891" name="Imagen 1"/>
+            <wp:cNvGraphicFramePr>
+              <a:graphicFrameLocks xmlns:a="http://schemas.openxmlformats.org/drawingml/2006/main" noChangeAspect="1"/>
+            </wp:cNvGraphicFramePr>
+            <a:graphic xmlns:a="http://schemas.openxmlformats.org/drawingml/2006/main">
+              <a:graphicData uri="http://schemas.openxmlformats.org/drawingml/2006/picture">
+                <pic:pic xmlns:pic="http://schemas.openxmlformats.org/drawingml/2006/picture">
+                  <pic:nvPicPr>
+                    <pic:cNvPr id="286643891" name=""/>
+                    <pic:cNvPicPr/>
+                  </pic:nvPicPr>
+                  <pic:blipFill>
+                    <a:blip r:embed="rId21"/>
+                    <a:stretch>
+                      <a:fillRect/>
+                    </a:stretch>
+                  </pic:blipFill>
+                  <pic:spPr>
+                    <a:xfrm>
+                      <a:off x="0" y="0"/>
+                      <a:ext cx="5612130" cy="1320165"/>
+                    </a:xfrm>
+                    <a:prstGeom prst="rect">
+                      <a:avLst/>
+                    </a:prstGeom>
+                  </pic:spPr>
+                </pic:pic>
+              </a:graphicData>
+            </a:graphic>
+          </wp:inline>
+        </w:drawing>
+      </w:r>
+    </w:p>
+    <w:p>
+      <w:pPr>
+        <w:jc w:val="center"/>
+      </w:pPr>
+      <w:r>
+        <w:t>Cada variable que tenga tramos definidos, cuál tramo aplica según el valor actual de su variable-condición, y le suma ese efecto. Así es como el freno maltusiano modifica la Población según Cobertura.</w:t>
+      </w:r>
+    </w:p>
+    <w:p>
+      <w:pPr>
+        <w:pStyle w:val="Ttulo3"/>
+        <w:rPr>
+          <w:rFonts w:ascii="Cambria" w:hAnsi="Cambria"/>
+        </w:rPr>
+      </w:pPr>
+      <w:r>
+        <w:rPr>
+          <w:rFonts w:ascii="Cambria" w:hAnsi="Cambria"/>
+        </w:rPr>
+        <w:t>Paso 6</w:t>
+      </w:r>
+    </w:p>
+    <w:p>
+      <w:pPr>
+        <w:jc w:val="center"/>
+      </w:pPr>
+      <w:r>
+        <w:drawing>
+          <wp:inline distT="0" distB="0" distL="0" distR="0" wp14:anchorId="7E188107" wp14:editId="5671426B">
+            <wp:extent cx="5612130" cy="546100"/>
+            <wp:effectExtent l="0" t="0" r="7620" b="6350"/>
+            <wp:docPr id="817945144" name="Imagen 1"/>
+            <wp:cNvGraphicFramePr>
+              <a:graphicFrameLocks xmlns:a="http://schemas.openxmlformats.org/drawingml/2006/main" noChangeAspect="1"/>
+            </wp:cNvGraphicFramePr>
+            <a:graphic xmlns:a="http://schemas.openxmlformats.org/drawingml/2006/main">
+              <a:graphicData uri="http://schemas.openxmlformats.org/drawingml/2006/picture">
+                <pic:pic xmlns:pic="http://schemas.openxmlformats.org/drawingml/2006/picture">
+                  <pic:nvPicPr>
+                    <pic:cNvPr id="817945144" name=""/>
+                    <pic:cNvPicPr/>
+                  </pic:nvPicPr>
+                  <pic:blipFill>
+                    <a:blip r:embed="rId22"/>
+                    <a:stretch>
+                      <a:fillRect/>
+                    </a:stretch>
+                  </pic:blipFill>
+                  <pic:spPr>
+                    <a:xfrm>
+                      <a:off x="0" y="0"/>
+                      <a:ext cx="5612130" cy="546100"/>
+                    </a:xfrm>
+                    <a:prstGeom prst="rect">
+                      <a:avLst/>
+                    </a:prstGeom>
+                  </pic:spPr>
+                </pic:pic>
+              </a:graphicData>
+            </a:graphic>
+          </wp:inline>
+        </w:drawing>
+      </w:r>
+    </w:p>
+    <w:p>
+      <w:pPr>
+        <w:jc w:val="center"/>
+      </w:pPr>
+      <w:r>
+        <w:t xml:space="preserve">Se emplea </w:t>
+      </w:r>
+      <w:proofErr w:type="spellStart"/>
+      <w:r>
+        <w:t>estado_nuevo</w:t>
+      </w:r>
+      <w:proofErr w:type="spellEnd"/>
+      <w:r>
+        <w:t xml:space="preserve"> como base, porque el auxiliar debe reflejar el estado recién actualizado, no el de antes. Por eso Tasa de Reforestación queda calculada con la cobertura ya reducida de este mismo año, no la del año pasado.</w:t>
+      </w:r>
+    </w:p>
+    <w:p>
+      <w:pPr>
+        <w:pStyle w:val="Ttulo3"/>
+        <w:rPr>
+          <w:rFonts w:ascii="Cambria" w:hAnsi="Cambria"/>
+        </w:rPr>
+      </w:pPr>
+      <w:r>
+        <w:rPr>
+          <w:rFonts w:ascii="Cambria" w:hAnsi="Cambria"/>
+        </w:rPr>
+        <w:t>Paso 7</w:t>
+      </w:r>
+    </w:p>
+    <w:p>
+      <w:pPr>
+        <w:jc w:val="center"/>
+      </w:pPr>
+      <w:r>
+        <w:drawing>
+          <wp:inline distT="0" distB="0" distL="0" distR="0" wp14:anchorId="34B8D208" wp14:editId="315E5A6B">
+            <wp:extent cx="3610479" cy="495369"/>
+            <wp:effectExtent l="0" t="0" r="9525" b="0"/>
+            <wp:docPr id="1345328552" name="Imagen 1"/>
+            <wp:cNvGraphicFramePr>
+              <a:graphicFrameLocks xmlns:a="http://schemas.openxmlformats.org/drawingml/2006/main" noChangeAspect="1"/>
+            </wp:cNvGraphicFramePr>
+            <a:graphic xmlns:a="http://schemas.openxmlformats.org/drawingml/2006/main">
+              <a:graphicData uri="http://schemas.openxmlformats.org/drawingml/2006/picture">
+                <pic:pic xmlns:pic="http://schemas.openxmlformats.org/drawingml/2006/picture">
+                  <pic:nvPicPr>
+                    <pic:cNvPr id="1345328552" name=""/>
+                    <pic:cNvPicPr/>
+                  </pic:nvPicPr>
+                  <pic:blipFill>
+                    <a:blip r:embed="rId23"/>
+                    <a:stretch>
+                      <a:fillRect/>
+                    </a:stretch>
+                  </pic:blipFill>
+                  <pic:spPr>
+                    <a:xfrm>
+                      <a:off x="0" y="0"/>
+                      <a:ext cx="3610479" cy="495369"/>
+                    </a:xfrm>
+                    <a:prstGeom prst="rect">
+                      <a:avLst/>
+                    </a:prstGeom>
+                  </pic:spPr>
+                </pic:pic>
+              </a:graphicData>
+            </a:graphic>
+          </wp:inline>
+        </w:drawing>
+      </w:r>
+    </w:p>
+    <w:p>
+      <w:pPr>
+        <w:jc w:val="center"/>
+      </w:pPr>
+      <w:r>
+        <w:t>Estado-nuevo se convierte en Estado-actual de la siguiente vuelta del bule, el ciclo se rome hasta el año final.</w:t>
+      </w:r>
+    </w:p>
+    <w:p>
+      <w:pPr>
+        <w:pStyle w:val="Ttulo2"/>
+        <w:rPr>
+          <w:rFonts w:ascii="Cambria" w:hAnsi="Cambria"/>
+        </w:rPr>
+      </w:pPr>
+      <w:r>
+        <w:rPr>
+          <w:rFonts w:ascii="Cambria" w:hAnsi="Cambria"/>
+        </w:rPr>
+        <w:t>Tablas Simulación y Dato Proyectado</w:t>
+      </w:r>
+    </w:p>
+    <w:p>
+      <w:pPr>
+        <w:jc w:val="both"/>
+      </w:pPr>
+      <w:r>
+        <w:t xml:space="preserve">Simulación: La línea se ejecuta solo una vez, al principio de </w:t>
+      </w:r>
+      <w:proofErr w:type="spellStart"/>
+      <w:r>
+        <w:t>exec-simulacion</w:t>
+      </w:r>
+      <w:proofErr w:type="spellEnd"/>
+      <w:r>
+        <w:t>, antes de entrar al bucle de años. Por cada llamada a la función, se crea exactamente 1 fila nueva en Simulación. Si se ejecuta la función, se tomará como Simulación #2.</w:t>
+      </w:r>
+    </w:p>
+    <w:p>
+      <w:pPr>
+        <w:jc w:val="both"/>
+      </w:pPr>
+      <w:proofErr w:type="spellStart"/>
+      <w:r>
+        <w:t>Dato_Proyectado</w:t>
+      </w:r>
+      <w:proofErr w:type="spellEnd"/>
+      <w:r>
+        <w:t>: Se ejecuta una vez por cada año simulado y en cada ejecución se inserta tantas filas como variables que tenga el escenario. En este caso: 75 años * 4 variables son 300 filas generadas automáticamente en una sola llamada.</w:t>
+      </w:r>
+    </w:p>
+    <w:p>
+      <w:pPr>
+        <w:pStyle w:val="Ttulo2"/>
+        <w:rPr>
+          <w:rFonts w:ascii="Cambria" w:hAnsi="Cambria"/>
+        </w:rPr>
+      </w:pPr>
+      <w:r>
+        <w:rPr>
+          <w:rFonts w:ascii="Cambria" w:hAnsi="Cambria"/>
+        </w:rPr>
+        <w:lastRenderedPageBreak/>
+        <w:t>Explicación de Resultados</w:t>
+      </w:r>
+    </w:p>
+    <w:p>
+      <w:pPr>
+        <w:jc w:val="center"/>
+      </w:pPr>
+      <w:r>
+        <w:rPr>
+          <w:noProof/>
+        </w:rPr>
+        <w:drawing>
+          <wp:inline distT="0" distB="0" distL="0" distR="0" wp14:anchorId="58DCCC46" wp14:editId="77E3B221">
+            <wp:extent cx="4572000" cy="2743200"/>
+            <wp:effectExtent l="0" t="0" r="0" b="0"/>
+            <wp:docPr id="584689074" name="Gráfico 1">
+              <a:extLst xmlns:a="http://schemas.openxmlformats.org/drawingml/2006/main">
+                <a:ext uri="{FF2B5EF4-FFF2-40B4-BE49-F238E27FC236}">
+                  <a16:creationId xmlns:a16="http://schemas.microsoft.com/office/drawing/2014/main" id="{E3E6B086-27A5-637C-0161-0F845C6B4085}"/>
+                </a:ext>
+              </a:extLst>
+            </wp:docPr>
+            <wp:cNvGraphicFramePr/>
+            <a:graphic xmlns:a="http://schemas.openxmlformats.org/drawingml/2006/main">
+              <a:graphicData uri="http://schemas.openxmlformats.org/drawingml/2006/chart">
+                <c:chart xmlns:c="http://schemas.openxmlformats.org/drawingml/2006/chart" xmlns:r="http://schemas.openxmlformats.org/officeDocument/2006/relationships" r:id="rId24"/>
+              </a:graphicData>
+            </a:graphic>
+          </wp:inline>
+        </w:drawing>
+      </w:r>
+    </w:p>
+    <w:p>
+      <w:pPr>
+        <w:ind w:left="708" w:hanging="708"/>
+        <w:jc w:val="center"/>
+      </w:pPr>
+      <w:r>
+        <w:rPr>
+          <w:noProof/>
+        </w:rPr>
+        <w:drawing>
+          <wp:inline distT="0" distB="0" distL="0" distR="0" wp14:anchorId="0F48087C" wp14:editId="7535924C">
+            <wp:extent cx="4572000" cy="2743200"/>
+            <wp:effectExtent l="0" t="0" r="0" b="0"/>
+            <wp:docPr id="2003838184" name="Gráfico 1">
+              <a:extLst xmlns:a="http://schemas.openxmlformats.org/drawingml/2006/main">
+                <a:ext uri="{FF2B5EF4-FFF2-40B4-BE49-F238E27FC236}">
+                  <a16:creationId xmlns:a16="http://schemas.microsoft.com/office/drawing/2014/main" id="{4E0E62BD-37C5-94A4-E993-D1E2FBDF3EDC}"/>
+                </a:ext>
+              </a:extLst>
+            </wp:docPr>
+            <wp:cNvGraphicFramePr/>
+            <a:graphic xmlns:a="http://schemas.openxmlformats.org/drawingml/2006/main">
+              <a:graphicData uri="http://schemas.openxmlformats.org/drawingml/2006/chart">
+                <c:chart xmlns:c="http://schemas.openxmlformats.org/drawingml/2006/chart" xmlns:r="http://schemas.openxmlformats.org/officeDocument/2006/relationships" r:id="rId25"/>
+              </a:graphicData>
+            </a:graphic>
+          </wp:inline>
+        </w:drawing>
+      </w:r>
+      <w:r>
+        <w:t xml:space="preserve"> </w:t>
+      </w:r>
+    </w:p>
+    <w:p>
+      <w:pPr>
+        <w:pStyle w:val="Ttulo3"/>
+        <w:rPr>
+          <w:rFonts w:ascii="Cambria" w:hAnsi="Cambria"/>
+        </w:rPr>
+      </w:pPr>
+      <w:r>
+        <w:rPr>
+          <w:rFonts w:ascii="Cambria" w:hAnsi="Cambria"/>
+        </w:rPr>
+        <w:t>Cobertura Forestal Disponible</w:t>
+      </w:r>
+    </w:p>
+    <w:p>
+      <w:r>
+        <w:t xml:space="preserve">Según los resultados, se cae de forma constante desde el 30% de masa forestal (en 2026) hasta llegar exactamente a 0% en el año 2061 (se mantiene en 0 el resto del siglo por el </w:t>
+      </w:r>
+      <w:proofErr w:type="spellStart"/>
+      <w:r>
+        <w:t>Greatest</w:t>
+      </w:r>
+      <w:proofErr w:type="spellEnd"/>
+      <w:r>
+        <w:t>). El dato central de la prueba: “Colapsa antes de 20</w:t>
+      </w:r>
+      <w:r>
+        <w:t>80</w:t>
+      </w:r>
+      <w:r>
+        <w:t>”, ocurrió 19 años antes de lo esperado.</w:t>
+      </w:r>
+    </w:p>
+    <w:p>
+      <w:pPr>
+        <w:pStyle w:val="Ttulo3"/>
+        <w:rPr>
+          <w:rFonts w:ascii="Cambria" w:hAnsi="Cambria"/>
+        </w:rPr>
+      </w:pPr>
+      <w:r>
+        <w:rPr>
+          <w:rFonts w:ascii="Cambria" w:hAnsi="Cambria"/>
+        </w:rPr>
+        <w:t>Población Total</w:t>
+      </w:r>
+    </w:p>
+    <w:p>
+      <w:r>
+        <w:t>Aquí es donde se ve la retroalimentación completa, en tres umbrales:</w:t>
+      </w:r>
+    </w:p>
+    <w:p>
+      <w:pPr>
+        <w:pStyle w:val="Prrafodelista"/>
+        <w:numPr>
+          <w:ilvl w:val="0"/>
+          <w:numId w:val="12"/>
+        </w:numPr>
+      </w:pPr>
+      <w:r>
+        <w:t>Crecimiento normal 2026 – 2046.</w:t>
+      </w:r>
+      <w:r>
+        <w:t xml:space="preserve"> Sube de 8.2M a aprox. 10000M a un ritmo constante del 1% anual, mientras la cobertura forestal está por encima del 15% de masa mundial.</w:t>
+      </w:r>
+    </w:p>
+    <w:p>
+      <w:pPr>
+        <w:pStyle w:val="Prrafodelista"/>
+        <w:numPr>
+          <w:ilvl w:val="0"/>
+          <w:numId w:val="12"/>
+        </w:numPr>
+      </w:pPr>
+      <w:r>
+        <w:lastRenderedPageBreak/>
+        <w:t>Estancamiento 2047 - 2056.</w:t>
+      </w:r>
+      <w:r>
+        <w:t xml:space="preserve"> Se frena bruscamente a un 0.1% anual en cuanto la Cobertura cruza por debajo de 15% de masa forestal. La población sube hasta un pico de 10,106M en 20</w:t>
+      </w:r>
+      <w:r>
+        <w:t>5</w:t>
+      </w:r>
+      <w:r>
+        <w:t>6.</w:t>
+      </w:r>
+    </w:p>
+    <w:p>
+      <w:pPr>
+        <w:pStyle w:val="Prrafodelista"/>
+        <w:numPr>
+          <w:ilvl w:val="0"/>
+          <w:numId w:val="12"/>
+        </w:numPr>
+      </w:pPr>
+      <w:r>
+        <w:t>Colapso 2057 – 2100.</w:t>
+      </w:r>
+      <w:r>
+        <w:t xml:space="preserve"> La Cobertura cae por debajo el 5% de masa, la tasa se vuele a -2% anual, la población entra en declive sostenido el resto de la simulación terminando en 4,155M para el año 2100.</w:t>
+      </w:r>
+    </w:p>
+    <w:p>
+      <w:pPr>
+        <w:pStyle w:val="Ttulo3"/>
+        <w:rPr>
+          <w:rFonts w:ascii="Cambria" w:hAnsi="Cambria"/>
+        </w:rPr>
+      </w:pPr>
+      <w:r>
+        <w:rPr>
+          <w:rFonts w:ascii="Cambria" w:hAnsi="Cambria"/>
+        </w:rPr>
+        <w:t>Consumo Humano de Madera</w:t>
+      </w:r>
+    </w:p>
+    <w:p>
+      <w:r>
+        <w:t>Se mantiene exactamente en 0.5000 toneladas por año durante el tiempo establecido, sin variaciones. Vale la pena mencionar que no es un descuido, es la variable que no tiene ninguna relación causal ni auxiliar asociada, representando fielmente la hipótesis de demanda industrial constante.</w:t>
+      </w:r>
+    </w:p>
+    <w:p>
+      <w:pPr>
+        <w:pStyle w:val="Ttulo1"/>
+        <w:rPr>
+          <w:rFonts w:ascii="Cambria" w:hAnsi="Cambria"/>
+        </w:rPr>
+      </w:pPr>
+      <w:r>
+        <w:rPr>
+          <w:rFonts w:ascii="Cambria" w:hAnsi="Cambria"/>
+        </w:rPr>
+        <w:t>Conclusiones</w:t>
+      </w:r>
+    </w:p>
+    <w:p>
+      <w:pPr>
+        <w:jc w:val="both"/>
+      </w:pPr>
+      <w:r>
+        <w:t>En retrospectiva, Faux3 sienta las bases para una plataforma de modelado escalable y modular. Su potencial a futuro trasciende la relación bosque-población, ofreciendo un marco extensible para integrar variables macroeconómicas, transición tecnológica, políticas públicas regulatorias e interacciones regionales heterogéneas. De este modo, Faux3 se consolida, no solo como un ejercicio, sino como un concepto funcional para la evaluación preventiva y simulación de escenarios en la toma de decisiones estratégicas.</w:t>
+      </w:r>
+    </w:p>
     <w:sectPr>
       <w:pgSz w:w="12240" w:h="15840"/>
       <w:pgMar w:top="1417" w:right="1701" w:bottom="1417" w:left="1701" w:header="708" w:footer="708" w:gutter="0"/>
@@ -1952,6 +3781,92 @@
 <file path=word/numbering.xml><?xml version="1.0" encoding="utf-8"?>
 <w:numbering xmlns:wpc="http://schemas.microsoft.com/office/word/2010/wordprocessingCanvas" xmlns:cx="http://schemas.microsoft.com/office/drawing/2014/chartex" xmlns:cx1="http://schemas.microsoft.com/office/drawing/2015/9/8/chartex" xmlns:cx2="http://schemas.microsoft.com/office/drawing/2015/10/21/chartex" xmlns:cx3="http://schemas.microsoft.com/office/drawing/2016/5/9/chartex" xmlns:cx4="http://schemas.microsoft.com/office/drawing/2016/5/10/chartex" xmlns:cx5="http://schemas.microsoft.com/office/drawing/2016/5/11/chartex" xmlns:cx6="http://schemas.microsoft.com/office/drawing/2016/5/12/chartex" xmlns:cx7="http://schemas.microsoft.com/office/drawing/2016/5/13/chartex" xmlns:cx8="http://schemas.microsoft.com/office/drawing/2016/5/14/chartex" xmlns:mc="http://schemas.openxmlformats.org/markup-compatibility/2006" xmlns:aink="http://schemas.microsoft.com/office/drawing/2016/ink" xmlns:am3d="http://schemas.microsoft.com/office/drawing/2017/model3d" xmlns:o="urn:schemas-microsoft-com:office:office" xmlns:oel="http://schemas.microsoft.com/office/2019/extlst" xmlns:r="http://schemas.openxmlformats.org/officeDocument/2006/relationships" xmlns:m="http://schemas.openxmlformats.org/officeDocument/2006/math" xmlns:v="urn:schemas-microsoft-com:vml" xmlns:wp14="http://schemas.microsoft.com/office/word/2010/wordprocessingDrawing" xmlns:wp="http://schemas.openxmlformats.org/drawingml/2006/wordprocessingDrawing" xmlns:w10="urn:schemas-microsoft-com:office:word" xmlns:w="http://schemas.openxmlformats.org/wordprocessingml/2006/main" xmlns:w14="http://schemas.microsoft.com/office/word/2010/wordml" xmlns:w15="http://schemas.microsoft.com/office/word/2012/wordml" xmlns:w16cex="http://schemas.microsoft.com/office/word/2018/wordml/cex" xmlns:w16cid="http://schemas.microsoft.com/office/word/2016/wordml/cid" xmlns:w16="http://schemas.microsoft.com/office/word/2018/wordml" xmlns:w16du="http://schemas.microsoft.com/office/word/2023/wordml/word16du" xmlns:w16sdtdh="http://schemas.microsoft.com/office/word/2020/wordml/sdtdatahash" xmlns:w16sdtfl="http://schemas.microsoft.com/office/word/2024/wordml/sdtformatlock" xmlns:w16se="http://schemas.microsoft.com/office/word/2015/wordml/symex" xmlns:wpg="http://schemas.microsoft.com/office/word/2010/wordprocessingGroup" xmlns:wpi="http://schemas.microsoft.com/office/word/2010/wordprocessingInk" xmlns:wne="http://schemas.microsoft.com/office/word/2006/wordml" xmlns:wps="http://schemas.microsoft.com/office/word/2010/wordprocessingShape" mc:Ignorable="w14 w15 w16se w16cid w16 w16cex w16sdtdh w16sdtfl w16du wp14">
   <w:abstractNum w:abstractNumId="0" w15:restartNumberingAfterBreak="0">
+    <w:nsid w:val="0CF41B10"/>
+    <w:multiLevelType w:val="hybridMultilevel"/>
+    <w:tmpl w:val="F16C871A"/>
+    <w:lvl w:ilvl="0" w:tplc="080A000F">
+      <w:start w:val="1"/>
+      <w:numFmt w:val="decimal"/>
+      <w:lvlText w:val="%1."/>
+      <w:lvlJc w:val="left"/>
+      <w:pPr>
+        <w:ind w:left="720" w:hanging="360"/>
+      </w:pPr>
+    </w:lvl>
+    <w:lvl w:ilvl="1" w:tplc="080A0019" w:tentative="1">
+      <w:start w:val="1"/>
+      <w:numFmt w:val="lowerLetter"/>
+      <w:lvlText w:val="%2."/>
+      <w:lvlJc w:val="left"/>
+      <w:pPr>
+        <w:ind w:left="1440" w:hanging="360"/>
+      </w:pPr>
+    </w:lvl>
+    <w:lvl w:ilvl="2" w:tplc="080A001B" w:tentative="1">
+      <w:start w:val="1"/>
+      <w:numFmt w:val="lowerRoman"/>
+      <w:lvlText w:val="%3."/>
+      <w:lvlJc w:val="right"/>
+      <w:pPr>
+        <w:ind w:left="2160" w:hanging="180"/>
+      </w:pPr>
+    </w:lvl>
+    <w:lvl w:ilvl="3" w:tplc="080A000F" w:tentative="1">
+      <w:start w:val="1"/>
+      <w:numFmt w:val="decimal"/>
+      <w:lvlText w:val="%4."/>
+      <w:lvlJc w:val="left"/>
+      <w:pPr>
+        <w:ind w:left="2880" w:hanging="360"/>
+      </w:pPr>
+    </w:lvl>
+    <w:lvl w:ilvl="4" w:tplc="080A0019" w:tentative="1">
+      <w:start w:val="1"/>
+      <w:numFmt w:val="lowerLetter"/>
+      <w:lvlText w:val="%5."/>
+      <w:lvlJc w:val="left"/>
+      <w:pPr>
+        <w:ind w:left="3600" w:hanging="360"/>
+      </w:pPr>
+    </w:lvl>
+    <w:lvl w:ilvl="5" w:tplc="080A001B" w:tentative="1">
+      <w:start w:val="1"/>
+      <w:numFmt w:val="lowerRoman"/>
+      <w:lvlText w:val="%6."/>
+      <w:lvlJc w:val="right"/>
+      <w:pPr>
+        <w:ind w:left="4320" w:hanging="180"/>
+      </w:pPr>
+    </w:lvl>
+    <w:lvl w:ilvl="6" w:tplc="080A000F" w:tentative="1">
+      <w:start w:val="1"/>
+      <w:numFmt w:val="decimal"/>
+      <w:lvlText w:val="%7."/>
+      <w:lvlJc w:val="left"/>
+      <w:pPr>
+        <w:ind w:left="5040" w:hanging="360"/>
+      </w:pPr>
+    </w:lvl>
+    <w:lvl w:ilvl="7" w:tplc="080A0019" w:tentative="1">
+      <w:start w:val="1"/>
+      <w:numFmt w:val="lowerLetter"/>
+      <w:lvlText w:val="%8."/>
+      <w:lvlJc w:val="left"/>
+      <w:pPr>
+        <w:ind w:left="5760" w:hanging="360"/>
+      </w:pPr>
+    </w:lvl>
+    <w:lvl w:ilvl="8" w:tplc="080A001B" w:tentative="1">
+      <w:start w:val="1"/>
+      <w:numFmt w:val="lowerRoman"/>
+      <w:lvlText w:val="%9."/>
+      <w:lvlJc w:val="right"/>
+      <w:pPr>
+        <w:ind w:left="6480" w:hanging="180"/>
+      </w:pPr>
+    </w:lvl>
+  </w:abstractNum>
+  <w:abstractNum w:abstractNumId="1" w15:restartNumberingAfterBreak="0">
     <w:nsid w:val="1B4D1F0B"/>
     <w:multiLevelType w:val="hybridMultilevel"/>
     <w:tmpl w:val="36D86FEC"/>
@@ -2037,7 +3952,7 @@
       </w:pPr>
     </w:lvl>
   </w:abstractNum>
-  <w:abstractNum w:abstractNumId="1" w15:restartNumberingAfterBreak="0">
+  <w:abstractNum w:abstractNumId="2" w15:restartNumberingAfterBreak="0">
     <w:nsid w:val="219A4B27"/>
     <w:multiLevelType w:val="hybridMultilevel"/>
     <w:tmpl w:val="AD1C7628"/>
@@ -2123,7 +4038,179 @@
       </w:pPr>
     </w:lvl>
   </w:abstractNum>
-  <w:abstractNum w:abstractNumId="2" w15:restartNumberingAfterBreak="0">
+  <w:abstractNum w:abstractNumId="3" w15:restartNumberingAfterBreak="0">
+    <w:nsid w:val="281616C0"/>
+    <w:multiLevelType w:val="hybridMultilevel"/>
+    <w:tmpl w:val="D4A2FBDE"/>
+    <w:lvl w:ilvl="0" w:tplc="080A000F">
+      <w:start w:val="1"/>
+      <w:numFmt w:val="decimal"/>
+      <w:lvlText w:val="%1."/>
+      <w:lvlJc w:val="left"/>
+      <w:pPr>
+        <w:ind w:left="720" w:hanging="360"/>
+      </w:pPr>
+    </w:lvl>
+    <w:lvl w:ilvl="1" w:tplc="080A0019" w:tentative="1">
+      <w:start w:val="1"/>
+      <w:numFmt w:val="lowerLetter"/>
+      <w:lvlText w:val="%2."/>
+      <w:lvlJc w:val="left"/>
+      <w:pPr>
+        <w:ind w:left="1440" w:hanging="360"/>
+      </w:pPr>
+    </w:lvl>
+    <w:lvl w:ilvl="2" w:tplc="080A001B" w:tentative="1">
+      <w:start w:val="1"/>
+      <w:numFmt w:val="lowerRoman"/>
+      <w:lvlText w:val="%3."/>
+      <w:lvlJc w:val="right"/>
+      <w:pPr>
+        <w:ind w:left="2160" w:hanging="180"/>
+      </w:pPr>
+    </w:lvl>
+    <w:lvl w:ilvl="3" w:tplc="080A000F" w:tentative="1">
+      <w:start w:val="1"/>
+      <w:numFmt w:val="decimal"/>
+      <w:lvlText w:val="%4."/>
+      <w:lvlJc w:val="left"/>
+      <w:pPr>
+        <w:ind w:left="2880" w:hanging="360"/>
+      </w:pPr>
+    </w:lvl>
+    <w:lvl w:ilvl="4" w:tplc="080A0019" w:tentative="1">
+      <w:start w:val="1"/>
+      <w:numFmt w:val="lowerLetter"/>
+      <w:lvlText w:val="%5."/>
+      <w:lvlJc w:val="left"/>
+      <w:pPr>
+        <w:ind w:left="3600" w:hanging="360"/>
+      </w:pPr>
+    </w:lvl>
+    <w:lvl w:ilvl="5" w:tplc="080A001B" w:tentative="1">
+      <w:start w:val="1"/>
+      <w:numFmt w:val="lowerRoman"/>
+      <w:lvlText w:val="%6."/>
+      <w:lvlJc w:val="right"/>
+      <w:pPr>
+        <w:ind w:left="4320" w:hanging="180"/>
+      </w:pPr>
+    </w:lvl>
+    <w:lvl w:ilvl="6" w:tplc="080A000F" w:tentative="1">
+      <w:start w:val="1"/>
+      <w:numFmt w:val="decimal"/>
+      <w:lvlText w:val="%7."/>
+      <w:lvlJc w:val="left"/>
+      <w:pPr>
+        <w:ind w:left="5040" w:hanging="360"/>
+      </w:pPr>
+    </w:lvl>
+    <w:lvl w:ilvl="7" w:tplc="080A0019" w:tentative="1">
+      <w:start w:val="1"/>
+      <w:numFmt w:val="lowerLetter"/>
+      <w:lvlText w:val="%8."/>
+      <w:lvlJc w:val="left"/>
+      <w:pPr>
+        <w:ind w:left="5760" w:hanging="360"/>
+      </w:pPr>
+    </w:lvl>
+    <w:lvl w:ilvl="8" w:tplc="080A001B" w:tentative="1">
+      <w:start w:val="1"/>
+      <w:numFmt w:val="lowerRoman"/>
+      <w:lvlText w:val="%9."/>
+      <w:lvlJc w:val="right"/>
+      <w:pPr>
+        <w:ind w:left="6480" w:hanging="180"/>
+      </w:pPr>
+    </w:lvl>
+  </w:abstractNum>
+  <w:abstractNum w:abstractNumId="4" w15:restartNumberingAfterBreak="0">
+    <w:nsid w:val="33534657"/>
+    <w:multiLevelType w:val="hybridMultilevel"/>
+    <w:tmpl w:val="84E02352"/>
+    <w:lvl w:ilvl="0" w:tplc="080A000F">
+      <w:start w:val="1"/>
+      <w:numFmt w:val="decimal"/>
+      <w:lvlText w:val="%1."/>
+      <w:lvlJc w:val="left"/>
+      <w:pPr>
+        <w:ind w:left="720" w:hanging="360"/>
+      </w:pPr>
+    </w:lvl>
+    <w:lvl w:ilvl="1" w:tplc="080A0019" w:tentative="1">
+      <w:start w:val="1"/>
+      <w:numFmt w:val="lowerLetter"/>
+      <w:lvlText w:val="%2."/>
+      <w:lvlJc w:val="left"/>
+      <w:pPr>
+        <w:ind w:left="1440" w:hanging="360"/>
+      </w:pPr>
+    </w:lvl>
+    <w:lvl w:ilvl="2" w:tplc="080A001B" w:tentative="1">
+      <w:start w:val="1"/>
+      <w:numFmt w:val="lowerRoman"/>
+      <w:lvlText w:val="%3."/>
+      <w:lvlJc w:val="right"/>
+      <w:pPr>
+        <w:ind w:left="2160" w:hanging="180"/>
+      </w:pPr>
+    </w:lvl>
+    <w:lvl w:ilvl="3" w:tplc="080A000F" w:tentative="1">
+      <w:start w:val="1"/>
+      <w:numFmt w:val="decimal"/>
+      <w:lvlText w:val="%4."/>
+      <w:lvlJc w:val="left"/>
+      <w:pPr>
+        <w:ind w:left="2880" w:hanging="360"/>
+      </w:pPr>
+    </w:lvl>
+    <w:lvl w:ilvl="4" w:tplc="080A0019" w:tentative="1">
+      <w:start w:val="1"/>
+      <w:numFmt w:val="lowerLetter"/>
+      <w:lvlText w:val="%5."/>
+      <w:lvlJc w:val="left"/>
+      <w:pPr>
+        <w:ind w:left="3600" w:hanging="360"/>
+      </w:pPr>
+    </w:lvl>
+    <w:lvl w:ilvl="5" w:tplc="080A001B" w:tentative="1">
+      <w:start w:val="1"/>
+      <w:numFmt w:val="lowerRoman"/>
+      <w:lvlText w:val="%6."/>
+      <w:lvlJc w:val="right"/>
+      <w:pPr>
+        <w:ind w:left="4320" w:hanging="180"/>
+      </w:pPr>
+    </w:lvl>
+    <w:lvl w:ilvl="6" w:tplc="080A000F" w:tentative="1">
+      <w:start w:val="1"/>
+      <w:numFmt w:val="decimal"/>
+      <w:lvlText w:val="%7."/>
+      <w:lvlJc w:val="left"/>
+      <w:pPr>
+        <w:ind w:left="5040" w:hanging="360"/>
+      </w:pPr>
+    </w:lvl>
+    <w:lvl w:ilvl="7" w:tplc="080A0019" w:tentative="1">
+      <w:start w:val="1"/>
+      <w:numFmt w:val="lowerLetter"/>
+      <w:lvlText w:val="%8."/>
+      <w:lvlJc w:val="left"/>
+      <w:pPr>
+        <w:ind w:left="5760" w:hanging="360"/>
+      </w:pPr>
+    </w:lvl>
+    <w:lvl w:ilvl="8" w:tplc="080A001B" w:tentative="1">
+      <w:start w:val="1"/>
+      <w:numFmt w:val="lowerRoman"/>
+      <w:lvlText w:val="%9."/>
+      <w:lvlJc w:val="right"/>
+      <w:pPr>
+        <w:ind w:left="6480" w:hanging="180"/>
+      </w:pPr>
+    </w:lvl>
+  </w:abstractNum>
+  <w:abstractNum w:abstractNumId="5" w15:restartNumberingAfterBreak="0">
     <w:nsid w:val="443325A2"/>
     <w:multiLevelType w:val="hybridMultilevel"/>
     <w:tmpl w:val="C730F26E"/>
@@ -2235,7 +4322,7 @@
       </w:rPr>
     </w:lvl>
   </w:abstractNum>
-  <w:abstractNum w:abstractNumId="3" w15:restartNumberingAfterBreak="0">
+  <w:abstractNum w:abstractNumId="6" w15:restartNumberingAfterBreak="0">
     <w:nsid w:val="503676AD"/>
     <w:multiLevelType w:val="hybridMultilevel"/>
     <w:tmpl w:val="149646F8"/>
@@ -2347,7 +4434,120 @@
       </w:rPr>
     </w:lvl>
   </w:abstractNum>
-  <w:abstractNum w:abstractNumId="4" w15:restartNumberingAfterBreak="0">
+  <w:abstractNum w:abstractNumId="7" w15:restartNumberingAfterBreak="0">
+    <w:nsid w:val="51D63387"/>
+    <w:multiLevelType w:val="hybridMultilevel"/>
+    <w:tmpl w:val="F0F0DBCA"/>
+    <w:lvl w:ilvl="0" w:tplc="080A0001">
+      <w:start w:val="1"/>
+      <w:numFmt w:val="bullet"/>
+      <w:lvlText w:val=""/>
+      <w:lvlJc w:val="left"/>
+      <w:pPr>
+        <w:ind w:left="720" w:hanging="360"/>
+      </w:pPr>
+      <w:rPr>
+        <w:rFonts w:ascii="Symbol" w:hAnsi="Symbol" w:hint="default"/>
+      </w:rPr>
+    </w:lvl>
+    <w:lvl w:ilvl="1" w:tplc="080A0003" w:tentative="1">
+      <w:start w:val="1"/>
+      <w:numFmt w:val="bullet"/>
+      <w:lvlText w:val="o"/>
+      <w:lvlJc w:val="left"/>
+      <w:pPr>
+        <w:ind w:left="1440" w:hanging="360"/>
+      </w:pPr>
+      <w:rPr>
+        <w:rFonts w:ascii="Courier New" w:hAnsi="Courier New" w:cs="Courier New" w:hint="default"/>
+      </w:rPr>
+    </w:lvl>
+    <w:lvl w:ilvl="2" w:tplc="080A0005" w:tentative="1">
+      <w:start w:val="1"/>
+      <w:numFmt w:val="bullet"/>
+      <w:lvlText w:val=""/>
+      <w:lvlJc w:val="left"/>
+      <w:pPr>
+        <w:ind w:left="2160" w:hanging="360"/>
+      </w:pPr>
+      <w:rPr>
+        <w:rFonts w:ascii="Wingdings" w:hAnsi="Wingdings" w:hint="default"/>
+      </w:rPr>
+    </w:lvl>
+    <w:lvl w:ilvl="3" w:tplc="080A0001" w:tentative="1">
+      <w:start w:val="1"/>
+      <w:numFmt w:val="bullet"/>
+      <w:lvlText w:val=""/>
+      <w:lvlJc w:val="left"/>
+      <w:pPr>
+        <w:ind w:left="2880" w:hanging="360"/>
+      </w:pPr>
+      <w:rPr>
+        <w:rFonts w:ascii="Symbol" w:hAnsi="Symbol" w:hint="default"/>
+      </w:rPr>
+    </w:lvl>
+    <w:lvl w:ilvl="4" w:tplc="080A0003" w:tentative="1">
+      <w:start w:val="1"/>
+      <w:numFmt w:val="bullet"/>
+      <w:lvlText w:val="o"/>
+      <w:lvlJc w:val="left"/>
+      <w:pPr>
+        <w:ind w:left="3600" w:hanging="360"/>
+      </w:pPr>
+      <w:rPr>
+        <w:rFonts w:ascii="Courier New" w:hAnsi="Courier New" w:cs="Courier New" w:hint="default"/>
+      </w:rPr>
+    </w:lvl>
+    <w:lvl w:ilvl="5" w:tplc="080A0005" w:tentative="1">
+      <w:start w:val="1"/>
+      <w:numFmt w:val="bullet"/>
+      <w:lvlText w:val=""/>
+      <w:lvlJc w:val="left"/>
+      <w:pPr>
+        <w:ind w:left="4320" w:hanging="360"/>
+      </w:pPr>
+      <w:rPr>
+        <w:rFonts w:ascii="Wingdings" w:hAnsi="Wingdings" w:hint="default"/>
+      </w:rPr>
+    </w:lvl>
+    <w:lvl w:ilvl="6" w:tplc="080A0001" w:tentative="1">
+      <w:start w:val="1"/>
+      <w:numFmt w:val="bullet"/>
+      <w:lvlText w:val=""/>
+      <w:lvlJc w:val="left"/>
+      <w:pPr>
+        <w:ind w:left="5040" w:hanging="360"/>
+      </w:pPr>
+      <w:rPr>
+        <w:rFonts w:ascii="Symbol" w:hAnsi="Symbol" w:hint="default"/>
+      </w:rPr>
+    </w:lvl>
+    <w:lvl w:ilvl="7" w:tplc="080A0003" w:tentative="1">
+      <w:start w:val="1"/>
+      <w:numFmt w:val="bullet"/>
+      <w:lvlText w:val="o"/>
+      <w:lvlJc w:val="left"/>
+      <w:pPr>
+        <w:ind w:left="5760" w:hanging="360"/>
+      </w:pPr>
+      <w:rPr>
+        <w:rFonts w:ascii="Courier New" w:hAnsi="Courier New" w:cs="Courier New" w:hint="default"/>
+      </w:rPr>
+    </w:lvl>
+    <w:lvl w:ilvl="8" w:tplc="080A0005" w:tentative="1">
+      <w:start w:val="1"/>
+      <w:numFmt w:val="bullet"/>
+      <w:lvlText w:val=""/>
+      <w:lvlJc w:val="left"/>
+      <w:pPr>
+        <w:ind w:left="6480" w:hanging="360"/>
+      </w:pPr>
+      <w:rPr>
+        <w:rFonts w:ascii="Wingdings" w:hAnsi="Wingdings" w:hint="default"/>
+      </w:rPr>
+    </w:lvl>
+  </w:abstractNum>
+  <w:abstractNum w:abstractNumId="8" w15:restartNumberingAfterBreak="0">
     <w:nsid w:val="652F7914"/>
     <w:multiLevelType w:val="hybridMultilevel"/>
     <w:tmpl w:val="1FEE677E"/>
@@ -2459,7 +4659,292 @@
       </w:rPr>
     </w:lvl>
   </w:abstractNum>
-  <w:abstractNum w:abstractNumId="5" w15:restartNumberingAfterBreak="0">
+  <w:abstractNum w:abstractNumId="9" w15:restartNumberingAfterBreak="0">
+    <w:nsid w:val="69A4012B"/>
+    <w:multiLevelType w:val="hybridMultilevel"/>
+    <w:tmpl w:val="F63C20BC"/>
+    <w:lvl w:ilvl="0" w:tplc="080A0001">
+      <w:start w:val="1"/>
+      <w:numFmt w:val="bullet"/>
+      <w:lvlText w:val=""/>
+      <w:lvlJc w:val="left"/>
+      <w:pPr>
+        <w:ind w:left="720" w:hanging="360"/>
+      </w:pPr>
+      <w:rPr>
+        <w:rFonts w:ascii="Symbol" w:hAnsi="Symbol" w:hint="default"/>
+      </w:rPr>
+    </w:lvl>
+    <w:lvl w:ilvl="1" w:tplc="080A0003" w:tentative="1">
+      <w:start w:val="1"/>
+      <w:numFmt w:val="bullet"/>
+      <w:lvlText w:val="o"/>
+      <w:lvlJc w:val="left"/>
+      <w:pPr>
+        <w:ind w:left="1440" w:hanging="360"/>
+      </w:pPr>
+      <w:rPr>
+        <w:rFonts w:ascii="Courier New" w:hAnsi="Courier New" w:cs="Courier New" w:hint="default"/>
+      </w:rPr>
+    </w:lvl>
+    <w:lvl w:ilvl="2" w:tplc="080A0005" w:tentative="1">
+      <w:start w:val="1"/>
+      <w:numFmt w:val="bullet"/>
+      <w:lvlText w:val=""/>
+      <w:lvlJc w:val="left"/>
+      <w:pPr>
+        <w:ind w:left="2160" w:hanging="360"/>
+      </w:pPr>
+      <w:rPr>
+        <w:rFonts w:ascii="Wingdings" w:hAnsi="Wingdings" w:hint="default"/>
+      </w:rPr>
+    </w:lvl>
+    <w:lvl w:ilvl="3" w:tplc="080A0001" w:tentative="1">
+      <w:start w:val="1"/>
+      <w:numFmt w:val="bullet"/>
+      <w:lvlText w:val=""/>
+      <w:lvlJc w:val="left"/>
+      <w:pPr>
+        <w:ind w:left="2880" w:hanging="360"/>
+      </w:pPr>
+      <w:rPr>
+        <w:rFonts w:ascii="Symbol" w:hAnsi="Symbol" w:hint="default"/>
+      </w:rPr>
+    </w:lvl>
+    <w:lvl w:ilvl="4" w:tplc="080A0003" w:tentative="1">
+      <w:start w:val="1"/>
+      <w:numFmt w:val="bullet"/>
+      <w:lvlText w:val="o"/>
+      <w:lvlJc w:val="left"/>
+      <w:pPr>
+        <w:ind w:left="3600" w:hanging="360"/>
+      </w:pPr>
+      <w:rPr>
+        <w:rFonts w:ascii="Courier New" w:hAnsi="Courier New" w:cs="Courier New" w:hint="default"/>
+      </w:rPr>
+    </w:lvl>
+    <w:lvl w:ilvl="5" w:tplc="080A0005" w:tentative="1">
+      <w:start w:val="1"/>
+      <w:numFmt w:val="bullet"/>
+      <w:lvlText w:val=""/>
+      <w:lvlJc w:val="left"/>
+      <w:pPr>
+        <w:ind w:left="4320" w:hanging="360"/>
+      </w:pPr>
+      <w:rPr>
+        <w:rFonts w:ascii="Wingdings" w:hAnsi="Wingdings" w:hint="default"/>
+      </w:rPr>
+    </w:lvl>
+    <w:lvl w:ilvl="6" w:tplc="080A0001" w:tentative="1">
+      <w:start w:val="1"/>
+      <w:numFmt w:val="bullet"/>
+      <w:lvlText w:val=""/>
+      <w:lvlJc w:val="left"/>
+      <w:pPr>
+        <w:ind w:left="5040" w:hanging="360"/>
+      </w:pPr>
+      <w:rPr>
+        <w:rFonts w:ascii="Symbol" w:hAnsi="Symbol" w:hint="default"/>
+      </w:rPr>
+    </w:lvl>
+    <w:lvl w:ilvl="7" w:tplc="080A0003" w:tentative="1">
+      <w:start w:val="1"/>
+      <w:numFmt w:val="bullet"/>
+      <w:lvlText w:val="o"/>
+      <w:lvlJc w:val="left"/>
+      <w:pPr>
+        <w:ind w:left="5760" w:hanging="360"/>
+      </w:pPr>
+      <w:rPr>
+        <w:rFonts w:ascii="Courier New" w:hAnsi="Courier New" w:cs="Courier New" w:hint="default"/>
+      </w:rPr>
+    </w:lvl>
+    <w:lvl w:ilvl="8" w:tplc="080A0005" w:tentative="1">
+      <w:start w:val="1"/>
+      <w:numFmt w:val="bullet"/>
+      <w:lvlText w:val=""/>
+      <w:lvlJc w:val="left"/>
+      <w:pPr>
+        <w:ind w:left="6480" w:hanging="360"/>
+      </w:pPr>
+      <w:rPr>
+        <w:rFonts w:ascii="Wingdings" w:hAnsi="Wingdings" w:hint="default"/>
+      </w:rPr>
+    </w:lvl>
+  </w:abstractNum>
+  <w:abstractNum w:abstractNumId="10" w15:restartNumberingAfterBreak="0">
+    <w:nsid w:val="72E20F65"/>
+    <w:multiLevelType w:val="hybridMultilevel"/>
+    <w:tmpl w:val="9B20AC48"/>
+    <w:lvl w:ilvl="0" w:tplc="080A000F">
+      <w:start w:val="1"/>
+      <w:numFmt w:val="decimal"/>
+      <w:lvlText w:val="%1."/>
+      <w:lvlJc w:val="left"/>
+      <w:pPr>
+        <w:ind w:left="720" w:hanging="360"/>
+      </w:pPr>
+    </w:lvl>
+    <w:lvl w:ilvl="1" w:tplc="080A0019" w:tentative="1">
+      <w:start w:val="1"/>
+      <w:numFmt w:val="lowerLetter"/>
+      <w:lvlText w:val="%2."/>
+      <w:lvlJc w:val="left"/>
+      <w:pPr>
+        <w:ind w:left="1440" w:hanging="360"/>
+      </w:pPr>
+    </w:lvl>
+    <w:lvl w:ilvl="2" w:tplc="080A001B" w:tentative="1">
+      <w:start w:val="1"/>
+      <w:numFmt w:val="lowerRoman"/>
+      <w:lvlText w:val="%3."/>
+      <w:lvlJc w:val="right"/>
+      <w:pPr>
+        <w:ind w:left="2160" w:hanging="180"/>
+      </w:pPr>
+    </w:lvl>
+    <w:lvl w:ilvl="3" w:tplc="080A000F" w:tentative="1">
+      <w:start w:val="1"/>
+      <w:numFmt w:val="decimal"/>
+      <w:lvlText w:val="%4."/>
+      <w:lvlJc w:val="left"/>
+      <w:pPr>
+        <w:ind w:left="2880" w:hanging="360"/>
+      </w:pPr>
+    </w:lvl>
+    <w:lvl w:ilvl="4" w:tplc="080A0019" w:tentative="1">
+      <w:start w:val="1"/>
+      <w:numFmt w:val="lowerLetter"/>
+      <w:lvlText w:val="%5."/>
+      <w:lvlJc w:val="left"/>
+      <w:pPr>
+        <w:ind w:left="3600" w:hanging="360"/>
+      </w:pPr>
+    </w:lvl>
+    <w:lvl w:ilvl="5" w:tplc="080A001B" w:tentative="1">
+      <w:start w:val="1"/>
+      <w:numFmt w:val="lowerRoman"/>
+      <w:lvlText w:val="%6."/>
+      <w:lvlJc w:val="right"/>
+      <w:pPr>
+        <w:ind w:left="4320" w:hanging="180"/>
+      </w:pPr>
+    </w:lvl>
+    <w:lvl w:ilvl="6" w:tplc="080A000F" w:tentative="1">
+      <w:start w:val="1"/>
+      <w:numFmt w:val="decimal"/>
+      <w:lvlText w:val="%7."/>
+      <w:lvlJc w:val="left"/>
+      <w:pPr>
+        <w:ind w:left="5040" w:hanging="360"/>
+      </w:pPr>
+    </w:lvl>
+    <w:lvl w:ilvl="7" w:tplc="080A0019" w:tentative="1">
+      <w:start w:val="1"/>
+      <w:numFmt w:val="lowerLetter"/>
+      <w:lvlText w:val="%8."/>
+      <w:lvlJc w:val="left"/>
+      <w:pPr>
+        <w:ind w:left="5760" w:hanging="360"/>
+      </w:pPr>
+    </w:lvl>
+    <w:lvl w:ilvl="8" w:tplc="080A001B" w:tentative="1">
+      <w:start w:val="1"/>
+      <w:numFmt w:val="lowerRoman"/>
+      <w:lvlText w:val="%9."/>
+      <w:lvlJc w:val="right"/>
+      <w:pPr>
+        <w:ind w:left="6480" w:hanging="180"/>
+      </w:pPr>
+    </w:lvl>
+  </w:abstractNum>
+  <w:abstractNum w:abstractNumId="11" w15:restartNumberingAfterBreak="0">
+    <w:nsid w:val="73BE21B3"/>
+    <w:multiLevelType w:val="hybridMultilevel"/>
+    <w:tmpl w:val="F2F89E30"/>
+    <w:lvl w:ilvl="0" w:tplc="080A000F">
+      <w:start w:val="1"/>
+      <w:numFmt w:val="decimal"/>
+      <w:lvlText w:val="%1."/>
+      <w:lvlJc w:val="left"/>
+      <w:pPr>
+        <w:ind w:left="720" w:hanging="360"/>
+      </w:pPr>
+    </w:lvl>
+    <w:lvl w:ilvl="1" w:tplc="080A0019" w:tentative="1">
+      <w:start w:val="1"/>
+      <w:numFmt w:val="lowerLetter"/>
+      <w:lvlText w:val="%2."/>
+      <w:lvlJc w:val="left"/>
+      <w:pPr>
+        <w:ind w:left="1440" w:hanging="360"/>
+      </w:pPr>
+    </w:lvl>
+    <w:lvl w:ilvl="2" w:tplc="080A001B" w:tentative="1">
+      <w:start w:val="1"/>
+      <w:numFmt w:val="lowerRoman"/>
+      <w:lvlText w:val="%3."/>
+      <w:lvlJc w:val="right"/>
+      <w:pPr>
+        <w:ind w:left="2160" w:hanging="180"/>
+      </w:pPr>
+    </w:lvl>
+    <w:lvl w:ilvl="3" w:tplc="080A000F" w:tentative="1">
+      <w:start w:val="1"/>
+      <w:numFmt w:val="decimal"/>
+      <w:lvlText w:val="%4."/>
+      <w:lvlJc w:val="left"/>
+      <w:pPr>
+        <w:ind w:left="2880" w:hanging="360"/>
+      </w:pPr>
+    </w:lvl>
+    <w:lvl w:ilvl="4" w:tplc="080A0019" w:tentative="1">
+      <w:start w:val="1"/>
+      <w:numFmt w:val="lowerLetter"/>
+      <w:lvlText w:val="%5."/>
+      <w:lvlJc w:val="left"/>
+      <w:pPr>
+        <w:ind w:left="3600" w:hanging="360"/>
+      </w:pPr>
+    </w:lvl>
+    <w:lvl w:ilvl="5" w:tplc="080A001B" w:tentative="1">
+      <w:start w:val="1"/>
+      <w:numFmt w:val="lowerRoman"/>
+      <w:lvlText w:val="%6."/>
+      <w:lvlJc w:val="right"/>
+      <w:pPr>
+        <w:ind w:left="4320" w:hanging="180"/>
+      </w:pPr>
+    </w:lvl>
+    <w:lvl w:ilvl="6" w:tplc="080A000F" w:tentative="1">
+      <w:start w:val="1"/>
+      <w:numFmt w:val="decimal"/>
+      <w:lvlText w:val="%7."/>
+      <w:lvlJc w:val="left"/>
+      <w:pPr>
+        <w:ind w:left="5040" w:hanging="360"/>
+      </w:pPr>
+    </w:lvl>
+    <w:lvl w:ilvl="7" w:tplc="080A0019" w:tentative="1">
+      <w:start w:val="1"/>
+      <w:numFmt w:val="lowerLetter"/>
+      <w:lvlText w:val="%8."/>
+      <w:lvlJc w:val="left"/>
+      <w:pPr>
+        <w:ind w:left="5760" w:hanging="360"/>
+      </w:pPr>
+    </w:lvl>
+    <w:lvl w:ilvl="8" w:tplc="080A001B" w:tentative="1">
+      <w:start w:val="1"/>
+      <w:numFmt w:val="lowerRoman"/>
+      <w:lvlText w:val="%9."/>
+      <w:lvlJc w:val="right"/>
+      <w:pPr>
+        <w:ind w:left="6480" w:hanging="180"/>
+      </w:pPr>
+    </w:lvl>
+  </w:abstractNum>
+  <w:abstractNum w:abstractNumId="12" w15:restartNumberingAfterBreak="0">
     <w:nsid w:val="7CB176A2"/>
     <w:multiLevelType w:val="hybridMultilevel"/>
     <w:tmpl w:val="321CC7EE"/>
@@ -2549,22 +5034,43 @@
     </w:lvl>
   </w:abstractNum>
   <w:num w:numId="1" w16cid:durableId="1045446328">
+    <w:abstractNumId w:val="8"/>
+  </w:num>
+  <w:num w:numId="2" w16cid:durableId="395471610">
+    <w:abstractNumId w:val="6"/>
+  </w:num>
+  <w:num w:numId="3" w16cid:durableId="923495331">
+    <w:abstractNumId w:val="2"/>
+  </w:num>
+  <w:num w:numId="4" w16cid:durableId="501312205">
+    <w:abstractNumId w:val="12"/>
+  </w:num>
+  <w:num w:numId="5" w16cid:durableId="90317740">
+    <w:abstractNumId w:val="5"/>
+  </w:num>
+  <w:num w:numId="6" w16cid:durableId="1869752926">
+    <w:abstractNumId w:val="1"/>
+  </w:num>
+  <w:num w:numId="7" w16cid:durableId="1552107772">
     <w:abstractNumId w:val="4"/>
   </w:num>
-  <w:num w:numId="2" w16cid:durableId="395471610">
+  <w:num w:numId="8" w16cid:durableId="605960618">
+    <w:abstractNumId w:val="11"/>
+  </w:num>
+  <w:num w:numId="9" w16cid:durableId="8459294">
+    <w:abstractNumId w:val="9"/>
+  </w:num>
+  <w:num w:numId="10" w16cid:durableId="1633318944">
     <w:abstractNumId w:val="3"/>
   </w:num>
-  <w:num w:numId="3" w16cid:durableId="923495331">
-    <w:abstractNumId w:val="1"/>
+  <w:num w:numId="11" w16cid:durableId="1618221403">
+    <w:abstractNumId w:val="10"/>
   </w:num>
-  <w:num w:numId="4" w16cid:durableId="501312205">
-    <w:abstractNumId w:val="5"/>
+  <w:num w:numId="12" w16cid:durableId="1888490877">
+    <w:abstractNumId w:val="0"/>
   </w:num>
-  <w:num w:numId="5" w16cid:durableId="90317740">
-    <w:abstractNumId w:val="2"/>
-  </w:num>
-  <w:num w:numId="6" w16cid:durableId="1869752926">
-    <w:abstractNumId w:val="0"/>
+  <w:num w:numId="13" w16cid:durableId="396902092">
+    <w:abstractNumId w:val="7"/>
   </w:num>
 </w:numbering>
 </file>
@@ -3019,7 +5525,6 @@
     <w:next w:val="Normal"/>
     <w:link w:val="Ttulo3Car"/>
     <w:uiPriority w:val="9"/>
-    <w:semiHidden/>
     <w:unhideWhenUsed/>
     <w:qFormat/>
     <w:rsid w:val="004E3F0B"/>
@@ -3226,7 +5731,6 @@
     <w:basedOn w:val="Fuentedeprrafopredeter"/>
     <w:link w:val="Ttulo3"/>
     <w:uiPriority w:val="9"/>
-    <w:semiHidden/>
     <w:rsid w:val="004E3F0B"/>
     <w:rPr>
       <w:rFonts w:eastAsiaTheme="majorEastAsia" w:cstheme="majorBidi"/>
@@ -3504,6 +6008,3696 @@
     </w:tblPr>
   </w:style>
 </w:styles>
+</file>
+
+<file path=word/charts/chart1.xml><?xml version="1.0" encoding="utf-8"?>
+<c:chartSpace xmlns:c="http://schemas.openxmlformats.org/drawingml/2006/chart" xmlns:a="http://schemas.openxmlformats.org/drawingml/2006/main" xmlns:r="http://schemas.openxmlformats.org/officeDocument/2006/relationships" xmlns:c16r2="http://schemas.microsoft.com/office/drawing/2015/06/chart">
+  <c:date1904 val="0"/>
+  <c:lang val="es-ES"/>
+  <c:roundedCorners val="0"/>
+  <mc:AlternateContent xmlns:mc="http://schemas.openxmlformats.org/markup-compatibility/2006">
+    <mc:Choice xmlns:c14="http://schemas.microsoft.com/office/drawing/2007/8/2/chart" Requires="c14">
+      <c14:style val="102"/>
+    </mc:Choice>
+    <mc:Fallback>
+      <c:style val="2"/>
+    </mc:Fallback>
+  </mc:AlternateContent>
+  <c:chart>
+    <c:title>
+      <c:tx>
+        <c:rich>
+          <a:bodyPr rot="0" spcFirstLastPara="1" vertOverflow="ellipsis" vert="horz" wrap="square" anchor="ctr" anchorCtr="1"/>
+          <a:lstStyle/>
+          <a:p>
+            <a:pPr>
+              <a:defRPr sz="1600" b="1" i="0" u="none" strike="noStrike" kern="1200" spc="100" baseline="0">
+                <a:solidFill>
+                  <a:schemeClr val="lt1">
+                    <a:lumMod val="95000"/>
+                  </a:schemeClr>
+                </a:solidFill>
+                <a:effectLst>
+                  <a:outerShdw blurRad="50800" dist="38100" dir="5400000" algn="t" rotWithShape="0">
+                    <a:prstClr val="black">
+                      <a:alpha val="40000"/>
+                    </a:prstClr>
+                  </a:outerShdw>
+                </a:effectLst>
+                <a:latin typeface="+mn-lt"/>
+                <a:ea typeface="+mn-ea"/>
+                <a:cs typeface="+mn-cs"/>
+              </a:defRPr>
+            </a:pPr>
+            <a:r>
+              <a:rPr lang="es-MX"/>
+              <a:t>Colapso de Cobertura Forestal</a:t>
+            </a:r>
+          </a:p>
+        </c:rich>
+      </c:tx>
+      <c:overlay val="0"/>
+      <c:spPr>
+        <a:noFill/>
+        <a:ln>
+          <a:noFill/>
+        </a:ln>
+        <a:effectLst/>
+      </c:spPr>
+      <c:txPr>
+        <a:bodyPr rot="0" spcFirstLastPara="1" vertOverflow="ellipsis" vert="horz" wrap="square" anchor="ctr" anchorCtr="1"/>
+        <a:lstStyle/>
+        <a:p>
+          <a:pPr>
+            <a:defRPr sz="1600" b="1" i="0" u="none" strike="noStrike" kern="1200" spc="100" baseline="0">
+              <a:solidFill>
+                <a:schemeClr val="lt1">
+                  <a:lumMod val="95000"/>
+                </a:schemeClr>
+              </a:solidFill>
+              <a:effectLst>
+                <a:outerShdw blurRad="50800" dist="38100" dir="5400000" algn="t" rotWithShape="0">
+                  <a:prstClr val="black">
+                    <a:alpha val="40000"/>
+                  </a:prstClr>
+                </a:outerShdw>
+              </a:effectLst>
+              <a:latin typeface="+mn-lt"/>
+              <a:ea typeface="+mn-ea"/>
+              <a:cs typeface="+mn-cs"/>
+            </a:defRPr>
+          </a:pPr>
+          <a:endParaRPr lang="es-MX"/>
+        </a:p>
+      </c:txPr>
+    </c:title>
+    <c:autoTitleDeleted val="0"/>
+    <c:plotArea>
+      <c:layout/>
+      <c:lineChart>
+        <c:grouping val="standard"/>
+        <c:varyColors val="0"/>
+        <c:ser>
+          <c:idx val="1"/>
+          <c:order val="0"/>
+          <c:tx>
+            <c:strRef>
+              <c:f>Hoja1!$D$1</c:f>
+              <c:strCache>
+                <c:ptCount val="1"/>
+                <c:pt idx="0">
+                  <c:v>Cobertura Forestal</c:v>
+                </c:pt>
+              </c:strCache>
+            </c:strRef>
+          </c:tx>
+          <c:spPr>
+            <a:ln w="34925" cap="rnd">
+              <a:solidFill>
+                <a:schemeClr val="accent2"/>
+              </a:solidFill>
+              <a:round/>
+            </a:ln>
+            <a:effectLst>
+              <a:outerShdw blurRad="57150" dist="19050" dir="5400000" algn="ctr" rotWithShape="0">
+                <a:srgbClr val="000000">
+                  <a:alpha val="63000"/>
+                </a:srgbClr>
+              </a:outerShdw>
+            </a:effectLst>
+          </c:spPr>
+          <c:marker>
+            <c:symbol val="none"/>
+          </c:marker>
+          <c:cat>
+            <c:numRef>
+              <c:f>Hoja1!$A$2:$A$76</c:f>
+              <c:numCache>
+                <c:formatCode>General</c:formatCode>
+                <c:ptCount val="75"/>
+                <c:pt idx="0">
+                  <c:v>2026</c:v>
+                </c:pt>
+                <c:pt idx="1">
+                  <c:v>2027</c:v>
+                </c:pt>
+                <c:pt idx="2">
+                  <c:v>2028</c:v>
+                </c:pt>
+                <c:pt idx="3">
+                  <c:v>2029</c:v>
+                </c:pt>
+                <c:pt idx="4">
+                  <c:v>2030</c:v>
+                </c:pt>
+                <c:pt idx="5">
+                  <c:v>2031</c:v>
+                </c:pt>
+                <c:pt idx="6">
+                  <c:v>2032</c:v>
+                </c:pt>
+                <c:pt idx="7">
+                  <c:v>2033</c:v>
+                </c:pt>
+                <c:pt idx="8">
+                  <c:v>2034</c:v>
+                </c:pt>
+                <c:pt idx="9">
+                  <c:v>2035</c:v>
+                </c:pt>
+                <c:pt idx="10">
+                  <c:v>2036</c:v>
+                </c:pt>
+                <c:pt idx="11">
+                  <c:v>2037</c:v>
+                </c:pt>
+                <c:pt idx="12">
+                  <c:v>2038</c:v>
+                </c:pt>
+                <c:pt idx="13">
+                  <c:v>2039</c:v>
+                </c:pt>
+                <c:pt idx="14">
+                  <c:v>2040</c:v>
+                </c:pt>
+                <c:pt idx="15">
+                  <c:v>2041</c:v>
+                </c:pt>
+                <c:pt idx="16">
+                  <c:v>2042</c:v>
+                </c:pt>
+                <c:pt idx="17">
+                  <c:v>2043</c:v>
+                </c:pt>
+                <c:pt idx="18">
+                  <c:v>2044</c:v>
+                </c:pt>
+                <c:pt idx="19">
+                  <c:v>2045</c:v>
+                </c:pt>
+                <c:pt idx="20">
+                  <c:v>2046</c:v>
+                </c:pt>
+                <c:pt idx="21">
+                  <c:v>2047</c:v>
+                </c:pt>
+                <c:pt idx="22">
+                  <c:v>2048</c:v>
+                </c:pt>
+                <c:pt idx="23">
+                  <c:v>2049</c:v>
+                </c:pt>
+                <c:pt idx="24">
+                  <c:v>2050</c:v>
+                </c:pt>
+                <c:pt idx="25">
+                  <c:v>2051</c:v>
+                </c:pt>
+                <c:pt idx="26">
+                  <c:v>2052</c:v>
+                </c:pt>
+                <c:pt idx="27">
+                  <c:v>2053</c:v>
+                </c:pt>
+                <c:pt idx="28">
+                  <c:v>2054</c:v>
+                </c:pt>
+                <c:pt idx="29">
+                  <c:v>2055</c:v>
+                </c:pt>
+                <c:pt idx="30">
+                  <c:v>2056</c:v>
+                </c:pt>
+                <c:pt idx="31">
+                  <c:v>2057</c:v>
+                </c:pt>
+                <c:pt idx="32">
+                  <c:v>2058</c:v>
+                </c:pt>
+                <c:pt idx="33">
+                  <c:v>2059</c:v>
+                </c:pt>
+                <c:pt idx="34">
+                  <c:v>2060</c:v>
+                </c:pt>
+                <c:pt idx="35">
+                  <c:v>2061</c:v>
+                </c:pt>
+                <c:pt idx="36">
+                  <c:v>2062</c:v>
+                </c:pt>
+                <c:pt idx="37">
+                  <c:v>2063</c:v>
+                </c:pt>
+                <c:pt idx="38">
+                  <c:v>2064</c:v>
+                </c:pt>
+                <c:pt idx="39">
+                  <c:v>2065</c:v>
+                </c:pt>
+                <c:pt idx="40">
+                  <c:v>2066</c:v>
+                </c:pt>
+                <c:pt idx="41">
+                  <c:v>2067</c:v>
+                </c:pt>
+                <c:pt idx="42">
+                  <c:v>2068</c:v>
+                </c:pt>
+                <c:pt idx="43">
+                  <c:v>2069</c:v>
+                </c:pt>
+                <c:pt idx="44">
+                  <c:v>2070</c:v>
+                </c:pt>
+                <c:pt idx="45">
+                  <c:v>2071</c:v>
+                </c:pt>
+                <c:pt idx="46">
+                  <c:v>2072</c:v>
+                </c:pt>
+                <c:pt idx="47">
+                  <c:v>2073</c:v>
+                </c:pt>
+                <c:pt idx="48">
+                  <c:v>2074</c:v>
+                </c:pt>
+                <c:pt idx="49">
+                  <c:v>2075</c:v>
+                </c:pt>
+                <c:pt idx="50">
+                  <c:v>2076</c:v>
+                </c:pt>
+                <c:pt idx="51">
+                  <c:v>2077</c:v>
+                </c:pt>
+                <c:pt idx="52">
+                  <c:v>2078</c:v>
+                </c:pt>
+                <c:pt idx="53">
+                  <c:v>2079</c:v>
+                </c:pt>
+                <c:pt idx="54">
+                  <c:v>2080</c:v>
+                </c:pt>
+                <c:pt idx="55">
+                  <c:v>2081</c:v>
+                </c:pt>
+                <c:pt idx="56">
+                  <c:v>2082</c:v>
+                </c:pt>
+                <c:pt idx="57">
+                  <c:v>2083</c:v>
+                </c:pt>
+                <c:pt idx="58">
+                  <c:v>2084</c:v>
+                </c:pt>
+                <c:pt idx="59">
+                  <c:v>2085</c:v>
+                </c:pt>
+                <c:pt idx="60">
+                  <c:v>2086</c:v>
+                </c:pt>
+                <c:pt idx="61">
+                  <c:v>2087</c:v>
+                </c:pt>
+                <c:pt idx="62">
+                  <c:v>2088</c:v>
+                </c:pt>
+                <c:pt idx="63">
+                  <c:v>2089</c:v>
+                </c:pt>
+                <c:pt idx="64">
+                  <c:v>2090</c:v>
+                </c:pt>
+                <c:pt idx="65">
+                  <c:v>2091</c:v>
+                </c:pt>
+                <c:pt idx="66">
+                  <c:v>2092</c:v>
+                </c:pt>
+                <c:pt idx="67">
+                  <c:v>2093</c:v>
+                </c:pt>
+                <c:pt idx="68">
+                  <c:v>2094</c:v>
+                </c:pt>
+                <c:pt idx="69">
+                  <c:v>2095</c:v>
+                </c:pt>
+                <c:pt idx="70">
+                  <c:v>2096</c:v>
+                </c:pt>
+                <c:pt idx="71">
+                  <c:v>2097</c:v>
+                </c:pt>
+                <c:pt idx="72">
+                  <c:v>2098</c:v>
+                </c:pt>
+                <c:pt idx="73">
+                  <c:v>2099</c:v>
+                </c:pt>
+                <c:pt idx="74">
+                  <c:v>2100</c:v>
+                </c:pt>
+              </c:numCache>
+            </c:numRef>
+          </c:cat>
+          <c:val>
+            <c:numRef>
+              <c:f>Hoja1!$D$2:$D$76</c:f>
+              <c:numCache>
+                <c:formatCode>General</c:formatCode>
+                <c:ptCount val="75"/>
+                <c:pt idx="0">
+                  <c:v>0.3</c:v>
+                </c:pt>
+                <c:pt idx="1">
+                  <c:v>0.29780000000000001</c:v>
+                </c:pt>
+                <c:pt idx="2">
+                  <c:v>0.2913</c:v>
+                </c:pt>
+                <c:pt idx="3">
+                  <c:v>0.28460000000000002</c:v>
+                </c:pt>
+                <c:pt idx="4">
+                  <c:v>0.27779999999999999</c:v>
+                </c:pt>
+                <c:pt idx="5">
+                  <c:v>0.27079999999999999</c:v>
+                </c:pt>
+                <c:pt idx="6">
+                  <c:v>0.26369999999999999</c:v>
+                </c:pt>
+                <c:pt idx="7">
+                  <c:v>0.25629999999999997</c:v>
+                </c:pt>
+                <c:pt idx="8">
+                  <c:v>0.24890000000000001</c:v>
+                </c:pt>
+                <c:pt idx="9">
+                  <c:v>0.2412</c:v>
+                </c:pt>
+                <c:pt idx="10">
+                  <c:v>0.2334</c:v>
+                </c:pt>
+                <c:pt idx="11">
+                  <c:v>0.22539999999999999</c:v>
+                </c:pt>
+                <c:pt idx="12">
+                  <c:v>0.21729999999999999</c:v>
+                </c:pt>
+                <c:pt idx="13">
+                  <c:v>0.20899999999999999</c:v>
+                </c:pt>
+                <c:pt idx="14">
+                  <c:v>0.2006</c:v>
+                </c:pt>
+                <c:pt idx="15">
+                  <c:v>0.19189999999999999</c:v>
+                </c:pt>
+                <c:pt idx="16">
+                  <c:v>0.1832</c:v>
+                </c:pt>
+                <c:pt idx="17">
+                  <c:v>0.17419999999999999</c:v>
+                </c:pt>
+                <c:pt idx="18">
+                  <c:v>0.1651</c:v>
+                </c:pt>
+                <c:pt idx="19">
+                  <c:v>0.15579999999999999</c:v>
+                </c:pt>
+                <c:pt idx="20">
+                  <c:v>0.1464</c:v>
+                </c:pt>
+                <c:pt idx="21">
+                  <c:v>0.13689999999999999</c:v>
+                </c:pt>
+                <c:pt idx="22">
+                  <c:v>0.12720000000000001</c:v>
+                </c:pt>
+                <c:pt idx="23">
+                  <c:v>0.11749999999999999</c:v>
+                </c:pt>
+                <c:pt idx="24">
+                  <c:v>0.1077</c:v>
+                </c:pt>
+                <c:pt idx="25">
+                  <c:v>9.7900000000000001E-2</c:v>
+                </c:pt>
+                <c:pt idx="26">
+                  <c:v>8.8099999999999998E-2</c:v>
+                </c:pt>
+                <c:pt idx="27">
+                  <c:v>7.8200000000000006E-2</c:v>
+                </c:pt>
+                <c:pt idx="28">
+                  <c:v>6.8199999999999997E-2</c:v>
+                </c:pt>
+                <c:pt idx="29">
+                  <c:v>5.8200000000000002E-2</c:v>
+                </c:pt>
+                <c:pt idx="30">
+                  <c:v>4.82E-2</c:v>
+                </c:pt>
+                <c:pt idx="31">
+                  <c:v>3.8100000000000002E-2</c:v>
+                </c:pt>
+                <c:pt idx="32">
+                  <c:v>2.8299999999999999E-2</c:v>
+                </c:pt>
+                <c:pt idx="33">
+                  <c:v>1.8599999999999998E-2</c:v>
+                </c:pt>
+                <c:pt idx="34">
+                  <c:v>9.1000000000000004E-3</c:v>
+                </c:pt>
+                <c:pt idx="35">
+                  <c:v>0</c:v>
+                </c:pt>
+                <c:pt idx="36">
+                  <c:v>0</c:v>
+                </c:pt>
+                <c:pt idx="37">
+                  <c:v>0</c:v>
+                </c:pt>
+                <c:pt idx="38">
+                  <c:v>0</c:v>
+                </c:pt>
+                <c:pt idx="39">
+                  <c:v>0</c:v>
+                </c:pt>
+                <c:pt idx="40">
+                  <c:v>0</c:v>
+                </c:pt>
+                <c:pt idx="41">
+                  <c:v>0</c:v>
+                </c:pt>
+                <c:pt idx="42">
+                  <c:v>0</c:v>
+                </c:pt>
+                <c:pt idx="43">
+                  <c:v>0</c:v>
+                </c:pt>
+                <c:pt idx="44">
+                  <c:v>0</c:v>
+                </c:pt>
+                <c:pt idx="45">
+                  <c:v>0</c:v>
+                </c:pt>
+                <c:pt idx="46">
+                  <c:v>0</c:v>
+                </c:pt>
+                <c:pt idx="47">
+                  <c:v>0</c:v>
+                </c:pt>
+                <c:pt idx="48">
+                  <c:v>0</c:v>
+                </c:pt>
+                <c:pt idx="49">
+                  <c:v>0</c:v>
+                </c:pt>
+                <c:pt idx="50">
+                  <c:v>0</c:v>
+                </c:pt>
+                <c:pt idx="51">
+                  <c:v>0</c:v>
+                </c:pt>
+                <c:pt idx="52">
+                  <c:v>0</c:v>
+                </c:pt>
+                <c:pt idx="53">
+                  <c:v>0</c:v>
+                </c:pt>
+                <c:pt idx="54">
+                  <c:v>0</c:v>
+                </c:pt>
+                <c:pt idx="55">
+                  <c:v>0</c:v>
+                </c:pt>
+                <c:pt idx="56">
+                  <c:v>0</c:v>
+                </c:pt>
+                <c:pt idx="57">
+                  <c:v>0</c:v>
+                </c:pt>
+                <c:pt idx="58">
+                  <c:v>0</c:v>
+                </c:pt>
+                <c:pt idx="59">
+                  <c:v>0</c:v>
+                </c:pt>
+                <c:pt idx="60">
+                  <c:v>0</c:v>
+                </c:pt>
+                <c:pt idx="61">
+                  <c:v>0</c:v>
+                </c:pt>
+                <c:pt idx="62">
+                  <c:v>0</c:v>
+                </c:pt>
+                <c:pt idx="63">
+                  <c:v>0</c:v>
+                </c:pt>
+                <c:pt idx="64">
+                  <c:v>0</c:v>
+                </c:pt>
+                <c:pt idx="65">
+                  <c:v>0</c:v>
+                </c:pt>
+                <c:pt idx="66">
+                  <c:v>0</c:v>
+                </c:pt>
+                <c:pt idx="67">
+                  <c:v>0</c:v>
+                </c:pt>
+                <c:pt idx="68">
+                  <c:v>0</c:v>
+                </c:pt>
+                <c:pt idx="69">
+                  <c:v>0</c:v>
+                </c:pt>
+                <c:pt idx="70">
+                  <c:v>0</c:v>
+                </c:pt>
+                <c:pt idx="71">
+                  <c:v>0</c:v>
+                </c:pt>
+                <c:pt idx="72">
+                  <c:v>0</c:v>
+                </c:pt>
+                <c:pt idx="73">
+                  <c:v>0</c:v>
+                </c:pt>
+                <c:pt idx="74">
+                  <c:v>0</c:v>
+                </c:pt>
+              </c:numCache>
+            </c:numRef>
+          </c:val>
+          <c:smooth val="0"/>
+          <c:extLst>
+            <c:ext xmlns:c16="http://schemas.microsoft.com/office/drawing/2014/chart" uri="{C3380CC4-5D6E-409C-BE32-E72D297353CC}">
+              <c16:uniqueId val="{00000000-ABE6-4447-B436-9DC46078C172}"/>
+            </c:ext>
+          </c:extLst>
+        </c:ser>
+        <c:ser>
+          <c:idx val="2"/>
+          <c:order val="1"/>
+          <c:tx>
+            <c:strRef>
+              <c:f>Hoja1!$E$1</c:f>
+              <c:strCache>
+                <c:ptCount val="1"/>
+                <c:pt idx="0">
+                  <c:v>Tasa de Reforestación</c:v>
+                </c:pt>
+              </c:strCache>
+            </c:strRef>
+          </c:tx>
+          <c:spPr>
+            <a:ln w="34925" cap="rnd">
+              <a:solidFill>
+                <a:schemeClr val="accent3"/>
+              </a:solidFill>
+              <a:round/>
+            </a:ln>
+            <a:effectLst>
+              <a:outerShdw blurRad="57150" dist="19050" dir="5400000" algn="ctr" rotWithShape="0">
+                <a:srgbClr val="000000">
+                  <a:alpha val="63000"/>
+                </a:srgbClr>
+              </a:outerShdw>
+            </a:effectLst>
+          </c:spPr>
+          <c:marker>
+            <c:symbol val="none"/>
+          </c:marker>
+          <c:cat>
+            <c:numRef>
+              <c:f>Hoja1!$A$2:$A$76</c:f>
+              <c:numCache>
+                <c:formatCode>General</c:formatCode>
+                <c:ptCount val="75"/>
+                <c:pt idx="0">
+                  <c:v>2026</c:v>
+                </c:pt>
+                <c:pt idx="1">
+                  <c:v>2027</c:v>
+                </c:pt>
+                <c:pt idx="2">
+                  <c:v>2028</c:v>
+                </c:pt>
+                <c:pt idx="3">
+                  <c:v>2029</c:v>
+                </c:pt>
+                <c:pt idx="4">
+                  <c:v>2030</c:v>
+                </c:pt>
+                <c:pt idx="5">
+                  <c:v>2031</c:v>
+                </c:pt>
+                <c:pt idx="6">
+                  <c:v>2032</c:v>
+                </c:pt>
+                <c:pt idx="7">
+                  <c:v>2033</c:v>
+                </c:pt>
+                <c:pt idx="8">
+                  <c:v>2034</c:v>
+                </c:pt>
+                <c:pt idx="9">
+                  <c:v>2035</c:v>
+                </c:pt>
+                <c:pt idx="10">
+                  <c:v>2036</c:v>
+                </c:pt>
+                <c:pt idx="11">
+                  <c:v>2037</c:v>
+                </c:pt>
+                <c:pt idx="12">
+                  <c:v>2038</c:v>
+                </c:pt>
+                <c:pt idx="13">
+                  <c:v>2039</c:v>
+                </c:pt>
+                <c:pt idx="14">
+                  <c:v>2040</c:v>
+                </c:pt>
+                <c:pt idx="15">
+                  <c:v>2041</c:v>
+                </c:pt>
+                <c:pt idx="16">
+                  <c:v>2042</c:v>
+                </c:pt>
+                <c:pt idx="17">
+                  <c:v>2043</c:v>
+                </c:pt>
+                <c:pt idx="18">
+                  <c:v>2044</c:v>
+                </c:pt>
+                <c:pt idx="19">
+                  <c:v>2045</c:v>
+                </c:pt>
+                <c:pt idx="20">
+                  <c:v>2046</c:v>
+                </c:pt>
+                <c:pt idx="21">
+                  <c:v>2047</c:v>
+                </c:pt>
+                <c:pt idx="22">
+                  <c:v>2048</c:v>
+                </c:pt>
+                <c:pt idx="23">
+                  <c:v>2049</c:v>
+                </c:pt>
+                <c:pt idx="24">
+                  <c:v>2050</c:v>
+                </c:pt>
+                <c:pt idx="25">
+                  <c:v>2051</c:v>
+                </c:pt>
+                <c:pt idx="26">
+                  <c:v>2052</c:v>
+                </c:pt>
+                <c:pt idx="27">
+                  <c:v>2053</c:v>
+                </c:pt>
+                <c:pt idx="28">
+                  <c:v>2054</c:v>
+                </c:pt>
+                <c:pt idx="29">
+                  <c:v>2055</c:v>
+                </c:pt>
+                <c:pt idx="30">
+                  <c:v>2056</c:v>
+                </c:pt>
+                <c:pt idx="31">
+                  <c:v>2057</c:v>
+                </c:pt>
+                <c:pt idx="32">
+                  <c:v>2058</c:v>
+                </c:pt>
+                <c:pt idx="33">
+                  <c:v>2059</c:v>
+                </c:pt>
+                <c:pt idx="34">
+                  <c:v>2060</c:v>
+                </c:pt>
+                <c:pt idx="35">
+                  <c:v>2061</c:v>
+                </c:pt>
+                <c:pt idx="36">
+                  <c:v>2062</c:v>
+                </c:pt>
+                <c:pt idx="37">
+                  <c:v>2063</c:v>
+                </c:pt>
+                <c:pt idx="38">
+                  <c:v>2064</c:v>
+                </c:pt>
+                <c:pt idx="39">
+                  <c:v>2065</c:v>
+                </c:pt>
+                <c:pt idx="40">
+                  <c:v>2066</c:v>
+                </c:pt>
+                <c:pt idx="41">
+                  <c:v>2067</c:v>
+                </c:pt>
+                <c:pt idx="42">
+                  <c:v>2068</c:v>
+                </c:pt>
+                <c:pt idx="43">
+                  <c:v>2069</c:v>
+                </c:pt>
+                <c:pt idx="44">
+                  <c:v>2070</c:v>
+                </c:pt>
+                <c:pt idx="45">
+                  <c:v>2071</c:v>
+                </c:pt>
+                <c:pt idx="46">
+                  <c:v>2072</c:v>
+                </c:pt>
+                <c:pt idx="47">
+                  <c:v>2073</c:v>
+                </c:pt>
+                <c:pt idx="48">
+                  <c:v>2074</c:v>
+                </c:pt>
+                <c:pt idx="49">
+                  <c:v>2075</c:v>
+                </c:pt>
+                <c:pt idx="50">
+                  <c:v>2076</c:v>
+                </c:pt>
+                <c:pt idx="51">
+                  <c:v>2077</c:v>
+                </c:pt>
+                <c:pt idx="52">
+                  <c:v>2078</c:v>
+                </c:pt>
+                <c:pt idx="53">
+                  <c:v>2079</c:v>
+                </c:pt>
+                <c:pt idx="54">
+                  <c:v>2080</c:v>
+                </c:pt>
+                <c:pt idx="55">
+                  <c:v>2081</c:v>
+                </c:pt>
+                <c:pt idx="56">
+                  <c:v>2082</c:v>
+                </c:pt>
+                <c:pt idx="57">
+                  <c:v>2083</c:v>
+                </c:pt>
+                <c:pt idx="58">
+                  <c:v>2084</c:v>
+                </c:pt>
+                <c:pt idx="59">
+                  <c:v>2085</c:v>
+                </c:pt>
+                <c:pt idx="60">
+                  <c:v>2086</c:v>
+                </c:pt>
+                <c:pt idx="61">
+                  <c:v>2087</c:v>
+                </c:pt>
+                <c:pt idx="62">
+                  <c:v>2088</c:v>
+                </c:pt>
+                <c:pt idx="63">
+                  <c:v>2089</c:v>
+                </c:pt>
+                <c:pt idx="64">
+                  <c:v>2090</c:v>
+                </c:pt>
+                <c:pt idx="65">
+                  <c:v>2091</c:v>
+                </c:pt>
+                <c:pt idx="66">
+                  <c:v>2092</c:v>
+                </c:pt>
+                <c:pt idx="67">
+                  <c:v>2093</c:v>
+                </c:pt>
+                <c:pt idx="68">
+                  <c:v>2094</c:v>
+                </c:pt>
+                <c:pt idx="69">
+                  <c:v>2095</c:v>
+                </c:pt>
+                <c:pt idx="70">
+                  <c:v>2096</c:v>
+                </c:pt>
+                <c:pt idx="71">
+                  <c:v>2097</c:v>
+                </c:pt>
+                <c:pt idx="72">
+                  <c:v>2098</c:v>
+                </c:pt>
+                <c:pt idx="73">
+                  <c:v>2099</c:v>
+                </c:pt>
+                <c:pt idx="74">
+                  <c:v>2100</c:v>
+                </c:pt>
+              </c:numCache>
+            </c:numRef>
+          </c:cat>
+          <c:val>
+            <c:numRef>
+              <c:f>Hoja1!$E$2:$E$76</c:f>
+              <c:numCache>
+                <c:formatCode>General</c:formatCode>
+                <c:ptCount val="75"/>
+                <c:pt idx="0">
+                  <c:v>0.02</c:v>
+                </c:pt>
+                <c:pt idx="1">
+                  <c:v>6.0000000000000001E-3</c:v>
+                </c:pt>
+                <c:pt idx="2">
+                  <c:v>5.7999999999999996E-3</c:v>
+                </c:pt>
+                <c:pt idx="3">
+                  <c:v>5.7000000000000002E-3</c:v>
+                </c:pt>
+                <c:pt idx="4">
+                  <c:v>5.5999999999999999E-3</c:v>
+                </c:pt>
+                <c:pt idx="5">
+                  <c:v>5.4000000000000003E-3</c:v>
+                </c:pt>
+                <c:pt idx="6">
+                  <c:v>5.3E-3</c:v>
+                </c:pt>
+                <c:pt idx="7">
+                  <c:v>5.1000000000000004E-3</c:v>
+                </c:pt>
+                <c:pt idx="8">
+                  <c:v>5.0000000000000001E-3</c:v>
+                </c:pt>
+                <c:pt idx="9">
+                  <c:v>4.7999999999999996E-3</c:v>
+                </c:pt>
+                <c:pt idx="10">
+                  <c:v>4.7000000000000002E-3</c:v>
+                </c:pt>
+                <c:pt idx="11">
+                  <c:v>4.4999999999999997E-3</c:v>
+                </c:pt>
+                <c:pt idx="12">
+                  <c:v>4.3E-3</c:v>
+                </c:pt>
+                <c:pt idx="13">
+                  <c:v>4.1999999999999997E-3</c:v>
+                </c:pt>
+                <c:pt idx="14">
+                  <c:v>4.0000000000000001E-3</c:v>
+                </c:pt>
+                <c:pt idx="15">
+                  <c:v>3.8E-3</c:v>
+                </c:pt>
+                <c:pt idx="16">
+                  <c:v>3.7000000000000002E-3</c:v>
+                </c:pt>
+                <c:pt idx="17">
+                  <c:v>3.5000000000000001E-3</c:v>
+                </c:pt>
+                <c:pt idx="18">
+                  <c:v>3.3E-3</c:v>
+                </c:pt>
+                <c:pt idx="19">
+                  <c:v>3.0999999999999999E-3</c:v>
+                </c:pt>
+                <c:pt idx="20">
+                  <c:v>2.8999999999999998E-3</c:v>
+                </c:pt>
+                <c:pt idx="21">
+                  <c:v>2.7000000000000001E-3</c:v>
+                </c:pt>
+                <c:pt idx="22">
+                  <c:v>2.5000000000000001E-3</c:v>
+                </c:pt>
+                <c:pt idx="23">
+                  <c:v>2.3999999999999998E-3</c:v>
+                </c:pt>
+                <c:pt idx="24">
+                  <c:v>2.2000000000000001E-3</c:v>
+                </c:pt>
+                <c:pt idx="25">
+                  <c:v>2E-3</c:v>
+                </c:pt>
+                <c:pt idx="26">
+                  <c:v>1.8E-3</c:v>
+                </c:pt>
+                <c:pt idx="27">
+                  <c:v>1.6000000000000001E-3</c:v>
+                </c:pt>
+                <c:pt idx="28">
+                  <c:v>1.4E-3</c:v>
+                </c:pt>
+                <c:pt idx="29">
+                  <c:v>1.1999999999999999E-3</c:v>
+                </c:pt>
+                <c:pt idx="30">
+                  <c:v>1E-3</c:v>
+                </c:pt>
+                <c:pt idx="31">
+                  <c:v>8.0000000000000004E-4</c:v>
+                </c:pt>
+                <c:pt idx="32">
+                  <c:v>5.9999999999999995E-4</c:v>
+                </c:pt>
+                <c:pt idx="33">
+                  <c:v>4.0000000000000002E-4</c:v>
+                </c:pt>
+                <c:pt idx="34">
+                  <c:v>2.0000000000000001E-4</c:v>
+                </c:pt>
+                <c:pt idx="35">
+                  <c:v>0</c:v>
+                </c:pt>
+                <c:pt idx="36">
+                  <c:v>0</c:v>
+                </c:pt>
+                <c:pt idx="37">
+                  <c:v>0</c:v>
+                </c:pt>
+                <c:pt idx="38">
+                  <c:v>0</c:v>
+                </c:pt>
+                <c:pt idx="39">
+                  <c:v>0</c:v>
+                </c:pt>
+                <c:pt idx="40">
+                  <c:v>0</c:v>
+                </c:pt>
+                <c:pt idx="41">
+                  <c:v>0</c:v>
+                </c:pt>
+                <c:pt idx="42">
+                  <c:v>0</c:v>
+                </c:pt>
+                <c:pt idx="43">
+                  <c:v>0</c:v>
+                </c:pt>
+                <c:pt idx="44">
+                  <c:v>0</c:v>
+                </c:pt>
+                <c:pt idx="45">
+                  <c:v>0</c:v>
+                </c:pt>
+                <c:pt idx="46">
+                  <c:v>0</c:v>
+                </c:pt>
+                <c:pt idx="47">
+                  <c:v>0</c:v>
+                </c:pt>
+                <c:pt idx="48">
+                  <c:v>0</c:v>
+                </c:pt>
+                <c:pt idx="49">
+                  <c:v>0</c:v>
+                </c:pt>
+                <c:pt idx="50">
+                  <c:v>0</c:v>
+                </c:pt>
+                <c:pt idx="51">
+                  <c:v>0</c:v>
+                </c:pt>
+                <c:pt idx="52">
+                  <c:v>0</c:v>
+                </c:pt>
+                <c:pt idx="53">
+                  <c:v>0</c:v>
+                </c:pt>
+                <c:pt idx="54">
+                  <c:v>0</c:v>
+                </c:pt>
+                <c:pt idx="55">
+                  <c:v>0</c:v>
+                </c:pt>
+                <c:pt idx="56">
+                  <c:v>0</c:v>
+                </c:pt>
+                <c:pt idx="57">
+                  <c:v>0</c:v>
+                </c:pt>
+                <c:pt idx="58">
+                  <c:v>0</c:v>
+                </c:pt>
+                <c:pt idx="59">
+                  <c:v>0</c:v>
+                </c:pt>
+                <c:pt idx="60">
+                  <c:v>0</c:v>
+                </c:pt>
+                <c:pt idx="61">
+                  <c:v>0</c:v>
+                </c:pt>
+                <c:pt idx="62">
+                  <c:v>0</c:v>
+                </c:pt>
+                <c:pt idx="63">
+                  <c:v>0</c:v>
+                </c:pt>
+                <c:pt idx="64">
+                  <c:v>0</c:v>
+                </c:pt>
+                <c:pt idx="65">
+                  <c:v>0</c:v>
+                </c:pt>
+                <c:pt idx="66">
+                  <c:v>0</c:v>
+                </c:pt>
+                <c:pt idx="67">
+                  <c:v>0</c:v>
+                </c:pt>
+                <c:pt idx="68">
+                  <c:v>0</c:v>
+                </c:pt>
+                <c:pt idx="69">
+                  <c:v>0</c:v>
+                </c:pt>
+                <c:pt idx="70">
+                  <c:v>0</c:v>
+                </c:pt>
+                <c:pt idx="71">
+                  <c:v>0</c:v>
+                </c:pt>
+                <c:pt idx="72">
+                  <c:v>0</c:v>
+                </c:pt>
+                <c:pt idx="73">
+                  <c:v>0</c:v>
+                </c:pt>
+                <c:pt idx="74">
+                  <c:v>0</c:v>
+                </c:pt>
+              </c:numCache>
+            </c:numRef>
+          </c:val>
+          <c:smooth val="0"/>
+          <c:extLst>
+            <c:ext xmlns:c16="http://schemas.microsoft.com/office/drawing/2014/chart" uri="{C3380CC4-5D6E-409C-BE32-E72D297353CC}">
+              <c16:uniqueId val="{00000001-ABE6-4447-B436-9DC46078C172}"/>
+            </c:ext>
+          </c:extLst>
+        </c:ser>
+        <c:dLbls>
+          <c:showLegendKey val="0"/>
+          <c:showVal val="0"/>
+          <c:showCatName val="0"/>
+          <c:showSerName val="0"/>
+          <c:showPercent val="0"/>
+          <c:showBubbleSize val="0"/>
+        </c:dLbls>
+        <c:smooth val="0"/>
+        <c:axId val="715320368"/>
+        <c:axId val="706773584"/>
+      </c:lineChart>
+      <c:catAx>
+        <c:axId val="715320368"/>
+        <c:scaling>
+          <c:orientation val="minMax"/>
+        </c:scaling>
+        <c:delete val="0"/>
+        <c:axPos val="b"/>
+        <c:numFmt formatCode="General" sourceLinked="1"/>
+        <c:majorTickMark val="none"/>
+        <c:minorTickMark val="none"/>
+        <c:tickLblPos val="nextTo"/>
+        <c:spPr>
+          <a:noFill/>
+          <a:ln w="9525" cap="flat" cmpd="sng" algn="ctr">
+            <a:solidFill>
+              <a:schemeClr val="lt1">
+                <a:lumMod val="95000"/>
+                <a:alpha val="10000"/>
+              </a:schemeClr>
+            </a:solidFill>
+            <a:round/>
+          </a:ln>
+          <a:effectLst/>
+        </c:spPr>
+        <c:txPr>
+          <a:bodyPr rot="-60000000" spcFirstLastPara="1" vertOverflow="ellipsis" vert="horz" wrap="square" anchor="ctr" anchorCtr="1"/>
+          <a:lstStyle/>
+          <a:p>
+            <a:pPr>
+              <a:defRPr sz="900" b="0" i="0" u="none" strike="noStrike" kern="1200" baseline="0">
+                <a:solidFill>
+                  <a:schemeClr val="lt1">
+                    <a:lumMod val="85000"/>
+                  </a:schemeClr>
+                </a:solidFill>
+                <a:latin typeface="+mn-lt"/>
+                <a:ea typeface="+mn-ea"/>
+                <a:cs typeface="+mn-cs"/>
+              </a:defRPr>
+            </a:pPr>
+            <a:endParaRPr lang="es-MX"/>
+          </a:p>
+        </c:txPr>
+        <c:crossAx val="706773584"/>
+        <c:crosses val="autoZero"/>
+        <c:auto val="1"/>
+        <c:lblAlgn val="ctr"/>
+        <c:lblOffset val="100"/>
+        <c:noMultiLvlLbl val="0"/>
+      </c:catAx>
+      <c:valAx>
+        <c:axId val="706773584"/>
+        <c:scaling>
+          <c:orientation val="minMax"/>
+        </c:scaling>
+        <c:delete val="0"/>
+        <c:axPos val="l"/>
+        <c:majorGridlines>
+          <c:spPr>
+            <a:ln w="9525" cap="flat" cmpd="sng" algn="ctr">
+              <a:solidFill>
+                <a:schemeClr val="lt1">
+                  <a:lumMod val="95000"/>
+                  <a:alpha val="10000"/>
+                </a:schemeClr>
+              </a:solidFill>
+              <a:round/>
+            </a:ln>
+            <a:effectLst/>
+          </c:spPr>
+        </c:majorGridlines>
+        <c:numFmt formatCode="General" sourceLinked="1"/>
+        <c:majorTickMark val="none"/>
+        <c:minorTickMark val="none"/>
+        <c:tickLblPos val="nextTo"/>
+        <c:spPr>
+          <a:noFill/>
+          <a:ln>
+            <a:noFill/>
+          </a:ln>
+          <a:effectLst/>
+        </c:spPr>
+        <c:txPr>
+          <a:bodyPr rot="-60000000" spcFirstLastPara="1" vertOverflow="ellipsis" vert="horz" wrap="square" anchor="ctr" anchorCtr="1"/>
+          <a:lstStyle/>
+          <a:p>
+            <a:pPr>
+              <a:defRPr sz="900" b="0" i="0" u="none" strike="noStrike" kern="1200" baseline="0">
+                <a:solidFill>
+                  <a:schemeClr val="lt1">
+                    <a:lumMod val="85000"/>
+                  </a:schemeClr>
+                </a:solidFill>
+                <a:latin typeface="+mn-lt"/>
+                <a:ea typeface="+mn-ea"/>
+                <a:cs typeface="+mn-cs"/>
+              </a:defRPr>
+            </a:pPr>
+            <a:endParaRPr lang="es-MX"/>
+          </a:p>
+        </c:txPr>
+        <c:crossAx val="715320368"/>
+        <c:crosses val="autoZero"/>
+        <c:crossBetween val="between"/>
+      </c:valAx>
+      <c:spPr>
+        <a:noFill/>
+        <a:ln>
+          <a:noFill/>
+        </a:ln>
+        <a:effectLst/>
+      </c:spPr>
+    </c:plotArea>
+    <c:legend>
+      <c:legendPos val="b"/>
+      <c:overlay val="0"/>
+      <c:spPr>
+        <a:noFill/>
+        <a:ln>
+          <a:noFill/>
+        </a:ln>
+        <a:effectLst/>
+      </c:spPr>
+      <c:txPr>
+        <a:bodyPr rot="0" spcFirstLastPara="1" vertOverflow="ellipsis" vert="horz" wrap="square" anchor="ctr" anchorCtr="1"/>
+        <a:lstStyle/>
+        <a:p>
+          <a:pPr>
+            <a:defRPr sz="900" b="0" i="0" u="none" strike="noStrike" kern="1200" baseline="0">
+              <a:solidFill>
+                <a:schemeClr val="lt1">
+                  <a:lumMod val="85000"/>
+                </a:schemeClr>
+              </a:solidFill>
+              <a:latin typeface="+mn-lt"/>
+              <a:ea typeface="+mn-ea"/>
+              <a:cs typeface="+mn-cs"/>
+            </a:defRPr>
+          </a:pPr>
+          <a:endParaRPr lang="es-MX"/>
+        </a:p>
+      </c:txPr>
+    </c:legend>
+    <c:plotVisOnly val="1"/>
+    <c:dispBlanksAs val="gap"/>
+    <c:showDLblsOverMax val="0"/>
+    <c:extLst>
+      <c:ext xmlns:c16r3="http://schemas.microsoft.com/office/drawing/2017/03/chart" uri="{56B9EC1D-385E-4148-901F-78D8002777C0}">
+        <c16r3:dataDisplayOptions16>
+          <c16r3:dispNaAsBlank val="1"/>
+        </c16r3:dataDisplayOptions16>
+      </c:ext>
+    </c:extLst>
+  </c:chart>
+  <c:spPr>
+    <a:gradFill flip="none" rotWithShape="1">
+      <a:gsLst>
+        <a:gs pos="0">
+          <a:schemeClr val="dk1">
+            <a:lumMod val="65000"/>
+            <a:lumOff val="35000"/>
+          </a:schemeClr>
+        </a:gs>
+        <a:gs pos="100000">
+          <a:schemeClr val="dk1">
+            <a:lumMod val="85000"/>
+            <a:lumOff val="15000"/>
+          </a:schemeClr>
+        </a:gs>
+      </a:gsLst>
+      <a:path path="circle">
+        <a:fillToRect l="50000" t="50000" r="50000" b="50000"/>
+      </a:path>
+      <a:tileRect/>
+    </a:gradFill>
+    <a:ln>
+      <a:noFill/>
+    </a:ln>
+    <a:effectLst/>
+  </c:spPr>
+  <c:txPr>
+    <a:bodyPr/>
+    <a:lstStyle/>
+    <a:p>
+      <a:pPr>
+        <a:defRPr/>
+      </a:pPr>
+      <a:endParaRPr lang="es-MX"/>
+    </a:p>
+  </c:txPr>
+  <c:externalData r:id="rId3">
+    <c:autoUpdate val="0"/>
+  </c:externalData>
+</c:chartSpace>
+</file>
+
+<file path=word/charts/chart2.xml><?xml version="1.0" encoding="utf-8"?>
+<c:chartSpace xmlns:c="http://schemas.openxmlformats.org/drawingml/2006/chart" xmlns:a="http://schemas.openxmlformats.org/drawingml/2006/main" xmlns:r="http://schemas.openxmlformats.org/officeDocument/2006/relationships" xmlns:c16r2="http://schemas.microsoft.com/office/drawing/2015/06/chart">
+  <c:date1904 val="0"/>
+  <c:lang val="es-ES"/>
+  <c:roundedCorners val="0"/>
+  <mc:AlternateContent xmlns:mc="http://schemas.openxmlformats.org/markup-compatibility/2006">
+    <mc:Choice xmlns:c14="http://schemas.microsoft.com/office/drawing/2007/8/2/chart" Requires="c14">
+      <c14:style val="102"/>
+    </mc:Choice>
+    <mc:Fallback>
+      <c:style val="2"/>
+    </mc:Fallback>
+  </mc:AlternateContent>
+  <c:chart>
+    <c:title>
+      <c:tx>
+        <c:rich>
+          <a:bodyPr rot="0" spcFirstLastPara="1" vertOverflow="ellipsis" vert="horz" wrap="square" anchor="ctr" anchorCtr="1"/>
+          <a:lstStyle/>
+          <a:p>
+            <a:pPr>
+              <a:defRPr sz="1600" b="1" i="0" u="none" strike="noStrike" kern="1200" spc="100" baseline="0">
+                <a:solidFill>
+                  <a:schemeClr val="lt1">
+                    <a:lumMod val="95000"/>
+                  </a:schemeClr>
+                </a:solidFill>
+                <a:effectLst>
+                  <a:outerShdw blurRad="50800" dist="38100" dir="5400000" algn="t" rotWithShape="0">
+                    <a:prstClr val="black">
+                      <a:alpha val="40000"/>
+                    </a:prstClr>
+                  </a:outerShdw>
+                </a:effectLst>
+                <a:latin typeface="+mn-lt"/>
+                <a:ea typeface="+mn-ea"/>
+                <a:cs typeface="+mn-cs"/>
+              </a:defRPr>
+            </a:pPr>
+            <a:r>
+              <a:rPr lang="es-MX"/>
+              <a:t>Crecimiento y Declive Poblacional</a:t>
+            </a:r>
+          </a:p>
+        </c:rich>
+      </c:tx>
+      <c:overlay val="0"/>
+      <c:spPr>
+        <a:noFill/>
+        <a:ln>
+          <a:noFill/>
+        </a:ln>
+        <a:effectLst/>
+      </c:spPr>
+      <c:txPr>
+        <a:bodyPr rot="0" spcFirstLastPara="1" vertOverflow="ellipsis" vert="horz" wrap="square" anchor="ctr" anchorCtr="1"/>
+        <a:lstStyle/>
+        <a:p>
+          <a:pPr>
+            <a:defRPr sz="1600" b="1" i="0" u="none" strike="noStrike" kern="1200" spc="100" baseline="0">
+              <a:solidFill>
+                <a:schemeClr val="lt1">
+                  <a:lumMod val="95000"/>
+                </a:schemeClr>
+              </a:solidFill>
+              <a:effectLst>
+                <a:outerShdw blurRad="50800" dist="38100" dir="5400000" algn="t" rotWithShape="0">
+                  <a:prstClr val="black">
+                    <a:alpha val="40000"/>
+                  </a:prstClr>
+                </a:outerShdw>
+              </a:effectLst>
+              <a:latin typeface="+mn-lt"/>
+              <a:ea typeface="+mn-ea"/>
+              <a:cs typeface="+mn-cs"/>
+            </a:defRPr>
+          </a:pPr>
+          <a:endParaRPr lang="es-MX"/>
+        </a:p>
+      </c:txPr>
+    </c:title>
+    <c:autoTitleDeleted val="0"/>
+    <c:plotArea>
+      <c:layout/>
+      <c:lineChart>
+        <c:grouping val="standard"/>
+        <c:varyColors val="0"/>
+        <c:ser>
+          <c:idx val="1"/>
+          <c:order val="0"/>
+          <c:tx>
+            <c:strRef>
+              <c:f>Hoja1!$B$1</c:f>
+              <c:strCache>
+                <c:ptCount val="1"/>
+                <c:pt idx="0">
+                  <c:v>Población Total</c:v>
+                </c:pt>
+              </c:strCache>
+            </c:strRef>
+          </c:tx>
+          <c:spPr>
+            <a:ln w="34925" cap="rnd">
+              <a:solidFill>
+                <a:schemeClr val="accent2"/>
+              </a:solidFill>
+              <a:round/>
+            </a:ln>
+            <a:effectLst>
+              <a:outerShdw blurRad="57150" dist="19050" dir="5400000" algn="ctr" rotWithShape="0">
+                <a:srgbClr val="000000">
+                  <a:alpha val="63000"/>
+                </a:srgbClr>
+              </a:outerShdw>
+            </a:effectLst>
+          </c:spPr>
+          <c:marker>
+            <c:symbol val="none"/>
+          </c:marker>
+          <c:cat>
+            <c:numRef>
+              <c:f>Hoja1!$A$2:$A$76</c:f>
+              <c:numCache>
+                <c:formatCode>General</c:formatCode>
+                <c:ptCount val="75"/>
+                <c:pt idx="0">
+                  <c:v>2026</c:v>
+                </c:pt>
+                <c:pt idx="1">
+                  <c:v>2027</c:v>
+                </c:pt>
+                <c:pt idx="2">
+                  <c:v>2028</c:v>
+                </c:pt>
+                <c:pt idx="3">
+                  <c:v>2029</c:v>
+                </c:pt>
+                <c:pt idx="4">
+                  <c:v>2030</c:v>
+                </c:pt>
+                <c:pt idx="5">
+                  <c:v>2031</c:v>
+                </c:pt>
+                <c:pt idx="6">
+                  <c:v>2032</c:v>
+                </c:pt>
+                <c:pt idx="7">
+                  <c:v>2033</c:v>
+                </c:pt>
+                <c:pt idx="8">
+                  <c:v>2034</c:v>
+                </c:pt>
+                <c:pt idx="9">
+                  <c:v>2035</c:v>
+                </c:pt>
+                <c:pt idx="10">
+                  <c:v>2036</c:v>
+                </c:pt>
+                <c:pt idx="11">
+                  <c:v>2037</c:v>
+                </c:pt>
+                <c:pt idx="12">
+                  <c:v>2038</c:v>
+                </c:pt>
+                <c:pt idx="13">
+                  <c:v>2039</c:v>
+                </c:pt>
+                <c:pt idx="14">
+                  <c:v>2040</c:v>
+                </c:pt>
+                <c:pt idx="15">
+                  <c:v>2041</c:v>
+                </c:pt>
+                <c:pt idx="16">
+                  <c:v>2042</c:v>
+                </c:pt>
+                <c:pt idx="17">
+                  <c:v>2043</c:v>
+                </c:pt>
+                <c:pt idx="18">
+                  <c:v>2044</c:v>
+                </c:pt>
+                <c:pt idx="19">
+                  <c:v>2045</c:v>
+                </c:pt>
+                <c:pt idx="20">
+                  <c:v>2046</c:v>
+                </c:pt>
+                <c:pt idx="21">
+                  <c:v>2047</c:v>
+                </c:pt>
+                <c:pt idx="22">
+                  <c:v>2048</c:v>
+                </c:pt>
+                <c:pt idx="23">
+                  <c:v>2049</c:v>
+                </c:pt>
+                <c:pt idx="24">
+                  <c:v>2050</c:v>
+                </c:pt>
+                <c:pt idx="25">
+                  <c:v>2051</c:v>
+                </c:pt>
+                <c:pt idx="26">
+                  <c:v>2052</c:v>
+                </c:pt>
+                <c:pt idx="27">
+                  <c:v>2053</c:v>
+                </c:pt>
+                <c:pt idx="28">
+                  <c:v>2054</c:v>
+                </c:pt>
+                <c:pt idx="29">
+                  <c:v>2055</c:v>
+                </c:pt>
+                <c:pt idx="30">
+                  <c:v>2056</c:v>
+                </c:pt>
+                <c:pt idx="31">
+                  <c:v>2057</c:v>
+                </c:pt>
+                <c:pt idx="32">
+                  <c:v>2058</c:v>
+                </c:pt>
+                <c:pt idx="33">
+                  <c:v>2059</c:v>
+                </c:pt>
+                <c:pt idx="34">
+                  <c:v>2060</c:v>
+                </c:pt>
+                <c:pt idx="35">
+                  <c:v>2061</c:v>
+                </c:pt>
+                <c:pt idx="36">
+                  <c:v>2062</c:v>
+                </c:pt>
+                <c:pt idx="37">
+                  <c:v>2063</c:v>
+                </c:pt>
+                <c:pt idx="38">
+                  <c:v>2064</c:v>
+                </c:pt>
+                <c:pt idx="39">
+                  <c:v>2065</c:v>
+                </c:pt>
+                <c:pt idx="40">
+                  <c:v>2066</c:v>
+                </c:pt>
+                <c:pt idx="41">
+                  <c:v>2067</c:v>
+                </c:pt>
+                <c:pt idx="42">
+                  <c:v>2068</c:v>
+                </c:pt>
+                <c:pt idx="43">
+                  <c:v>2069</c:v>
+                </c:pt>
+                <c:pt idx="44">
+                  <c:v>2070</c:v>
+                </c:pt>
+                <c:pt idx="45">
+                  <c:v>2071</c:v>
+                </c:pt>
+                <c:pt idx="46">
+                  <c:v>2072</c:v>
+                </c:pt>
+                <c:pt idx="47">
+                  <c:v>2073</c:v>
+                </c:pt>
+                <c:pt idx="48">
+                  <c:v>2074</c:v>
+                </c:pt>
+                <c:pt idx="49">
+                  <c:v>2075</c:v>
+                </c:pt>
+                <c:pt idx="50">
+                  <c:v>2076</c:v>
+                </c:pt>
+                <c:pt idx="51">
+                  <c:v>2077</c:v>
+                </c:pt>
+                <c:pt idx="52">
+                  <c:v>2078</c:v>
+                </c:pt>
+                <c:pt idx="53">
+                  <c:v>2079</c:v>
+                </c:pt>
+                <c:pt idx="54">
+                  <c:v>2080</c:v>
+                </c:pt>
+                <c:pt idx="55">
+                  <c:v>2081</c:v>
+                </c:pt>
+                <c:pt idx="56">
+                  <c:v>2082</c:v>
+                </c:pt>
+                <c:pt idx="57">
+                  <c:v>2083</c:v>
+                </c:pt>
+                <c:pt idx="58">
+                  <c:v>2084</c:v>
+                </c:pt>
+                <c:pt idx="59">
+                  <c:v>2085</c:v>
+                </c:pt>
+                <c:pt idx="60">
+                  <c:v>2086</c:v>
+                </c:pt>
+                <c:pt idx="61">
+                  <c:v>2087</c:v>
+                </c:pt>
+                <c:pt idx="62">
+                  <c:v>2088</c:v>
+                </c:pt>
+                <c:pt idx="63">
+                  <c:v>2089</c:v>
+                </c:pt>
+                <c:pt idx="64">
+                  <c:v>2090</c:v>
+                </c:pt>
+                <c:pt idx="65">
+                  <c:v>2091</c:v>
+                </c:pt>
+                <c:pt idx="66">
+                  <c:v>2092</c:v>
+                </c:pt>
+                <c:pt idx="67">
+                  <c:v>2093</c:v>
+                </c:pt>
+                <c:pt idx="68">
+                  <c:v>2094</c:v>
+                </c:pt>
+                <c:pt idx="69">
+                  <c:v>2095</c:v>
+                </c:pt>
+                <c:pt idx="70">
+                  <c:v>2096</c:v>
+                </c:pt>
+                <c:pt idx="71">
+                  <c:v>2097</c:v>
+                </c:pt>
+                <c:pt idx="72">
+                  <c:v>2098</c:v>
+                </c:pt>
+                <c:pt idx="73">
+                  <c:v>2099</c:v>
+                </c:pt>
+                <c:pt idx="74">
+                  <c:v>2100</c:v>
+                </c:pt>
+              </c:numCache>
+            </c:numRef>
+          </c:cat>
+          <c:val>
+            <c:numRef>
+              <c:f>Hoja1!$B$2:$B$76</c:f>
+              <c:numCache>
+                <c:formatCode>General</c:formatCode>
+                <c:ptCount val="75"/>
+                <c:pt idx="0">
+                  <c:v>8200000000</c:v>
+                </c:pt>
+                <c:pt idx="1">
+                  <c:v>8282000000</c:v>
+                </c:pt>
+                <c:pt idx="2">
+                  <c:v>8364820000</c:v>
+                </c:pt>
+                <c:pt idx="3">
+                  <c:v>8448468200</c:v>
+                </c:pt>
+                <c:pt idx="4">
+                  <c:v>8532952882</c:v>
+                </c:pt>
+                <c:pt idx="5">
+                  <c:v>8618282410.8199997</c:v>
+                </c:pt>
+                <c:pt idx="6">
+                  <c:v>8704465234.9281998</c:v>
+                </c:pt>
+                <c:pt idx="7">
+                  <c:v>8791509887.2775002</c:v>
+                </c:pt>
+                <c:pt idx="8">
+                  <c:v>8879424986.1502991</c:v>
+                </c:pt>
+                <c:pt idx="9">
+                  <c:v>8968219236.0118008</c:v>
+                </c:pt>
+                <c:pt idx="10">
+                  <c:v>9057901428.3719006</c:v>
+                </c:pt>
+                <c:pt idx="11">
+                  <c:v>9148480442.6555996</c:v>
+                </c:pt>
+                <c:pt idx="12">
+                  <c:v>9239965247.0821991</c:v>
+                </c:pt>
+                <c:pt idx="13">
+                  <c:v>9332364899.5529995</c:v>
+                </c:pt>
+                <c:pt idx="14">
+                  <c:v>9425688548.5485001</c:v>
+                </c:pt>
+                <c:pt idx="15">
+                  <c:v>9519945434.0340004</c:v>
+                </c:pt>
+                <c:pt idx="16">
+                  <c:v>9615144888.3743</c:v>
+                </c:pt>
+                <c:pt idx="17">
+                  <c:v>9711296337.2581005</c:v>
+                </c:pt>
+                <c:pt idx="18">
+                  <c:v>9808409300.6306992</c:v>
+                </c:pt>
+                <c:pt idx="19">
+                  <c:v>9906493393.6369991</c:v>
+                </c:pt>
+                <c:pt idx="20">
+                  <c:v>10005558327.573299</c:v>
+                </c:pt>
+                <c:pt idx="21">
+                  <c:v>10015563885.9009</c:v>
+                </c:pt>
+                <c:pt idx="22">
+                  <c:v>10025579449.7868</c:v>
+                </c:pt>
+                <c:pt idx="23">
+                  <c:v>10035605029.236601</c:v>
+                </c:pt>
+                <c:pt idx="24">
+                  <c:v>10045640634.2658</c:v>
+                </c:pt>
+                <c:pt idx="25">
+                  <c:v>10055686274.900101</c:v>
+                </c:pt>
+                <c:pt idx="26">
+                  <c:v>10065741961.174999</c:v>
+                </c:pt>
+                <c:pt idx="27">
+                  <c:v>10075807703.1362</c:v>
+                </c:pt>
+                <c:pt idx="28">
+                  <c:v>10085883510.8393</c:v>
+                </c:pt>
+                <c:pt idx="29">
+                  <c:v>10095969394.3501</c:v>
+                </c:pt>
+                <c:pt idx="30">
+                  <c:v>10106065363.744499</c:v>
+                </c:pt>
+                <c:pt idx="31">
+                  <c:v>9903944056.4696007</c:v>
+                </c:pt>
+                <c:pt idx="32">
+                  <c:v>9705865175.3402004</c:v>
+                </c:pt>
+                <c:pt idx="33">
+                  <c:v>9511747871.8334007</c:v>
+                </c:pt>
+                <c:pt idx="34">
+                  <c:v>9321512914.3966999</c:v>
+                </c:pt>
+                <c:pt idx="35">
+                  <c:v>9135082656.1088009</c:v>
+                </c:pt>
+                <c:pt idx="36">
+                  <c:v>8952381002.9866009</c:v>
+                </c:pt>
+                <c:pt idx="37">
+                  <c:v>8773333382.9269009</c:v>
+                </c:pt>
+                <c:pt idx="38">
+                  <c:v>8597866715.2684002</c:v>
+                </c:pt>
+                <c:pt idx="39">
+                  <c:v>8425909380.9630003</c:v>
+                </c:pt>
+                <c:pt idx="40">
+                  <c:v>8257391193.3437004</c:v>
+                </c:pt>
+                <c:pt idx="41">
+                  <c:v>8092243369.4769001</c:v>
+                </c:pt>
+                <c:pt idx="42">
+                  <c:v>7930398502.0873003</c:v>
+                </c:pt>
+                <c:pt idx="43">
+                  <c:v>7771790532.0455999</c:v>
+                </c:pt>
+                <c:pt idx="44">
+                  <c:v>7616354721.4047003</c:v>
+                </c:pt>
+                <c:pt idx="45">
+                  <c:v>7464027626.9765997</c:v>
+                </c:pt>
+                <c:pt idx="46">
+                  <c:v>7314747074.4370003</c:v>
+                </c:pt>
+                <c:pt idx="47">
+                  <c:v>7168452132.9483004</c:v>
+                </c:pt>
+                <c:pt idx="48">
+                  <c:v>7025083090.2893</c:v>
+                </c:pt>
+                <c:pt idx="49">
+                  <c:v>6884581428.4834995</c:v>
+                </c:pt>
+                <c:pt idx="50">
+                  <c:v>6746889799.9139004</c:v>
+                </c:pt>
+                <c:pt idx="51">
+                  <c:v>6611952003.9155998</c:v>
+                </c:pt>
+                <c:pt idx="52">
+                  <c:v>6479712963.8373003</c:v>
+                </c:pt>
+                <c:pt idx="53">
+                  <c:v>6350118704.5605001</c:v>
+                </c:pt>
+                <c:pt idx="54">
+                  <c:v>6223116330.4693003</c:v>
+                </c:pt>
+                <c:pt idx="55">
+                  <c:v>6098654003.8599005</c:v>
+                </c:pt>
+                <c:pt idx="56">
+                  <c:v>5976680923.7826996</c:v>
+                </c:pt>
+                <c:pt idx="57">
+                  <c:v>5857147305.3071003</c:v>
+                </c:pt>
+                <c:pt idx="58">
+                  <c:v>5740004359.2009001</c:v>
+                </c:pt>
+                <c:pt idx="59">
+                  <c:v>5625204272.0169001</c:v>
+                </c:pt>
+                <c:pt idx="60">
+                  <c:v>5512700186.5766001</c:v>
+                </c:pt>
+                <c:pt idx="61">
+                  <c:v>5402446182.8451004</c:v>
+                </c:pt>
+                <c:pt idx="62">
+                  <c:v>5294397259.1882</c:v>
+                </c:pt>
+                <c:pt idx="63">
+                  <c:v>5188509314.0044003</c:v>
+                </c:pt>
+                <c:pt idx="64">
+                  <c:v>5084739127.7243004</c:v>
+                </c:pt>
+                <c:pt idx="65">
+                  <c:v>4983044345.1697998</c:v>
+                </c:pt>
+                <c:pt idx="66">
+                  <c:v>4883383458.2664003</c:v>
+                </c:pt>
+                <c:pt idx="67">
+                  <c:v>4785715789.1011</c:v>
+                </c:pt>
+                <c:pt idx="68">
+                  <c:v>4690001473.3191004</c:v>
+                </c:pt>
+                <c:pt idx="69">
+                  <c:v>4596201443.8527002</c:v>
+                </c:pt>
+                <c:pt idx="70">
+                  <c:v>4504277414.9756002</c:v>
+                </c:pt>
+                <c:pt idx="71">
+                  <c:v>4414191866.6760998</c:v>
+                </c:pt>
+                <c:pt idx="72">
+                  <c:v>4325908029.3425999</c:v>
+                </c:pt>
+                <c:pt idx="73">
+                  <c:v>4239389868.7557001</c:v>
+                </c:pt>
+                <c:pt idx="74">
+                  <c:v>4154602071.3806</c:v>
+                </c:pt>
+              </c:numCache>
+            </c:numRef>
+          </c:val>
+          <c:smooth val="0"/>
+          <c:extLst>
+            <c:ext xmlns:c16="http://schemas.microsoft.com/office/drawing/2014/chart" uri="{C3380CC4-5D6E-409C-BE32-E72D297353CC}">
+              <c16:uniqueId val="{00000000-FB4F-4FE2-9230-4F1ABD5D3A29}"/>
+            </c:ext>
+          </c:extLst>
+        </c:ser>
+        <c:ser>
+          <c:idx val="2"/>
+          <c:order val="1"/>
+          <c:tx>
+            <c:strRef>
+              <c:f>Hoja1!$C$1</c:f>
+              <c:strCache>
+                <c:ptCount val="1"/>
+                <c:pt idx="0">
+                  <c:v>Consumo por Persona</c:v>
+                </c:pt>
+              </c:strCache>
+            </c:strRef>
+          </c:tx>
+          <c:spPr>
+            <a:ln w="34925" cap="rnd">
+              <a:solidFill>
+                <a:schemeClr val="accent3"/>
+              </a:solidFill>
+              <a:round/>
+            </a:ln>
+            <a:effectLst>
+              <a:outerShdw blurRad="57150" dist="19050" dir="5400000" algn="ctr" rotWithShape="0">
+                <a:srgbClr val="000000">
+                  <a:alpha val="63000"/>
+                </a:srgbClr>
+              </a:outerShdw>
+            </a:effectLst>
+          </c:spPr>
+          <c:marker>
+            <c:symbol val="none"/>
+          </c:marker>
+          <c:cat>
+            <c:numRef>
+              <c:f>Hoja1!$A$2:$A$76</c:f>
+              <c:numCache>
+                <c:formatCode>General</c:formatCode>
+                <c:ptCount val="75"/>
+                <c:pt idx="0">
+                  <c:v>2026</c:v>
+                </c:pt>
+                <c:pt idx="1">
+                  <c:v>2027</c:v>
+                </c:pt>
+                <c:pt idx="2">
+                  <c:v>2028</c:v>
+                </c:pt>
+                <c:pt idx="3">
+                  <c:v>2029</c:v>
+                </c:pt>
+                <c:pt idx="4">
+                  <c:v>2030</c:v>
+                </c:pt>
+                <c:pt idx="5">
+                  <c:v>2031</c:v>
+                </c:pt>
+                <c:pt idx="6">
+                  <c:v>2032</c:v>
+                </c:pt>
+                <c:pt idx="7">
+                  <c:v>2033</c:v>
+                </c:pt>
+                <c:pt idx="8">
+                  <c:v>2034</c:v>
+                </c:pt>
+                <c:pt idx="9">
+                  <c:v>2035</c:v>
+                </c:pt>
+                <c:pt idx="10">
+                  <c:v>2036</c:v>
+                </c:pt>
+                <c:pt idx="11">
+                  <c:v>2037</c:v>
+                </c:pt>
+                <c:pt idx="12">
+                  <c:v>2038</c:v>
+                </c:pt>
+                <c:pt idx="13">
+                  <c:v>2039</c:v>
+                </c:pt>
+                <c:pt idx="14">
+                  <c:v>2040</c:v>
+                </c:pt>
+                <c:pt idx="15">
+                  <c:v>2041</c:v>
+                </c:pt>
+                <c:pt idx="16">
+                  <c:v>2042</c:v>
+                </c:pt>
+                <c:pt idx="17">
+                  <c:v>2043</c:v>
+                </c:pt>
+                <c:pt idx="18">
+                  <c:v>2044</c:v>
+                </c:pt>
+                <c:pt idx="19">
+                  <c:v>2045</c:v>
+                </c:pt>
+                <c:pt idx="20">
+                  <c:v>2046</c:v>
+                </c:pt>
+                <c:pt idx="21">
+                  <c:v>2047</c:v>
+                </c:pt>
+                <c:pt idx="22">
+                  <c:v>2048</c:v>
+                </c:pt>
+                <c:pt idx="23">
+                  <c:v>2049</c:v>
+                </c:pt>
+                <c:pt idx="24">
+                  <c:v>2050</c:v>
+                </c:pt>
+                <c:pt idx="25">
+                  <c:v>2051</c:v>
+                </c:pt>
+                <c:pt idx="26">
+                  <c:v>2052</c:v>
+                </c:pt>
+                <c:pt idx="27">
+                  <c:v>2053</c:v>
+                </c:pt>
+                <c:pt idx="28">
+                  <c:v>2054</c:v>
+                </c:pt>
+                <c:pt idx="29">
+                  <c:v>2055</c:v>
+                </c:pt>
+                <c:pt idx="30">
+                  <c:v>2056</c:v>
+                </c:pt>
+                <c:pt idx="31">
+                  <c:v>2057</c:v>
+                </c:pt>
+                <c:pt idx="32">
+                  <c:v>2058</c:v>
+                </c:pt>
+                <c:pt idx="33">
+                  <c:v>2059</c:v>
+                </c:pt>
+                <c:pt idx="34">
+                  <c:v>2060</c:v>
+                </c:pt>
+                <c:pt idx="35">
+                  <c:v>2061</c:v>
+                </c:pt>
+                <c:pt idx="36">
+                  <c:v>2062</c:v>
+                </c:pt>
+                <c:pt idx="37">
+                  <c:v>2063</c:v>
+                </c:pt>
+                <c:pt idx="38">
+                  <c:v>2064</c:v>
+                </c:pt>
+                <c:pt idx="39">
+                  <c:v>2065</c:v>
+                </c:pt>
+                <c:pt idx="40">
+                  <c:v>2066</c:v>
+                </c:pt>
+                <c:pt idx="41">
+                  <c:v>2067</c:v>
+                </c:pt>
+                <c:pt idx="42">
+                  <c:v>2068</c:v>
+                </c:pt>
+                <c:pt idx="43">
+                  <c:v>2069</c:v>
+                </c:pt>
+                <c:pt idx="44">
+                  <c:v>2070</c:v>
+                </c:pt>
+                <c:pt idx="45">
+                  <c:v>2071</c:v>
+                </c:pt>
+                <c:pt idx="46">
+                  <c:v>2072</c:v>
+                </c:pt>
+                <c:pt idx="47">
+                  <c:v>2073</c:v>
+                </c:pt>
+                <c:pt idx="48">
+                  <c:v>2074</c:v>
+                </c:pt>
+                <c:pt idx="49">
+                  <c:v>2075</c:v>
+                </c:pt>
+                <c:pt idx="50">
+                  <c:v>2076</c:v>
+                </c:pt>
+                <c:pt idx="51">
+                  <c:v>2077</c:v>
+                </c:pt>
+                <c:pt idx="52">
+                  <c:v>2078</c:v>
+                </c:pt>
+                <c:pt idx="53">
+                  <c:v>2079</c:v>
+                </c:pt>
+                <c:pt idx="54">
+                  <c:v>2080</c:v>
+                </c:pt>
+                <c:pt idx="55">
+                  <c:v>2081</c:v>
+                </c:pt>
+                <c:pt idx="56">
+                  <c:v>2082</c:v>
+                </c:pt>
+                <c:pt idx="57">
+                  <c:v>2083</c:v>
+                </c:pt>
+                <c:pt idx="58">
+                  <c:v>2084</c:v>
+                </c:pt>
+                <c:pt idx="59">
+                  <c:v>2085</c:v>
+                </c:pt>
+                <c:pt idx="60">
+                  <c:v>2086</c:v>
+                </c:pt>
+                <c:pt idx="61">
+                  <c:v>2087</c:v>
+                </c:pt>
+                <c:pt idx="62">
+                  <c:v>2088</c:v>
+                </c:pt>
+                <c:pt idx="63">
+                  <c:v>2089</c:v>
+                </c:pt>
+                <c:pt idx="64">
+                  <c:v>2090</c:v>
+                </c:pt>
+                <c:pt idx="65">
+                  <c:v>2091</c:v>
+                </c:pt>
+                <c:pt idx="66">
+                  <c:v>2092</c:v>
+                </c:pt>
+                <c:pt idx="67">
+                  <c:v>2093</c:v>
+                </c:pt>
+                <c:pt idx="68">
+                  <c:v>2094</c:v>
+                </c:pt>
+                <c:pt idx="69">
+                  <c:v>2095</c:v>
+                </c:pt>
+                <c:pt idx="70">
+                  <c:v>2096</c:v>
+                </c:pt>
+                <c:pt idx="71">
+                  <c:v>2097</c:v>
+                </c:pt>
+                <c:pt idx="72">
+                  <c:v>2098</c:v>
+                </c:pt>
+                <c:pt idx="73">
+                  <c:v>2099</c:v>
+                </c:pt>
+                <c:pt idx="74">
+                  <c:v>2100</c:v>
+                </c:pt>
+              </c:numCache>
+            </c:numRef>
+          </c:cat>
+          <c:val>
+            <c:numRef>
+              <c:f>Hoja1!$C$2:$C$76</c:f>
+              <c:numCache>
+                <c:formatCode>General</c:formatCode>
+                <c:ptCount val="75"/>
+                <c:pt idx="0">
+                  <c:v>0.5</c:v>
+                </c:pt>
+                <c:pt idx="1">
+                  <c:v>0.5</c:v>
+                </c:pt>
+                <c:pt idx="2">
+                  <c:v>0.5</c:v>
+                </c:pt>
+                <c:pt idx="3">
+                  <c:v>0.5</c:v>
+                </c:pt>
+                <c:pt idx="4">
+                  <c:v>0.5</c:v>
+                </c:pt>
+                <c:pt idx="5">
+                  <c:v>0.5</c:v>
+                </c:pt>
+                <c:pt idx="6">
+                  <c:v>0.5</c:v>
+                </c:pt>
+                <c:pt idx="7">
+                  <c:v>0.5</c:v>
+                </c:pt>
+                <c:pt idx="8">
+                  <c:v>0.5</c:v>
+                </c:pt>
+                <c:pt idx="9">
+                  <c:v>0.5</c:v>
+                </c:pt>
+                <c:pt idx="10">
+                  <c:v>0.5</c:v>
+                </c:pt>
+                <c:pt idx="11">
+                  <c:v>0.5</c:v>
+                </c:pt>
+                <c:pt idx="12">
+                  <c:v>0.5</c:v>
+                </c:pt>
+                <c:pt idx="13">
+                  <c:v>0.5</c:v>
+                </c:pt>
+                <c:pt idx="14">
+                  <c:v>0.5</c:v>
+                </c:pt>
+                <c:pt idx="15">
+                  <c:v>0.5</c:v>
+                </c:pt>
+                <c:pt idx="16">
+                  <c:v>0.5</c:v>
+                </c:pt>
+                <c:pt idx="17">
+                  <c:v>0.5</c:v>
+                </c:pt>
+                <c:pt idx="18">
+                  <c:v>0.5</c:v>
+                </c:pt>
+                <c:pt idx="19">
+                  <c:v>0.5</c:v>
+                </c:pt>
+                <c:pt idx="20">
+                  <c:v>0.5</c:v>
+                </c:pt>
+                <c:pt idx="21">
+                  <c:v>0.5</c:v>
+                </c:pt>
+                <c:pt idx="22">
+                  <c:v>0.5</c:v>
+                </c:pt>
+                <c:pt idx="23">
+                  <c:v>0.5</c:v>
+                </c:pt>
+                <c:pt idx="24">
+                  <c:v>0.5</c:v>
+                </c:pt>
+                <c:pt idx="25">
+                  <c:v>0.5</c:v>
+                </c:pt>
+                <c:pt idx="26">
+                  <c:v>0.5</c:v>
+                </c:pt>
+                <c:pt idx="27">
+                  <c:v>0.5</c:v>
+                </c:pt>
+                <c:pt idx="28">
+                  <c:v>0.5</c:v>
+                </c:pt>
+                <c:pt idx="29">
+                  <c:v>0.5</c:v>
+                </c:pt>
+                <c:pt idx="30">
+                  <c:v>0.5</c:v>
+                </c:pt>
+                <c:pt idx="31">
+                  <c:v>0.5</c:v>
+                </c:pt>
+                <c:pt idx="32">
+                  <c:v>0.5</c:v>
+                </c:pt>
+                <c:pt idx="33">
+                  <c:v>0.5</c:v>
+                </c:pt>
+                <c:pt idx="34">
+                  <c:v>0.5</c:v>
+                </c:pt>
+                <c:pt idx="35">
+                  <c:v>0.5</c:v>
+                </c:pt>
+                <c:pt idx="36">
+                  <c:v>0.5</c:v>
+                </c:pt>
+                <c:pt idx="37">
+                  <c:v>0.5</c:v>
+                </c:pt>
+                <c:pt idx="38">
+                  <c:v>0.5</c:v>
+                </c:pt>
+                <c:pt idx="39">
+                  <c:v>0.5</c:v>
+                </c:pt>
+                <c:pt idx="40">
+                  <c:v>0.5</c:v>
+                </c:pt>
+                <c:pt idx="41">
+                  <c:v>0.5</c:v>
+                </c:pt>
+                <c:pt idx="42">
+                  <c:v>0.5</c:v>
+                </c:pt>
+                <c:pt idx="43">
+                  <c:v>0.5</c:v>
+                </c:pt>
+                <c:pt idx="44">
+                  <c:v>0.5</c:v>
+                </c:pt>
+                <c:pt idx="45">
+                  <c:v>0.5</c:v>
+                </c:pt>
+                <c:pt idx="46">
+                  <c:v>0.5</c:v>
+                </c:pt>
+                <c:pt idx="47">
+                  <c:v>0.5</c:v>
+                </c:pt>
+                <c:pt idx="48">
+                  <c:v>0.5</c:v>
+                </c:pt>
+                <c:pt idx="49">
+                  <c:v>0.5</c:v>
+                </c:pt>
+                <c:pt idx="50">
+                  <c:v>0.5</c:v>
+                </c:pt>
+                <c:pt idx="51">
+                  <c:v>0.5</c:v>
+                </c:pt>
+                <c:pt idx="52">
+                  <c:v>0.5</c:v>
+                </c:pt>
+                <c:pt idx="53">
+                  <c:v>0.5</c:v>
+                </c:pt>
+                <c:pt idx="54">
+                  <c:v>0.5</c:v>
+                </c:pt>
+                <c:pt idx="55">
+                  <c:v>0.5</c:v>
+                </c:pt>
+                <c:pt idx="56">
+                  <c:v>0.5</c:v>
+                </c:pt>
+                <c:pt idx="57">
+                  <c:v>0.5</c:v>
+                </c:pt>
+                <c:pt idx="58">
+                  <c:v>0.5</c:v>
+                </c:pt>
+                <c:pt idx="59">
+                  <c:v>0.5</c:v>
+                </c:pt>
+                <c:pt idx="60">
+                  <c:v>0.5</c:v>
+                </c:pt>
+                <c:pt idx="61">
+                  <c:v>0.5</c:v>
+                </c:pt>
+                <c:pt idx="62">
+                  <c:v>0.5</c:v>
+                </c:pt>
+                <c:pt idx="63">
+                  <c:v>0.5</c:v>
+                </c:pt>
+                <c:pt idx="64">
+                  <c:v>0.5</c:v>
+                </c:pt>
+                <c:pt idx="65">
+                  <c:v>0.5</c:v>
+                </c:pt>
+                <c:pt idx="66">
+                  <c:v>0.5</c:v>
+                </c:pt>
+                <c:pt idx="67">
+                  <c:v>0.5</c:v>
+                </c:pt>
+                <c:pt idx="68">
+                  <c:v>0.5</c:v>
+                </c:pt>
+                <c:pt idx="69">
+                  <c:v>0.5</c:v>
+                </c:pt>
+                <c:pt idx="70">
+                  <c:v>0.5</c:v>
+                </c:pt>
+                <c:pt idx="71">
+                  <c:v>0.5</c:v>
+                </c:pt>
+                <c:pt idx="72">
+                  <c:v>0.5</c:v>
+                </c:pt>
+                <c:pt idx="73">
+                  <c:v>0.5</c:v>
+                </c:pt>
+                <c:pt idx="74">
+                  <c:v>0.5</c:v>
+                </c:pt>
+              </c:numCache>
+            </c:numRef>
+          </c:val>
+          <c:smooth val="0"/>
+          <c:extLst>
+            <c:ext xmlns:c16="http://schemas.microsoft.com/office/drawing/2014/chart" uri="{C3380CC4-5D6E-409C-BE32-E72D297353CC}">
+              <c16:uniqueId val="{00000001-FB4F-4FE2-9230-4F1ABD5D3A29}"/>
+            </c:ext>
+          </c:extLst>
+        </c:ser>
+        <c:dLbls>
+          <c:showLegendKey val="0"/>
+          <c:showVal val="0"/>
+          <c:showCatName val="0"/>
+          <c:showSerName val="0"/>
+          <c:showPercent val="0"/>
+          <c:showBubbleSize val="0"/>
+        </c:dLbls>
+        <c:smooth val="0"/>
+        <c:axId val="693163008"/>
+        <c:axId val="706842224"/>
+      </c:lineChart>
+      <c:catAx>
+        <c:axId val="693163008"/>
+        <c:scaling>
+          <c:orientation val="minMax"/>
+        </c:scaling>
+        <c:delete val="0"/>
+        <c:axPos val="b"/>
+        <c:numFmt formatCode="General" sourceLinked="1"/>
+        <c:majorTickMark val="none"/>
+        <c:minorTickMark val="none"/>
+        <c:tickLblPos val="nextTo"/>
+        <c:spPr>
+          <a:noFill/>
+          <a:ln w="9525" cap="flat" cmpd="sng" algn="ctr">
+            <a:solidFill>
+              <a:schemeClr val="lt1">
+                <a:lumMod val="95000"/>
+                <a:alpha val="10000"/>
+              </a:schemeClr>
+            </a:solidFill>
+            <a:round/>
+          </a:ln>
+          <a:effectLst/>
+        </c:spPr>
+        <c:txPr>
+          <a:bodyPr rot="-60000000" spcFirstLastPara="1" vertOverflow="ellipsis" vert="horz" wrap="square" anchor="ctr" anchorCtr="1"/>
+          <a:lstStyle/>
+          <a:p>
+            <a:pPr>
+              <a:defRPr sz="900" b="0" i="0" u="none" strike="noStrike" kern="1200" baseline="0">
+                <a:solidFill>
+                  <a:schemeClr val="lt1">
+                    <a:lumMod val="85000"/>
+                  </a:schemeClr>
+                </a:solidFill>
+                <a:latin typeface="+mn-lt"/>
+                <a:ea typeface="+mn-ea"/>
+                <a:cs typeface="+mn-cs"/>
+              </a:defRPr>
+            </a:pPr>
+            <a:endParaRPr lang="es-MX"/>
+          </a:p>
+        </c:txPr>
+        <c:crossAx val="706842224"/>
+        <c:crosses val="autoZero"/>
+        <c:auto val="1"/>
+        <c:lblAlgn val="ctr"/>
+        <c:lblOffset val="100"/>
+        <c:noMultiLvlLbl val="0"/>
+      </c:catAx>
+      <c:valAx>
+        <c:axId val="706842224"/>
+        <c:scaling>
+          <c:orientation val="minMax"/>
+        </c:scaling>
+        <c:delete val="0"/>
+        <c:axPos val="l"/>
+        <c:majorGridlines>
+          <c:spPr>
+            <a:ln w="9525" cap="flat" cmpd="sng" algn="ctr">
+              <a:solidFill>
+                <a:schemeClr val="lt1">
+                  <a:lumMod val="95000"/>
+                  <a:alpha val="10000"/>
+                </a:schemeClr>
+              </a:solidFill>
+              <a:round/>
+            </a:ln>
+            <a:effectLst/>
+          </c:spPr>
+        </c:majorGridlines>
+        <c:numFmt formatCode="General" sourceLinked="1"/>
+        <c:majorTickMark val="none"/>
+        <c:minorTickMark val="none"/>
+        <c:tickLblPos val="nextTo"/>
+        <c:spPr>
+          <a:noFill/>
+          <a:ln>
+            <a:noFill/>
+          </a:ln>
+          <a:effectLst/>
+        </c:spPr>
+        <c:txPr>
+          <a:bodyPr rot="-60000000" spcFirstLastPara="1" vertOverflow="ellipsis" vert="horz" wrap="square" anchor="ctr" anchorCtr="1"/>
+          <a:lstStyle/>
+          <a:p>
+            <a:pPr>
+              <a:defRPr sz="900" b="0" i="0" u="none" strike="noStrike" kern="1200" baseline="0">
+                <a:solidFill>
+                  <a:schemeClr val="lt1">
+                    <a:lumMod val="85000"/>
+                  </a:schemeClr>
+                </a:solidFill>
+                <a:latin typeface="+mn-lt"/>
+                <a:ea typeface="+mn-ea"/>
+                <a:cs typeface="+mn-cs"/>
+              </a:defRPr>
+            </a:pPr>
+            <a:endParaRPr lang="es-MX"/>
+          </a:p>
+        </c:txPr>
+        <c:crossAx val="693163008"/>
+        <c:crosses val="autoZero"/>
+        <c:crossBetween val="between"/>
+      </c:valAx>
+      <c:spPr>
+        <a:noFill/>
+        <a:ln>
+          <a:noFill/>
+        </a:ln>
+        <a:effectLst/>
+      </c:spPr>
+    </c:plotArea>
+    <c:legend>
+      <c:legendPos val="b"/>
+      <c:overlay val="0"/>
+      <c:spPr>
+        <a:noFill/>
+        <a:ln>
+          <a:noFill/>
+        </a:ln>
+        <a:effectLst/>
+      </c:spPr>
+      <c:txPr>
+        <a:bodyPr rot="0" spcFirstLastPara="1" vertOverflow="ellipsis" vert="horz" wrap="square" anchor="ctr" anchorCtr="1"/>
+        <a:lstStyle/>
+        <a:p>
+          <a:pPr>
+            <a:defRPr sz="900" b="0" i="0" u="none" strike="noStrike" kern="1200" baseline="0">
+              <a:solidFill>
+                <a:schemeClr val="lt1">
+                  <a:lumMod val="85000"/>
+                </a:schemeClr>
+              </a:solidFill>
+              <a:latin typeface="+mn-lt"/>
+              <a:ea typeface="+mn-ea"/>
+              <a:cs typeface="+mn-cs"/>
+            </a:defRPr>
+          </a:pPr>
+          <a:endParaRPr lang="es-MX"/>
+        </a:p>
+      </c:txPr>
+    </c:legend>
+    <c:plotVisOnly val="1"/>
+    <c:dispBlanksAs val="gap"/>
+    <c:showDLblsOverMax val="0"/>
+    <c:extLst>
+      <c:ext xmlns:c16r3="http://schemas.microsoft.com/office/drawing/2017/03/chart" uri="{56B9EC1D-385E-4148-901F-78D8002777C0}">
+        <c16r3:dataDisplayOptions16>
+          <c16r3:dispNaAsBlank val="1"/>
+        </c16r3:dataDisplayOptions16>
+      </c:ext>
+    </c:extLst>
+  </c:chart>
+  <c:spPr>
+    <a:gradFill flip="none" rotWithShape="1">
+      <a:gsLst>
+        <a:gs pos="0">
+          <a:schemeClr val="dk1">
+            <a:lumMod val="65000"/>
+            <a:lumOff val="35000"/>
+          </a:schemeClr>
+        </a:gs>
+        <a:gs pos="100000">
+          <a:schemeClr val="dk1">
+            <a:lumMod val="85000"/>
+            <a:lumOff val="15000"/>
+          </a:schemeClr>
+        </a:gs>
+      </a:gsLst>
+      <a:path path="circle">
+        <a:fillToRect l="50000" t="50000" r="50000" b="50000"/>
+      </a:path>
+      <a:tileRect/>
+    </a:gradFill>
+    <a:ln>
+      <a:noFill/>
+    </a:ln>
+    <a:effectLst/>
+  </c:spPr>
+  <c:txPr>
+    <a:bodyPr/>
+    <a:lstStyle/>
+    <a:p>
+      <a:pPr>
+        <a:defRPr/>
+      </a:pPr>
+      <a:endParaRPr lang="es-MX"/>
+    </a:p>
+  </c:txPr>
+  <c:externalData r:id="rId3">
+    <c:autoUpdate val="0"/>
+  </c:externalData>
+</c:chartSpace>
+</file>
+
+<file path=word/charts/colors1.xml><?xml version="1.0" encoding="utf-8"?>
+<cs:colorStyle xmlns:cs="http://schemas.microsoft.com/office/drawing/2012/chartStyle" xmlns:a="http://schemas.openxmlformats.org/drawingml/2006/main" meth="cycle" id="10">
+  <a:schemeClr val="accent1"/>
+  <a:schemeClr val="accent2"/>
+  <a:schemeClr val="accent3"/>
+  <a:schemeClr val="accent4"/>
+  <a:schemeClr val="accent5"/>
+  <a:schemeClr val="accent6"/>
+  <cs:variation/>
+  <cs:variation>
+    <a:lumMod val="60000"/>
+  </cs:variation>
+  <cs:variation>
+    <a:lumMod val="80000"/>
+    <a:lumOff val="20000"/>
+  </cs:variation>
+  <cs:variation>
+    <a:lumMod val="80000"/>
+  </cs:variation>
+  <cs:variation>
+    <a:lumMod val="60000"/>
+    <a:lumOff val="40000"/>
+  </cs:variation>
+  <cs:variation>
+    <a:lumMod val="50000"/>
+  </cs:variation>
+  <cs:variation>
+    <a:lumMod val="70000"/>
+    <a:lumOff val="30000"/>
+  </cs:variation>
+  <cs:variation>
+    <a:lumMod val="70000"/>
+  </cs:variation>
+  <cs:variation>
+    <a:lumMod val="50000"/>
+    <a:lumOff val="50000"/>
+  </cs:variation>
+</cs:colorStyle>
+</file>
+
+<file path=word/charts/colors2.xml><?xml version="1.0" encoding="utf-8"?>
+<cs:colorStyle xmlns:cs="http://schemas.microsoft.com/office/drawing/2012/chartStyle" xmlns:a="http://schemas.openxmlformats.org/drawingml/2006/main" meth="cycle" id="10">
+  <a:schemeClr val="accent1"/>
+  <a:schemeClr val="accent2"/>
+  <a:schemeClr val="accent3"/>
+  <a:schemeClr val="accent4"/>
+  <a:schemeClr val="accent5"/>
+  <a:schemeClr val="accent6"/>
+  <cs:variation/>
+  <cs:variation>
+    <a:lumMod val="60000"/>
+  </cs:variation>
+  <cs:variation>
+    <a:lumMod val="80000"/>
+    <a:lumOff val="20000"/>
+  </cs:variation>
+  <cs:variation>
+    <a:lumMod val="80000"/>
+  </cs:variation>
+  <cs:variation>
+    <a:lumMod val="60000"/>
+    <a:lumOff val="40000"/>
+  </cs:variation>
+  <cs:variation>
+    <a:lumMod val="50000"/>
+  </cs:variation>
+  <cs:variation>
+    <a:lumMod val="70000"/>
+    <a:lumOff val="30000"/>
+  </cs:variation>
+  <cs:variation>
+    <a:lumMod val="70000"/>
+  </cs:variation>
+  <cs:variation>
+    <a:lumMod val="50000"/>
+    <a:lumOff val="50000"/>
+  </cs:variation>
+</cs:colorStyle>
+</file>
+
+<file path=word/charts/style1.xml><?xml version="1.0" encoding="utf-8"?>
+<cs:chartStyle xmlns:cs="http://schemas.microsoft.com/office/drawing/2012/chartStyle" xmlns:a="http://schemas.openxmlformats.org/drawingml/2006/main" id="233">
+  <cs:axisTitle>
+    <cs:lnRef idx="0"/>
+    <cs:fillRef idx="0"/>
+    <cs:effectRef idx="0"/>
+    <cs:fontRef idx="minor">
+      <a:schemeClr val="lt1">
+        <a:lumMod val="85000"/>
+      </a:schemeClr>
+    </cs:fontRef>
+    <cs:defRPr sz="900" b="1" kern="1200" cap="all"/>
+  </cs:axisTitle>
+  <cs:categoryAxis>
+    <cs:lnRef idx="0"/>
+    <cs:fillRef idx="0"/>
+    <cs:effectRef idx="0"/>
+    <cs:fontRef idx="minor">
+      <a:schemeClr val="lt1">
+        <a:lumMod val="85000"/>
+      </a:schemeClr>
+    </cs:fontRef>
+    <cs:spPr>
+      <a:ln w="9525" cap="flat" cmpd="sng" algn="ctr">
+        <a:solidFill>
+          <a:schemeClr val="lt1">
+            <a:lumMod val="95000"/>
+            <a:alpha val="10000"/>
+          </a:schemeClr>
+        </a:solidFill>
+        <a:round/>
+      </a:ln>
+    </cs:spPr>
+    <cs:defRPr sz="900" kern="1200"/>
+  </cs:categoryAxis>
+  <cs:chartArea>
+    <cs:lnRef idx="0"/>
+    <cs:fillRef idx="0"/>
+    <cs:effectRef idx="0"/>
+    <cs:fontRef idx="minor">
+      <a:schemeClr val="dk1"/>
+    </cs:fontRef>
+    <cs:spPr>
+      <a:gradFill flip="none" rotWithShape="1">
+        <a:gsLst>
+          <a:gs pos="0">
+            <a:schemeClr val="dk1">
+              <a:lumMod val="65000"/>
+              <a:lumOff val="35000"/>
+            </a:schemeClr>
+          </a:gs>
+          <a:gs pos="100000">
+            <a:schemeClr val="dk1">
+              <a:lumMod val="85000"/>
+              <a:lumOff val="15000"/>
+            </a:schemeClr>
+          </a:gs>
+        </a:gsLst>
+        <a:path path="circle">
+          <a:fillToRect l="50000" t="50000" r="50000" b="50000"/>
+        </a:path>
+        <a:tileRect/>
+      </a:gradFill>
+    </cs:spPr>
+    <cs:defRPr sz="1000" kern="1200"/>
+  </cs:chartArea>
+  <cs:dataLabel>
+    <cs:lnRef idx="0"/>
+    <cs:fillRef idx="0"/>
+    <cs:effectRef idx="0"/>
+    <cs:fontRef idx="minor">
+      <a:schemeClr val="lt1">
+        <a:lumMod val="85000"/>
+      </a:schemeClr>
+    </cs:fontRef>
+    <cs:defRPr sz="900" kern="1200"/>
+  </cs:dataLabel>
+  <cs:dataLabelCallout>
+    <cs:lnRef idx="0"/>
+    <cs:fillRef idx="0"/>
+    <cs:effectRef idx="0"/>
+    <cs:fontRef idx="minor">
+      <a:schemeClr val="dk1">
+        <a:lumMod val="65000"/>
+        <a:lumOff val="35000"/>
+      </a:schemeClr>
+    </cs:fontRef>
+    <cs:spPr>
+      <a:solidFill>
+        <a:schemeClr val="lt1"/>
+      </a:solidFill>
+    </cs:spPr>
+    <cs:defRPr sz="900" kern="1200"/>
+    <cs:bodyPr rot="0" spcFirstLastPara="1" vertOverflow="clip" horzOverflow="clip" vert="horz" wrap="square" lIns="36576" tIns="18288" rIns="36576" bIns="18288" anchor="ctr" anchorCtr="1">
+      <a:spAutoFit/>
+    </cs:bodyPr>
+  </cs:dataLabelCallout>
+  <cs:dataPoint>
+    <cs:lnRef idx="0"/>
+    <cs:fillRef idx="3">
+      <cs:styleClr val="auto"/>
+    </cs:fillRef>
+    <cs:effectRef idx="3"/>
+    <cs:fontRef idx="minor">
+      <a:schemeClr val="tx1"/>
+    </cs:fontRef>
+  </cs:dataPoint>
+  <cs:dataPoint3D>
+    <cs:lnRef idx="0"/>
+    <cs:fillRef idx="3">
+      <cs:styleClr val="auto"/>
+    </cs:fillRef>
+    <cs:effectRef idx="3"/>
+    <cs:fontRef idx="minor">
+      <a:schemeClr val="tx1"/>
+    </cs:fontRef>
+  </cs:dataPoint3D>
+  <cs:dataPointLine>
+    <cs:lnRef idx="0">
+      <cs:styleClr val="auto"/>
+    </cs:lnRef>
+    <cs:fillRef idx="3"/>
+    <cs:effectRef idx="3"/>
+    <cs:fontRef idx="minor">
+      <a:schemeClr val="tx1"/>
+    </cs:fontRef>
+    <cs:spPr>
+      <a:ln w="34925" cap="rnd">
+        <a:solidFill>
+          <a:schemeClr val="phClr"/>
+        </a:solidFill>
+        <a:round/>
+      </a:ln>
+    </cs:spPr>
+  </cs:dataPointLine>
+  <cs:dataPointMarker>
+    <cs:lnRef idx="0">
+      <cs:styleClr val="auto"/>
+    </cs:lnRef>
+    <cs:fillRef idx="3">
+      <cs:styleClr val="auto"/>
+    </cs:fillRef>
+    <cs:effectRef idx="3"/>
+    <cs:fontRef idx="minor">
+      <a:schemeClr val="tx1"/>
+    </cs:fontRef>
+    <cs:spPr>
+      <a:ln w="9525">
+        <a:solidFill>
+          <a:schemeClr val="phClr"/>
+        </a:solidFill>
+        <a:round/>
+      </a:ln>
+    </cs:spPr>
+  </cs:dataPointMarker>
+  <cs:dataPointMarkerLayout symbol="circle" size="6"/>
+  <cs:dataPointWireframe>
+    <cs:lnRef idx="0">
+      <cs:styleClr val="auto"/>
+    </cs:lnRef>
+    <cs:fillRef idx="3"/>
+    <cs:effectRef idx="3"/>
+    <cs:fontRef idx="minor">
+      <a:schemeClr val="tx1"/>
+    </cs:fontRef>
+    <cs:spPr>
+      <a:ln w="9525" cap="rnd">
+        <a:solidFill>
+          <a:schemeClr val="phClr"/>
+        </a:solidFill>
+        <a:round/>
+      </a:ln>
+    </cs:spPr>
+  </cs:dataPointWireframe>
+  <cs:dataTable>
+    <cs:lnRef idx="0"/>
+    <cs:fillRef idx="0"/>
+    <cs:effectRef idx="0"/>
+    <cs:fontRef idx="minor">
+      <a:schemeClr val="lt1">
+        <a:lumMod val="85000"/>
+      </a:schemeClr>
+    </cs:fontRef>
+    <cs:spPr>
+      <a:ln w="9525">
+        <a:solidFill>
+          <a:schemeClr val="lt1">
+            <a:lumMod val="95000"/>
+            <a:alpha val="54000"/>
+          </a:schemeClr>
+        </a:solidFill>
+      </a:ln>
+    </cs:spPr>
+    <cs:defRPr sz="900" kern="1200"/>
+  </cs:dataTable>
+  <cs:downBar>
+    <cs:lnRef idx="0"/>
+    <cs:fillRef idx="0"/>
+    <cs:effectRef idx="0"/>
+    <cs:fontRef idx="minor">
+      <a:schemeClr val="tx1"/>
+    </cs:fontRef>
+    <cs:spPr>
+      <a:solidFill>
+        <a:schemeClr val="dk1">
+          <a:lumMod val="75000"/>
+          <a:lumOff val="25000"/>
+        </a:schemeClr>
+      </a:solidFill>
+      <a:ln w="9525">
+        <a:solidFill>
+          <a:schemeClr val="lt1">
+            <a:lumMod val="95000"/>
+            <a:alpha val="54000"/>
+          </a:schemeClr>
+        </a:solidFill>
+      </a:ln>
+    </cs:spPr>
+  </cs:downBar>
+  <cs:dropLine>
+    <cs:lnRef idx="0"/>
+    <cs:fillRef idx="0"/>
+    <cs:effectRef idx="0"/>
+    <cs:fontRef idx="minor">
+      <a:schemeClr val="tx1"/>
+    </cs:fontRef>
+    <cs:spPr>
+      <a:ln w="9525">
+        <a:solidFill>
+          <a:schemeClr val="lt1">
+            <a:lumMod val="95000"/>
+            <a:alpha val="54000"/>
+          </a:schemeClr>
+        </a:solidFill>
+        <a:prstDash val="dash"/>
+      </a:ln>
+    </cs:spPr>
+  </cs:dropLine>
+  <cs:errorBar>
+    <cs:lnRef idx="0"/>
+    <cs:fillRef idx="0"/>
+    <cs:effectRef idx="0"/>
+    <cs:fontRef idx="minor">
+      <a:schemeClr val="tx1"/>
+    </cs:fontRef>
+    <cs:spPr>
+      <a:ln w="9525" cap="flat" cmpd="sng" algn="ctr">
+        <a:solidFill>
+          <a:schemeClr val="lt1">
+            <a:lumMod val="95000"/>
+          </a:schemeClr>
+        </a:solidFill>
+        <a:round/>
+      </a:ln>
+    </cs:spPr>
+  </cs:errorBar>
+  <cs:floor>
+    <cs:lnRef idx="0"/>
+    <cs:fillRef idx="0"/>
+    <cs:effectRef idx="0"/>
+    <cs:fontRef idx="minor">
+      <a:schemeClr val="tx1"/>
+    </cs:fontRef>
+  </cs:floor>
+  <cs:gridlineMajor>
+    <cs:lnRef idx="0"/>
+    <cs:fillRef idx="0"/>
+    <cs:effectRef idx="0"/>
+    <cs:fontRef idx="minor">
+      <a:schemeClr val="tx1"/>
+    </cs:fontRef>
+    <cs:spPr>
+      <a:ln w="9525" cap="flat" cmpd="sng" algn="ctr">
+        <a:solidFill>
+          <a:schemeClr val="lt1">
+            <a:lumMod val="95000"/>
+            <a:alpha val="10000"/>
+          </a:schemeClr>
+        </a:solidFill>
+        <a:round/>
+      </a:ln>
+    </cs:spPr>
+  </cs:gridlineMajor>
+  <cs:gridlineMinor>
+    <cs:lnRef idx="0"/>
+    <cs:fillRef idx="0"/>
+    <cs:effectRef idx="0"/>
+    <cs:fontRef idx="minor">
+      <a:schemeClr val="tx1"/>
+    </cs:fontRef>
+    <cs:spPr>
+      <a:ln>
+        <a:solidFill>
+          <a:schemeClr val="lt1">
+            <a:lumMod val="95000"/>
+            <a:alpha val="5000"/>
+          </a:schemeClr>
+        </a:solidFill>
+      </a:ln>
+    </cs:spPr>
+  </cs:gridlineMinor>
+  <cs:hiLoLine>
+    <cs:lnRef idx="0"/>
+    <cs:fillRef idx="0"/>
+    <cs:effectRef idx="0"/>
+    <cs:fontRef idx="minor">
+      <a:schemeClr val="tx1"/>
+    </cs:fontRef>
+    <cs:spPr>
+      <a:ln w="9525">
+        <a:solidFill>
+          <a:schemeClr val="lt1">
+            <a:lumMod val="95000"/>
+            <a:alpha val="54000"/>
+          </a:schemeClr>
+        </a:solidFill>
+        <a:prstDash val="dash"/>
+      </a:ln>
+    </cs:spPr>
+  </cs:hiLoLine>
+  <cs:leaderLine>
+    <cs:lnRef idx="0"/>
+    <cs:fillRef idx="0"/>
+    <cs:effectRef idx="0"/>
+    <cs:fontRef idx="minor">
+      <a:schemeClr val="tx1"/>
+    </cs:fontRef>
+    <cs:spPr>
+      <a:ln w="9525">
+        <a:solidFill>
+          <a:schemeClr val="lt1">
+            <a:lumMod val="95000"/>
+            <a:alpha val="54000"/>
+          </a:schemeClr>
+        </a:solidFill>
+      </a:ln>
+    </cs:spPr>
+  </cs:leaderLine>
+  <cs:legend>
+    <cs:lnRef idx="0"/>
+    <cs:fillRef idx="0"/>
+    <cs:effectRef idx="0"/>
+    <cs:fontRef idx="minor">
+      <a:schemeClr val="lt1">
+        <a:lumMod val="85000"/>
+      </a:schemeClr>
+    </cs:fontRef>
+    <cs:defRPr sz="900" kern="1200"/>
+  </cs:legend>
+  <cs:plotArea>
+    <cs:lnRef idx="0"/>
+    <cs:fillRef idx="0"/>
+    <cs:effectRef idx="0"/>
+    <cs:fontRef idx="minor">
+      <a:schemeClr val="tx1"/>
+    </cs:fontRef>
+  </cs:plotArea>
+  <cs:plotArea3D>
+    <cs:lnRef idx="0"/>
+    <cs:fillRef idx="0"/>
+    <cs:effectRef idx="0"/>
+    <cs:fontRef idx="minor">
+      <a:schemeClr val="tx1"/>
+    </cs:fontRef>
+  </cs:plotArea3D>
+  <cs:seriesAxis>
+    <cs:lnRef idx="0"/>
+    <cs:fillRef idx="0"/>
+    <cs:effectRef idx="0"/>
+    <cs:fontRef idx="minor">
+      <a:schemeClr val="lt1">
+        <a:lumMod val="85000"/>
+      </a:schemeClr>
+    </cs:fontRef>
+    <cs:spPr>
+      <a:ln w="12700" cap="flat" cmpd="sng" algn="ctr">
+        <a:solidFill>
+          <a:schemeClr val="lt1">
+            <a:lumMod val="95000"/>
+            <a:alpha val="54000"/>
+          </a:schemeClr>
+        </a:solidFill>
+        <a:round/>
+      </a:ln>
+    </cs:spPr>
+    <cs:defRPr sz="900" kern="1200"/>
+  </cs:seriesAxis>
+  <cs:seriesLine>
+    <cs:lnRef idx="0"/>
+    <cs:fillRef idx="0"/>
+    <cs:effectRef idx="0"/>
+    <cs:fontRef idx="minor">
+      <a:schemeClr val="lt1"/>
+    </cs:fontRef>
+    <cs:spPr>
+      <a:ln w="9525" cap="flat" cmpd="sng" algn="ctr">
+        <a:solidFill>
+          <a:schemeClr val="lt1">
+            <a:lumMod val="95000"/>
+            <a:alpha val="54000"/>
+          </a:schemeClr>
+        </a:solidFill>
+        <a:round/>
+      </a:ln>
+    </cs:spPr>
+  </cs:seriesLine>
+  <cs:title>
+    <cs:lnRef idx="0"/>
+    <cs:fillRef idx="0"/>
+    <cs:effectRef idx="0"/>
+    <cs:fontRef idx="minor">
+      <a:schemeClr val="lt1">
+        <a:lumMod val="95000"/>
+      </a:schemeClr>
+    </cs:fontRef>
+    <cs:defRPr sz="1600" b="1" kern="1200" spc="100" baseline="0">
+      <a:effectLst>
+        <a:outerShdw blurRad="50800" dist="38100" dir="5400000" algn="t" rotWithShape="0">
+          <a:prstClr val="black">
+            <a:alpha val="40000"/>
+          </a:prstClr>
+        </a:outerShdw>
+      </a:effectLst>
+    </cs:defRPr>
+  </cs:title>
+  <cs:trendline>
+    <cs:lnRef idx="0">
+      <cs:styleClr val="auto"/>
+    </cs:lnRef>
+    <cs:fillRef idx="0"/>
+    <cs:effectRef idx="0"/>
+    <cs:fontRef idx="minor">
+      <a:schemeClr val="tx1"/>
+    </cs:fontRef>
+    <cs:spPr>
+      <a:ln w="19050" cap="rnd">
+        <a:solidFill>
+          <a:schemeClr val="phClr"/>
+        </a:solidFill>
+      </a:ln>
+    </cs:spPr>
+  </cs:trendline>
+  <cs:trendlineLabel>
+    <cs:lnRef idx="0"/>
+    <cs:fillRef idx="0"/>
+    <cs:effectRef idx="0"/>
+    <cs:fontRef idx="minor">
+      <a:schemeClr val="lt1">
+        <a:lumMod val="85000"/>
+      </a:schemeClr>
+    </cs:fontRef>
+    <cs:defRPr sz="900" kern="1200"/>
+  </cs:trendlineLabel>
+  <cs:upBar>
+    <cs:lnRef idx="0"/>
+    <cs:fillRef idx="0"/>
+    <cs:effectRef idx="0"/>
+    <cs:fontRef idx="minor">
+      <a:schemeClr val="tx1"/>
+    </cs:fontRef>
+    <cs:spPr>
+      <a:solidFill>
+        <a:schemeClr val="lt1"/>
+      </a:solidFill>
+      <a:ln w="9525">
+        <a:solidFill>
+          <a:schemeClr val="lt1">
+            <a:lumMod val="95000"/>
+            <a:alpha val="54000"/>
+          </a:schemeClr>
+        </a:solidFill>
+      </a:ln>
+    </cs:spPr>
+  </cs:upBar>
+  <cs:valueAxis>
+    <cs:lnRef idx="0"/>
+    <cs:fillRef idx="0"/>
+    <cs:effectRef idx="0"/>
+    <cs:fontRef idx="minor">
+      <a:schemeClr val="lt1">
+        <a:lumMod val="85000"/>
+      </a:schemeClr>
+    </cs:fontRef>
+    <cs:defRPr sz="900" kern="1200"/>
+  </cs:valueAxis>
+  <cs:wall>
+    <cs:lnRef idx="0"/>
+    <cs:fillRef idx="0"/>
+    <cs:effectRef idx="0"/>
+    <cs:fontRef idx="minor">
+      <a:schemeClr val="tx1"/>
+    </cs:fontRef>
+  </cs:wall>
+</cs:chartStyle>
+</file>
+
+<file path=word/charts/style2.xml><?xml version="1.0" encoding="utf-8"?>
+<cs:chartStyle xmlns:cs="http://schemas.microsoft.com/office/drawing/2012/chartStyle" xmlns:a="http://schemas.openxmlformats.org/drawingml/2006/main" id="233">
+  <cs:axisTitle>
+    <cs:lnRef idx="0"/>
+    <cs:fillRef idx="0"/>
+    <cs:effectRef idx="0"/>
+    <cs:fontRef idx="minor">
+      <a:schemeClr val="lt1">
+        <a:lumMod val="85000"/>
+      </a:schemeClr>
+    </cs:fontRef>
+    <cs:defRPr sz="900" b="1" kern="1200" cap="all"/>
+  </cs:axisTitle>
+  <cs:categoryAxis>
+    <cs:lnRef idx="0"/>
+    <cs:fillRef idx="0"/>
+    <cs:effectRef idx="0"/>
+    <cs:fontRef idx="minor">
+      <a:schemeClr val="lt1">
+        <a:lumMod val="85000"/>
+      </a:schemeClr>
+    </cs:fontRef>
+    <cs:spPr>
+      <a:ln w="9525" cap="flat" cmpd="sng" algn="ctr">
+        <a:solidFill>
+          <a:schemeClr val="lt1">
+            <a:lumMod val="95000"/>
+            <a:alpha val="10000"/>
+          </a:schemeClr>
+        </a:solidFill>
+        <a:round/>
+      </a:ln>
+    </cs:spPr>
+    <cs:defRPr sz="900" kern="1200"/>
+  </cs:categoryAxis>
+  <cs:chartArea>
+    <cs:lnRef idx="0"/>
+    <cs:fillRef idx="0"/>
+    <cs:effectRef idx="0"/>
+    <cs:fontRef idx="minor">
+      <a:schemeClr val="dk1"/>
+    </cs:fontRef>
+    <cs:spPr>
+      <a:gradFill flip="none" rotWithShape="1">
+        <a:gsLst>
+          <a:gs pos="0">
+            <a:schemeClr val="dk1">
+              <a:lumMod val="65000"/>
+              <a:lumOff val="35000"/>
+            </a:schemeClr>
+          </a:gs>
+          <a:gs pos="100000">
+            <a:schemeClr val="dk1">
+              <a:lumMod val="85000"/>
+              <a:lumOff val="15000"/>
+            </a:schemeClr>
+          </a:gs>
+        </a:gsLst>
+        <a:path path="circle">
+          <a:fillToRect l="50000" t="50000" r="50000" b="50000"/>
+        </a:path>
+        <a:tileRect/>
+      </a:gradFill>
+    </cs:spPr>
+    <cs:defRPr sz="1000" kern="1200"/>
+  </cs:chartArea>
+  <cs:dataLabel>
+    <cs:lnRef idx="0"/>
+    <cs:fillRef idx="0"/>
+    <cs:effectRef idx="0"/>
+    <cs:fontRef idx="minor">
+      <a:schemeClr val="lt1">
+        <a:lumMod val="85000"/>
+      </a:schemeClr>
+    </cs:fontRef>
+    <cs:defRPr sz="900" kern="1200"/>
+  </cs:dataLabel>
+  <cs:dataLabelCallout>
+    <cs:lnRef idx="0"/>
+    <cs:fillRef idx="0"/>
+    <cs:effectRef idx="0"/>
+    <cs:fontRef idx="minor">
+      <a:schemeClr val="dk1">
+        <a:lumMod val="65000"/>
+        <a:lumOff val="35000"/>
+      </a:schemeClr>
+    </cs:fontRef>
+    <cs:spPr>
+      <a:solidFill>
+        <a:schemeClr val="lt1"/>
+      </a:solidFill>
+    </cs:spPr>
+    <cs:defRPr sz="900" kern="1200"/>
+    <cs:bodyPr rot="0" spcFirstLastPara="1" vertOverflow="clip" horzOverflow="clip" vert="horz" wrap="square" lIns="36576" tIns="18288" rIns="36576" bIns="18288" anchor="ctr" anchorCtr="1">
+      <a:spAutoFit/>
+    </cs:bodyPr>
+  </cs:dataLabelCallout>
+  <cs:dataPoint>
+    <cs:lnRef idx="0"/>
+    <cs:fillRef idx="3">
+      <cs:styleClr val="auto"/>
+    </cs:fillRef>
+    <cs:effectRef idx="3"/>
+    <cs:fontRef idx="minor">
+      <a:schemeClr val="tx1"/>
+    </cs:fontRef>
+  </cs:dataPoint>
+  <cs:dataPoint3D>
+    <cs:lnRef idx="0"/>
+    <cs:fillRef idx="3">
+      <cs:styleClr val="auto"/>
+    </cs:fillRef>
+    <cs:effectRef idx="3"/>
+    <cs:fontRef idx="minor">
+      <a:schemeClr val="tx1"/>
+    </cs:fontRef>
+  </cs:dataPoint3D>
+  <cs:dataPointLine>
+    <cs:lnRef idx="0">
+      <cs:styleClr val="auto"/>
+    </cs:lnRef>
+    <cs:fillRef idx="3"/>
+    <cs:effectRef idx="3"/>
+    <cs:fontRef idx="minor">
+      <a:schemeClr val="tx1"/>
+    </cs:fontRef>
+    <cs:spPr>
+      <a:ln w="34925" cap="rnd">
+        <a:solidFill>
+          <a:schemeClr val="phClr"/>
+        </a:solidFill>
+        <a:round/>
+      </a:ln>
+    </cs:spPr>
+  </cs:dataPointLine>
+  <cs:dataPointMarker>
+    <cs:lnRef idx="0">
+      <cs:styleClr val="auto"/>
+    </cs:lnRef>
+    <cs:fillRef idx="3">
+      <cs:styleClr val="auto"/>
+    </cs:fillRef>
+    <cs:effectRef idx="3"/>
+    <cs:fontRef idx="minor">
+      <a:schemeClr val="tx1"/>
+    </cs:fontRef>
+    <cs:spPr>
+      <a:ln w="9525">
+        <a:solidFill>
+          <a:schemeClr val="phClr"/>
+        </a:solidFill>
+        <a:round/>
+      </a:ln>
+    </cs:spPr>
+  </cs:dataPointMarker>
+  <cs:dataPointMarkerLayout symbol="circle" size="6"/>
+  <cs:dataPointWireframe>
+    <cs:lnRef idx="0">
+      <cs:styleClr val="auto"/>
+    </cs:lnRef>
+    <cs:fillRef idx="3"/>
+    <cs:effectRef idx="3"/>
+    <cs:fontRef idx="minor">
+      <a:schemeClr val="tx1"/>
+    </cs:fontRef>
+    <cs:spPr>
+      <a:ln w="9525" cap="rnd">
+        <a:solidFill>
+          <a:schemeClr val="phClr"/>
+        </a:solidFill>
+        <a:round/>
+      </a:ln>
+    </cs:spPr>
+  </cs:dataPointWireframe>
+  <cs:dataTable>
+    <cs:lnRef idx="0"/>
+    <cs:fillRef idx="0"/>
+    <cs:effectRef idx="0"/>
+    <cs:fontRef idx="minor">
+      <a:schemeClr val="lt1">
+        <a:lumMod val="85000"/>
+      </a:schemeClr>
+    </cs:fontRef>
+    <cs:spPr>
+      <a:ln w="9525">
+        <a:solidFill>
+          <a:schemeClr val="lt1">
+            <a:lumMod val="95000"/>
+            <a:alpha val="54000"/>
+          </a:schemeClr>
+        </a:solidFill>
+      </a:ln>
+    </cs:spPr>
+    <cs:defRPr sz="900" kern="1200"/>
+  </cs:dataTable>
+  <cs:downBar>
+    <cs:lnRef idx="0"/>
+    <cs:fillRef idx="0"/>
+    <cs:effectRef idx="0"/>
+    <cs:fontRef idx="minor">
+      <a:schemeClr val="tx1"/>
+    </cs:fontRef>
+    <cs:spPr>
+      <a:solidFill>
+        <a:schemeClr val="dk1">
+          <a:lumMod val="75000"/>
+          <a:lumOff val="25000"/>
+        </a:schemeClr>
+      </a:solidFill>
+      <a:ln w="9525">
+        <a:solidFill>
+          <a:schemeClr val="lt1">
+            <a:lumMod val="95000"/>
+            <a:alpha val="54000"/>
+          </a:schemeClr>
+        </a:solidFill>
+      </a:ln>
+    </cs:spPr>
+  </cs:downBar>
+  <cs:dropLine>
+    <cs:lnRef idx="0"/>
+    <cs:fillRef idx="0"/>
+    <cs:effectRef idx="0"/>
+    <cs:fontRef idx="minor">
+      <a:schemeClr val="tx1"/>
+    </cs:fontRef>
+    <cs:spPr>
+      <a:ln w="9525">
+        <a:solidFill>
+          <a:schemeClr val="lt1">
+            <a:lumMod val="95000"/>
+            <a:alpha val="54000"/>
+          </a:schemeClr>
+        </a:solidFill>
+        <a:prstDash val="dash"/>
+      </a:ln>
+    </cs:spPr>
+  </cs:dropLine>
+  <cs:errorBar>
+    <cs:lnRef idx="0"/>
+    <cs:fillRef idx="0"/>
+    <cs:effectRef idx="0"/>
+    <cs:fontRef idx="minor">
+      <a:schemeClr val="tx1"/>
+    </cs:fontRef>
+    <cs:spPr>
+      <a:ln w="9525" cap="flat" cmpd="sng" algn="ctr">
+        <a:solidFill>
+          <a:schemeClr val="lt1">
+            <a:lumMod val="95000"/>
+          </a:schemeClr>
+        </a:solidFill>
+        <a:round/>
+      </a:ln>
+    </cs:spPr>
+  </cs:errorBar>
+  <cs:floor>
+    <cs:lnRef idx="0"/>
+    <cs:fillRef idx="0"/>
+    <cs:effectRef idx="0"/>
+    <cs:fontRef idx="minor">
+      <a:schemeClr val="tx1"/>
+    </cs:fontRef>
+  </cs:floor>
+  <cs:gridlineMajor>
+    <cs:lnRef idx="0"/>
+    <cs:fillRef idx="0"/>
+    <cs:effectRef idx="0"/>
+    <cs:fontRef idx="minor">
+      <a:schemeClr val="tx1"/>
+    </cs:fontRef>
+    <cs:spPr>
+      <a:ln w="9525" cap="flat" cmpd="sng" algn="ctr">
+        <a:solidFill>
+          <a:schemeClr val="lt1">
+            <a:lumMod val="95000"/>
+            <a:alpha val="10000"/>
+          </a:schemeClr>
+        </a:solidFill>
+        <a:round/>
+      </a:ln>
+    </cs:spPr>
+  </cs:gridlineMajor>
+  <cs:gridlineMinor>
+    <cs:lnRef idx="0"/>
+    <cs:fillRef idx="0"/>
+    <cs:effectRef idx="0"/>
+    <cs:fontRef idx="minor">
+      <a:schemeClr val="tx1"/>
+    </cs:fontRef>
+    <cs:spPr>
+      <a:ln>
+        <a:solidFill>
+          <a:schemeClr val="lt1">
+            <a:lumMod val="95000"/>
+            <a:alpha val="5000"/>
+          </a:schemeClr>
+        </a:solidFill>
+      </a:ln>
+    </cs:spPr>
+  </cs:gridlineMinor>
+  <cs:hiLoLine>
+    <cs:lnRef idx="0"/>
+    <cs:fillRef idx="0"/>
+    <cs:effectRef idx="0"/>
+    <cs:fontRef idx="minor">
+      <a:schemeClr val="tx1"/>
+    </cs:fontRef>
+    <cs:spPr>
+      <a:ln w="9525">
+        <a:solidFill>
+          <a:schemeClr val="lt1">
+            <a:lumMod val="95000"/>
+            <a:alpha val="54000"/>
+          </a:schemeClr>
+        </a:solidFill>
+        <a:prstDash val="dash"/>
+      </a:ln>
+    </cs:spPr>
+  </cs:hiLoLine>
+  <cs:leaderLine>
+    <cs:lnRef idx="0"/>
+    <cs:fillRef idx="0"/>
+    <cs:effectRef idx="0"/>
+    <cs:fontRef idx="minor">
+      <a:schemeClr val="tx1"/>
+    </cs:fontRef>
+    <cs:spPr>
+      <a:ln w="9525">
+        <a:solidFill>
+          <a:schemeClr val="lt1">
+            <a:lumMod val="95000"/>
+            <a:alpha val="54000"/>
+          </a:schemeClr>
+        </a:solidFill>
+      </a:ln>
+    </cs:spPr>
+  </cs:leaderLine>
+  <cs:legend>
+    <cs:lnRef idx="0"/>
+    <cs:fillRef idx="0"/>
+    <cs:effectRef idx="0"/>
+    <cs:fontRef idx="minor">
+      <a:schemeClr val="lt1">
+        <a:lumMod val="85000"/>
+      </a:schemeClr>
+    </cs:fontRef>
+    <cs:defRPr sz="900" kern="1200"/>
+  </cs:legend>
+  <cs:plotArea>
+    <cs:lnRef idx="0"/>
+    <cs:fillRef idx="0"/>
+    <cs:effectRef idx="0"/>
+    <cs:fontRef idx="minor">
+      <a:schemeClr val="tx1"/>
+    </cs:fontRef>
+  </cs:plotArea>
+  <cs:plotArea3D>
+    <cs:lnRef idx="0"/>
+    <cs:fillRef idx="0"/>
+    <cs:effectRef idx="0"/>
+    <cs:fontRef idx="minor">
+      <a:schemeClr val="tx1"/>
+    </cs:fontRef>
+  </cs:plotArea3D>
+  <cs:seriesAxis>
+    <cs:lnRef idx="0"/>
+    <cs:fillRef idx="0"/>
+    <cs:effectRef idx="0"/>
+    <cs:fontRef idx="minor">
+      <a:schemeClr val="lt1">
+        <a:lumMod val="85000"/>
+      </a:schemeClr>
+    </cs:fontRef>
+    <cs:spPr>
+      <a:ln w="12700" cap="flat" cmpd="sng" algn="ctr">
+        <a:solidFill>
+          <a:schemeClr val="lt1">
+            <a:lumMod val="95000"/>
+            <a:alpha val="54000"/>
+          </a:schemeClr>
+        </a:solidFill>
+        <a:round/>
+      </a:ln>
+    </cs:spPr>
+    <cs:defRPr sz="900" kern="1200"/>
+  </cs:seriesAxis>
+  <cs:seriesLine>
+    <cs:lnRef idx="0"/>
+    <cs:fillRef idx="0"/>
+    <cs:effectRef idx="0"/>
+    <cs:fontRef idx="minor">
+      <a:schemeClr val="lt1"/>
+    </cs:fontRef>
+    <cs:spPr>
+      <a:ln w="9525" cap="flat" cmpd="sng" algn="ctr">
+        <a:solidFill>
+          <a:schemeClr val="lt1">
+            <a:lumMod val="95000"/>
+            <a:alpha val="54000"/>
+          </a:schemeClr>
+        </a:solidFill>
+        <a:round/>
+      </a:ln>
+    </cs:spPr>
+  </cs:seriesLine>
+  <cs:title>
+    <cs:lnRef idx="0"/>
+    <cs:fillRef idx="0"/>
+    <cs:effectRef idx="0"/>
+    <cs:fontRef idx="minor">
+      <a:schemeClr val="lt1">
+        <a:lumMod val="95000"/>
+      </a:schemeClr>
+    </cs:fontRef>
+    <cs:defRPr sz="1600" b="1" kern="1200" spc="100" baseline="0">
+      <a:effectLst>
+        <a:outerShdw blurRad="50800" dist="38100" dir="5400000" algn="t" rotWithShape="0">
+          <a:prstClr val="black">
+            <a:alpha val="40000"/>
+          </a:prstClr>
+        </a:outerShdw>
+      </a:effectLst>
+    </cs:defRPr>
+  </cs:title>
+  <cs:trendline>
+    <cs:lnRef idx="0">
+      <cs:styleClr val="auto"/>
+    </cs:lnRef>
+    <cs:fillRef idx="0"/>
+    <cs:effectRef idx="0"/>
+    <cs:fontRef idx="minor">
+      <a:schemeClr val="tx1"/>
+    </cs:fontRef>
+    <cs:spPr>
+      <a:ln w="19050" cap="rnd">
+        <a:solidFill>
+          <a:schemeClr val="phClr"/>
+        </a:solidFill>
+      </a:ln>
+    </cs:spPr>
+  </cs:trendline>
+  <cs:trendlineLabel>
+    <cs:lnRef idx="0"/>
+    <cs:fillRef idx="0"/>
+    <cs:effectRef idx="0"/>
+    <cs:fontRef idx="minor">
+      <a:schemeClr val="lt1">
+        <a:lumMod val="85000"/>
+      </a:schemeClr>
+    </cs:fontRef>
+    <cs:defRPr sz="900" kern="1200"/>
+  </cs:trendlineLabel>
+  <cs:upBar>
+    <cs:lnRef idx="0"/>
+    <cs:fillRef idx="0"/>
+    <cs:effectRef idx="0"/>
+    <cs:fontRef idx="minor">
+      <a:schemeClr val="tx1"/>
+    </cs:fontRef>
+    <cs:spPr>
+      <a:solidFill>
+        <a:schemeClr val="lt1"/>
+      </a:solidFill>
+      <a:ln w="9525">
+        <a:solidFill>
+          <a:schemeClr val="lt1">
+            <a:lumMod val="95000"/>
+            <a:alpha val="54000"/>
+          </a:schemeClr>
+        </a:solidFill>
+      </a:ln>
+    </cs:spPr>
+  </cs:upBar>
+  <cs:valueAxis>
+    <cs:lnRef idx="0"/>
+    <cs:fillRef idx="0"/>
+    <cs:effectRef idx="0"/>
+    <cs:fontRef idx="minor">
+      <a:schemeClr val="lt1">
+        <a:lumMod val="85000"/>
+      </a:schemeClr>
+    </cs:fontRef>
+    <cs:defRPr sz="900" kern="1200"/>
+  </cs:valueAxis>
+  <cs:wall>
+    <cs:lnRef idx="0"/>
+    <cs:fillRef idx="0"/>
+    <cs:effectRef idx="0"/>
+    <cs:fontRef idx="minor">
+      <a:schemeClr val="tx1"/>
+    </cs:fontRef>
+  </cs:wall>
+</cs:chartStyle>
 </file>
 
 <file path=word/theme/theme1.xml><?xml version="1.0" encoding="utf-8"?>
